--- a/projects/fpga-systems/Genesys2/dma-ip/stream/docs/STREAM_FPGA_System_v1.4.docx
+++ b/projects/fpga-systems/Genesys2/dma-ip/stream/docs/STREAM_FPGA_System_v1.4.docx
@@ -160,7 +160,7 @@
             </w:rPr>
             <w:fldChar w:fldCharType="separate"/>
           </w:r>
-          <w:hyperlink w:anchor="__RefHeading___Toc9380_1281860797">
+          <w:hyperlink w:anchor="__RefHeading___Toc9394_3629903998">
             <w:r>
               <w:rPr>
                 <w:webHidden/>
@@ -181,7 +181,7 @@
             </w:tabs>
             <w:rPr/>
           </w:pPr>
-          <w:hyperlink w:anchor="__RefHeading___Toc9382_1281860797">
+          <w:hyperlink w:anchor="__RefHeading___Toc9396_3629903998">
             <w:r>
               <w:rPr>
                 <w:webHidden/>
@@ -202,7 +202,7 @@
             </w:tabs>
             <w:rPr/>
           </w:pPr>
-          <w:hyperlink w:anchor="__RefHeading___Toc9384_1281860797">
+          <w:hyperlink w:anchor="__RefHeading___Toc9398_3629903998">
             <w:r>
               <w:rPr>
                 <w:webHidden/>
@@ -223,7 +223,7 @@
             </w:tabs>
             <w:rPr/>
           </w:pPr>
-          <w:hyperlink w:anchor="__RefHeading___Toc9386_1281860797">
+          <w:hyperlink w:anchor="__RefHeading___Toc9400_3629903998">
             <w:r>
               <w:rPr>
                 <w:webHidden/>
@@ -244,7 +244,7 @@
             </w:tabs>
             <w:rPr/>
           </w:pPr>
-          <w:hyperlink w:anchor="__RefHeading___Toc9388_1281860797">
+          <w:hyperlink w:anchor="__RefHeading___Toc9402_3629903998">
             <w:r>
               <w:rPr>
                 <w:webHidden/>
@@ -265,7 +265,7 @@
             </w:tabs>
             <w:rPr/>
           </w:pPr>
-          <w:hyperlink w:anchor="__RefHeading___Toc9390_1281860797">
+          <w:hyperlink w:anchor="__RefHeading___Toc9404_3629903998">
             <w:r>
               <w:rPr>
                 <w:webHidden/>
@@ -286,7 +286,7 @@
             </w:tabs>
             <w:rPr/>
           </w:pPr>
-          <w:hyperlink w:anchor="__RefHeading___Toc9392_1281860797">
+          <w:hyperlink w:anchor="__RefHeading___Toc9406_3629903998">
             <w:r>
               <w:rPr>
                 <w:webHidden/>
@@ -307,7 +307,7 @@
             </w:tabs>
             <w:rPr/>
           </w:pPr>
-          <w:hyperlink w:anchor="__RefHeading___Toc9394_1281860797">
+          <w:hyperlink w:anchor="__RefHeading___Toc9408_3629903998">
             <w:r>
               <w:rPr>
                 <w:webHidden/>
@@ -328,7 +328,7 @@
             </w:tabs>
             <w:rPr/>
           </w:pPr>
-          <w:hyperlink w:anchor="__RefHeading___Toc9396_1281860797">
+          <w:hyperlink w:anchor="__RefHeading___Toc9410_3629903998">
             <w:r>
               <w:rPr>
                 <w:webHidden/>
@@ -349,7 +349,7 @@
             </w:tabs>
             <w:rPr/>
           </w:pPr>
-          <w:hyperlink w:anchor="__RefHeading___Toc9398_1281860797">
+          <w:hyperlink w:anchor="__RefHeading___Toc9412_3629903998">
             <w:r>
               <w:rPr>
                 <w:webHidden/>
@@ -370,7 +370,7 @@
             </w:tabs>
             <w:rPr/>
           </w:pPr>
-          <w:hyperlink w:anchor="__RefHeading___Toc9400_1281860797">
+          <w:hyperlink w:anchor="__RefHeading___Toc9414_3629903998">
             <w:r>
               <w:rPr>
                 <w:webHidden/>
@@ -391,7 +391,7 @@
             </w:tabs>
             <w:rPr/>
           </w:pPr>
-          <w:hyperlink w:anchor="__RefHeading___Toc9402_1281860797">
+          <w:hyperlink w:anchor="__RefHeading___Toc9416_3629903998">
             <w:r>
               <w:rPr>
                 <w:webHidden/>
@@ -412,7 +412,7 @@
             </w:tabs>
             <w:rPr/>
           </w:pPr>
-          <w:hyperlink w:anchor="__RefHeading___Toc9404_1281860797">
+          <w:hyperlink w:anchor="__RefHeading___Toc9418_3629903998">
             <w:r>
               <w:rPr>
                 <w:webHidden/>
@@ -433,7 +433,7 @@
             </w:tabs>
             <w:rPr/>
           </w:pPr>
-          <w:hyperlink w:anchor="__RefHeading___Toc9406_1281860797">
+          <w:hyperlink w:anchor="__RefHeading___Toc9420_3629903998">
             <w:r>
               <w:rPr>
                 <w:webHidden/>
@@ -454,7 +454,7 @@
             </w:tabs>
             <w:rPr/>
           </w:pPr>
-          <w:hyperlink w:anchor="__RefHeading___Toc9408_1281860797">
+          <w:hyperlink w:anchor="__RefHeading___Toc9422_3629903998">
             <w:r>
               <w:rPr>
                 <w:webHidden/>
@@ -475,7 +475,7 @@
             </w:tabs>
             <w:rPr/>
           </w:pPr>
-          <w:hyperlink w:anchor="__RefHeading___Toc9410_1281860797">
+          <w:hyperlink w:anchor="__RefHeading___Toc9424_3629903998">
             <w:r>
               <w:rPr>
                 <w:webHidden/>
@@ -496,7 +496,7 @@
             </w:tabs>
             <w:rPr/>
           </w:pPr>
-          <w:hyperlink w:anchor="__RefHeading___Toc9412_1281860797">
+          <w:hyperlink w:anchor="__RefHeading___Toc9426_3629903998">
             <w:r>
               <w:rPr>
                 <w:webHidden/>
@@ -517,7 +517,7 @@
             </w:tabs>
             <w:rPr/>
           </w:pPr>
-          <w:hyperlink w:anchor="__RefHeading___Toc9414_1281860797">
+          <w:hyperlink w:anchor="__RefHeading___Toc9428_3629903998">
             <w:r>
               <w:rPr>
                 <w:webHidden/>
@@ -538,7 +538,7 @@
             </w:tabs>
             <w:rPr/>
           </w:pPr>
-          <w:hyperlink w:anchor="__RefHeading___Toc9416_1281860797">
+          <w:hyperlink w:anchor="__RefHeading___Toc9430_3629903998">
             <w:r>
               <w:rPr>
                 <w:webHidden/>
@@ -559,7 +559,7 @@
             </w:tabs>
             <w:rPr/>
           </w:pPr>
-          <w:hyperlink w:anchor="__RefHeading___Toc9418_1281860797">
+          <w:hyperlink w:anchor="__RefHeading___Toc9432_3629903998">
             <w:r>
               <w:rPr>
                 <w:webHidden/>
@@ -580,7 +580,7 @@
             </w:tabs>
             <w:rPr/>
           </w:pPr>
-          <w:hyperlink w:anchor="__RefHeading___Toc9420_1281860797">
+          <w:hyperlink w:anchor="__RefHeading___Toc9434_3629903998">
             <w:r>
               <w:rPr>
                 <w:webHidden/>
@@ -601,7 +601,7 @@
             </w:tabs>
             <w:rPr/>
           </w:pPr>
-          <w:hyperlink w:anchor="__RefHeading___Toc9422_1281860797">
+          <w:hyperlink w:anchor="__RefHeading___Toc9436_3629903998">
             <w:r>
               <w:rPr>
                 <w:webHidden/>
@@ -622,7 +622,7 @@
             </w:tabs>
             <w:rPr/>
           </w:pPr>
-          <w:hyperlink w:anchor="__RefHeading___Toc9424_1281860797">
+          <w:hyperlink w:anchor="__RefHeading___Toc9438_3629903998">
             <w:r>
               <w:rPr>
                 <w:webHidden/>
@@ -643,7 +643,7 @@
             </w:tabs>
             <w:rPr/>
           </w:pPr>
-          <w:hyperlink w:anchor="__RefHeading___Toc9426_1281860797">
+          <w:hyperlink w:anchor="__RefHeading___Toc9440_3629903998">
             <w:r>
               <w:rPr>
                 <w:webHidden/>
@@ -664,7 +664,7 @@
             </w:tabs>
             <w:rPr/>
           </w:pPr>
-          <w:hyperlink w:anchor="__RefHeading___Toc9428_1281860797">
+          <w:hyperlink w:anchor="__RefHeading___Toc9442_3629903998">
             <w:r>
               <w:rPr>
                 <w:webHidden/>
@@ -685,7 +685,7 @@
             </w:tabs>
             <w:rPr/>
           </w:pPr>
-          <w:hyperlink w:anchor="__RefHeading___Toc9430_1281860797">
+          <w:hyperlink w:anchor="__RefHeading___Toc9444_3629903998">
             <w:r>
               <w:rPr>
                 <w:webHidden/>
@@ -706,7 +706,7 @@
             </w:tabs>
             <w:rPr/>
           </w:pPr>
-          <w:hyperlink w:anchor="__RefHeading___Toc9432_1281860797">
+          <w:hyperlink w:anchor="__RefHeading___Toc9446_3629903998">
             <w:r>
               <w:rPr>
                 <w:webHidden/>
@@ -727,7 +727,7 @@
             </w:tabs>
             <w:rPr/>
           </w:pPr>
-          <w:hyperlink w:anchor="__RefHeading___Toc9434_1281860797">
+          <w:hyperlink w:anchor="__RefHeading___Toc9448_3629903998">
             <w:r>
               <w:rPr>
                 <w:webHidden/>
@@ -748,7 +748,7 @@
             </w:tabs>
             <w:rPr/>
           </w:pPr>
-          <w:hyperlink w:anchor="__RefHeading___Toc9436_1281860797">
+          <w:hyperlink w:anchor="__RefHeading___Toc9450_3629903998">
             <w:r>
               <w:rPr>
                 <w:webHidden/>
@@ -769,7 +769,7 @@
             </w:tabs>
             <w:rPr/>
           </w:pPr>
-          <w:hyperlink w:anchor="__RefHeading___Toc9438_1281860797">
+          <w:hyperlink w:anchor="__RefHeading___Toc9452_3629903998">
             <w:r>
               <w:rPr>
                 <w:webHidden/>
@@ -790,7 +790,7 @@
             </w:tabs>
             <w:rPr/>
           </w:pPr>
-          <w:hyperlink w:anchor="__RefHeading___Toc9440_1281860797">
+          <w:hyperlink w:anchor="__RefHeading___Toc9454_3629903998">
             <w:r>
               <w:rPr>
                 <w:webHidden/>
@@ -811,7 +811,7 @@
             </w:tabs>
             <w:rPr/>
           </w:pPr>
-          <w:hyperlink w:anchor="__RefHeading___Toc9442_1281860797">
+          <w:hyperlink w:anchor="__RefHeading___Toc9456_3629903998">
             <w:r>
               <w:rPr>
                 <w:webHidden/>
@@ -832,7 +832,7 @@
             </w:tabs>
             <w:rPr/>
           </w:pPr>
-          <w:hyperlink w:anchor="__RefHeading___Toc9444_1281860797">
+          <w:hyperlink w:anchor="__RefHeading___Toc9458_3629903998">
             <w:r>
               <w:rPr>
                 <w:webHidden/>
@@ -853,7 +853,7 @@
             </w:tabs>
             <w:rPr/>
           </w:pPr>
-          <w:hyperlink w:anchor="__RefHeading___Toc9446_1281860797">
+          <w:hyperlink w:anchor="__RefHeading___Toc9460_3629903998">
             <w:r>
               <w:rPr>
                 <w:webHidden/>
@@ -874,7 +874,7 @@
             </w:tabs>
             <w:rPr/>
           </w:pPr>
-          <w:hyperlink w:anchor="__RefHeading___Toc9448_1281860797">
+          <w:hyperlink w:anchor="__RefHeading___Toc9462_3629903998">
             <w:r>
               <w:rPr>
                 <w:webHidden/>
@@ -895,7 +895,7 @@
             </w:tabs>
             <w:rPr/>
           </w:pPr>
-          <w:hyperlink w:anchor="__RefHeading___Toc9450_1281860797">
+          <w:hyperlink w:anchor="__RefHeading___Toc9464_3629903998">
             <w:r>
               <w:rPr>
                 <w:webHidden/>
@@ -916,7 +916,7 @@
             </w:tabs>
             <w:rPr/>
           </w:pPr>
-          <w:hyperlink w:anchor="__RefHeading___Toc9452_1281860797">
+          <w:hyperlink w:anchor="__RefHeading___Toc9466_3629903998">
             <w:r>
               <w:rPr>
                 <w:webHidden/>
@@ -937,7 +937,7 @@
             </w:tabs>
             <w:rPr/>
           </w:pPr>
-          <w:hyperlink w:anchor="__RefHeading___Toc9454_1281860797">
+          <w:hyperlink w:anchor="__RefHeading___Toc9468_3629903998">
             <w:r>
               <w:rPr>
                 <w:webHidden/>
@@ -958,7 +958,7 @@
             </w:tabs>
             <w:rPr/>
           </w:pPr>
-          <w:hyperlink w:anchor="__RefHeading___Toc9456_1281860797">
+          <w:hyperlink w:anchor="__RefHeading___Toc9470_3629903998">
             <w:r>
               <w:rPr>
                 <w:webHidden/>
@@ -979,7 +979,7 @@
             </w:tabs>
             <w:rPr/>
           </w:pPr>
-          <w:hyperlink w:anchor="__RefHeading___Toc9458_1281860797">
+          <w:hyperlink w:anchor="__RefHeading___Toc9472_3629903998">
             <w:r>
               <w:rPr>
                 <w:webHidden/>
@@ -1000,7 +1000,7 @@
             </w:tabs>
             <w:rPr/>
           </w:pPr>
-          <w:hyperlink w:anchor="__RefHeading___Toc9460_1281860797">
+          <w:hyperlink w:anchor="__RefHeading___Toc9474_3629903998">
             <w:r>
               <w:rPr>
                 <w:webHidden/>
@@ -1021,7 +1021,7 @@
             </w:tabs>
             <w:rPr/>
           </w:pPr>
-          <w:hyperlink w:anchor="__RefHeading___Toc9462_1281860797">
+          <w:hyperlink w:anchor="__RefHeading___Toc9476_3629903998">
             <w:r>
               <w:rPr>
                 <w:webHidden/>
@@ -1042,7 +1042,7 @@
             </w:tabs>
             <w:rPr/>
           </w:pPr>
-          <w:hyperlink w:anchor="__RefHeading___Toc9464_1281860797">
+          <w:hyperlink w:anchor="__RefHeading___Toc9478_3629903998">
             <w:r>
               <w:rPr>
                 <w:webHidden/>
@@ -1063,7 +1063,7 @@
             </w:tabs>
             <w:rPr/>
           </w:pPr>
-          <w:hyperlink w:anchor="__RefHeading___Toc9466_1281860797">
+          <w:hyperlink w:anchor="__RefHeading___Toc9480_3629903998">
             <w:r>
               <w:rPr>
                 <w:webHidden/>
@@ -1084,7 +1084,7 @@
             </w:tabs>
             <w:rPr/>
           </w:pPr>
-          <w:hyperlink w:anchor="__RefHeading___Toc9468_1281860797">
+          <w:hyperlink w:anchor="__RefHeading___Toc9482_3629903998">
             <w:r>
               <w:rPr>
                 <w:webHidden/>
@@ -1105,7 +1105,7 @@
             </w:tabs>
             <w:rPr/>
           </w:pPr>
-          <w:hyperlink w:anchor="__RefHeading___Toc9470_1281860797">
+          <w:hyperlink w:anchor="__RefHeading___Toc9484_3629903998">
             <w:r>
               <w:rPr>
                 <w:webHidden/>
@@ -1126,7 +1126,7 @@
             </w:tabs>
             <w:rPr/>
           </w:pPr>
-          <w:hyperlink w:anchor="__RefHeading___Toc9472_1281860797">
+          <w:hyperlink w:anchor="__RefHeading___Toc9486_3629903998">
             <w:r>
               <w:rPr>
                 <w:webHidden/>
@@ -3032,7 +3032,7 @@
         <w:spacing w:before="360" w:after="120"/>
         <w:rPr/>
       </w:pPr>
-      <w:bookmarkStart w:id="0" w:name="__RefHeading___Toc9380_1281860797"/>
+      <w:bookmarkStart w:id="0" w:name="__RefHeading___Toc9394_3629903998"/>
       <w:bookmarkStart w:id="1" w:name="document-information"/>
       <w:bookmarkEnd w:id="0"/>
       <w:r>
@@ -3625,7 +3625,7 @@
       <w:r>
         <w:br w:type="page"/>
       </w:r>
-      <w:bookmarkStart w:id="3" w:name="__RefHeading___Toc9382_1281860797"/>
+      <w:bookmarkStart w:id="3" w:name="__RefHeading___Toc9396_3629903998"/>
       <w:bookmarkEnd w:id="3"/>
       <w:r>
         <w:rPr>
@@ -4484,7 +4484,7 @@
       <w:r>
         <w:br w:type="page"/>
       </w:r>
-      <w:bookmarkStart w:id="5" w:name="__RefHeading___Toc9384_1281860797"/>
+      <w:bookmarkStart w:id="5" w:name="__RefHeading___Toc9398_3629903998"/>
       <w:bookmarkEnd w:id="5"/>
       <w:r>
         <w:rPr>
@@ -4640,7 +4640,7 @@
         <w:spacing w:before="360" w:after="120"/>
         <w:rPr/>
       </w:pPr>
-      <w:bookmarkStart w:id="7" w:name="__RefHeading___Toc9386_1281860797"/>
+      <w:bookmarkStart w:id="7" w:name="__RefHeading___Toc9400_3629903998"/>
       <w:bookmarkStart w:id="8" w:name="the-system"/>
       <w:bookmarkEnd w:id="7"/>
       <w:r>
@@ -4672,7 +4672,7 @@
         <w:spacing w:before="280" w:after="80"/>
         <w:rPr/>
       </w:pPr>
-      <w:bookmarkStart w:id="9" w:name="__RefHeading___Toc9388_1281860797"/>
+      <w:bookmarkStart w:id="9" w:name="__RefHeading___Toc9402_3629903998"/>
       <w:bookmarkStart w:id="10" w:name="what-it-is"/>
       <w:bookmarkEnd w:id="9"/>
       <w:r>
@@ -4724,7 +4724,7 @@
         <w:spacing w:before="200" w:after="80"/>
         <w:rPr/>
       </w:pPr>
-      <w:bookmarkStart w:id="11" w:name="__RefHeading___Toc9390_1281860797"/>
+      <w:bookmarkStart w:id="11" w:name="__RefHeading___Toc9404_3629903998"/>
       <w:bookmarkStart w:id="12" w:name="figure-1.1-the-bench"/>
       <w:bookmarkStart w:id="13" w:name="_Fig_1_The_bench"/>
       <w:bookmarkEnd w:id="11"/>
@@ -4846,7 +4846,7 @@
         <w:spacing w:before="280" w:after="80"/>
         <w:rPr/>
       </w:pPr>
-      <w:bookmarkStart w:id="14" w:name="__RefHeading___Toc9392_1281860797"/>
+      <w:bookmarkStart w:id="14" w:name="__RefHeading___Toc9406_3629903998"/>
       <w:bookmarkEnd w:id="14"/>
       <w:r>
         <w:rPr>
@@ -5487,7 +5487,7 @@
       <w:r>
         <w:br w:type="page"/>
       </w:r>
-      <w:bookmarkStart w:id="17" w:name="__RefHeading___Toc9394_1281860797"/>
+      <w:bookmarkStart w:id="17" w:name="__RefHeading___Toc9408_3629903998"/>
       <w:bookmarkEnd w:id="17"/>
       <w:r>
         <w:rPr>
@@ -5597,7 +5597,7 @@
         <w:spacing w:before="280" w:after="80"/>
         <w:rPr/>
       </w:pPr>
-      <w:bookmarkStart w:id="18" w:name="__RefHeading___Toc9396_1281860797"/>
+      <w:bookmarkStart w:id="18" w:name="__RefHeading___Toc9410_3629903998"/>
       <w:bookmarkStart w:id="19" w:name="the-stack-top-to-bottom"/>
       <w:bookmarkEnd w:id="18"/>
       <w:r>
@@ -6143,7 +6143,7 @@
         <w:spacing w:before="280" w:after="80"/>
         <w:rPr/>
       </w:pPr>
-      <w:bookmarkStart w:id="21" w:name="__RefHeading___Toc9398_1281860797"/>
+      <w:bookmarkStart w:id="21" w:name="__RefHeading___Toc9412_3629903998"/>
       <w:bookmarkStart w:id="22" w:name="what-the-host-sees"/>
       <w:bookmarkEnd w:id="21"/>
       <w:r>
@@ -6289,7 +6289,7 @@
         <w:spacing w:before="360" w:after="120"/>
         <w:rPr/>
       </w:pPr>
-      <w:bookmarkStart w:id="25" w:name="__RefHeading___Toc9400_1281860797"/>
+      <w:bookmarkStart w:id="25" w:name="__RefHeading___Toc9414_3629903998"/>
       <w:bookmarkStart w:id="26" w:name="the-harness"/>
       <w:bookmarkEnd w:id="25"/>
       <w:r>
@@ -6336,7 +6336,7 @@
         <w:spacing w:before="200" w:after="80"/>
         <w:rPr/>
       </w:pPr>
-      <w:bookmarkStart w:id="27" w:name="__RefHeading___Toc9402_1281860797"/>
+      <w:bookmarkStart w:id="27" w:name="__RefHeading___Toc9416_3629903998"/>
       <w:bookmarkStart w:id="28" w:name="figure-2.1-the-harness-block-map"/>
       <w:bookmarkStart w:id="29" w:name="_Fig_2_The_harness_block_ma"/>
       <w:bookmarkEnd w:id="27"/>
@@ -6508,7 +6508,7 @@
         <w:spacing w:before="280" w:after="80"/>
         <w:rPr/>
       </w:pPr>
-      <w:bookmarkStart w:id="30" w:name="__RefHeading___Toc9404_1281860797"/>
+      <w:bookmarkStart w:id="30" w:name="__RefHeading___Toc9418_3629903998"/>
       <w:bookmarkStart w:id="31" w:name="the-host-front-end-and-the-bridge"/>
       <w:bookmarkEnd w:id="30"/>
       <w:r>
@@ -6640,7 +6640,7 @@
         <w:spacing w:before="280" w:after="80"/>
         <w:rPr/>
       </w:pPr>
-      <w:bookmarkStart w:id="32" w:name="__RefHeading___Toc9406_1281860797"/>
+      <w:bookmarkStart w:id="32" w:name="__RefHeading___Toc9420_3629903998"/>
       <w:bookmarkStart w:id="33" w:name="the-harness-csr"/>
       <w:bookmarkEnd w:id="32"/>
       <w:r>
@@ -7480,7 +7480,7 @@
         <w:spacing w:before="280" w:after="80"/>
         <w:rPr/>
       </w:pPr>
-      <w:bookmarkStart w:id="35" w:name="__RefHeading___Toc9408_1281860797"/>
+      <w:bookmarkStart w:id="35" w:name="__RefHeading___Toc9422_3629903998"/>
       <w:bookmarkStart w:id="36" w:name="the-run-timer-and-the-verdict"/>
       <w:bookmarkEnd w:id="35"/>
       <w:r>
@@ -7703,7 +7703,7 @@
         <w:spacing w:before="280" w:after="80"/>
         <w:rPr/>
       </w:pPr>
-      <w:bookmarkStart w:id="37" w:name="__RefHeading___Toc9410_1281860797"/>
+      <w:bookmarkStart w:id="37" w:name="__RefHeading___Toc9424_3629903998"/>
       <w:bookmarkEnd w:id="37"/>
       <w:r>
         <w:rPr>
@@ -8092,7 +8092,7 @@
       <w:r>
         <w:br w:type="page"/>
       </w:r>
-      <w:bookmarkStart w:id="40" w:name="__RefHeading___Toc9412_1281860797"/>
+      <w:bookmarkStart w:id="40" w:name="__RefHeading___Toc9426_3629903998"/>
       <w:bookmarkEnd w:id="40"/>
       <w:r>
         <w:rPr>
@@ -8413,7 +8413,7 @@
         <w:spacing w:before="360" w:after="120"/>
         <w:rPr/>
       </w:pPr>
-      <w:bookmarkStart w:id="42" w:name="__RefHeading___Toc9414_1281860797"/>
+      <w:bookmarkStart w:id="42" w:name="__RefHeading___Toc9428_3629903998"/>
       <w:bookmarkStart w:id="43" w:name="the-address-map"/>
       <w:bookmarkEnd w:id="42"/>
       <w:r>
@@ -8531,7 +8531,7 @@
         <w:spacing w:before="200" w:after="80"/>
         <w:rPr/>
       </w:pPr>
-      <w:bookmarkStart w:id="44" w:name="__RefHeading___Toc9416_1281860797"/>
+      <w:bookmarkStart w:id="44" w:name="__RefHeading___Toc9430_3629903998"/>
       <w:bookmarkStart w:id="45" w:name="figure-2.2-host-address-map"/>
       <w:bookmarkStart w:id="46" w:name="_Fig_3_Host_address_map"/>
       <w:bookmarkEnd w:id="44"/>
@@ -8652,7 +8652,7 @@
         <w:spacing w:before="280" w:after="80"/>
         <w:rPr/>
       </w:pPr>
-      <w:bookmarkStart w:id="47" w:name="__RefHeading___Toc9418_1281860797"/>
+      <w:bookmarkStart w:id="47" w:name="__RefHeading___Toc9432_3629903998"/>
       <w:bookmarkStart w:id="48" w:name="bridge-slave-map"/>
       <w:bookmarkEnd w:id="47"/>
       <w:r>
@@ -11095,7 +11095,7 @@
         <w:spacing w:before="280" w:after="80"/>
         <w:rPr/>
       </w:pPr>
-      <w:bookmarkStart w:id="50" w:name="__RefHeading___Toc9420_1281860797"/>
+      <w:bookmarkStart w:id="50" w:name="__RefHeading___Toc9434_3629903998"/>
       <w:bookmarkEnd w:id="50"/>
       <w:r>
         <w:rPr>
@@ -15783,7 +15783,7 @@
       <w:r>
         <w:br w:type="page"/>
       </w:r>
-      <w:bookmarkStart w:id="53" w:name="__RefHeading___Toc9422_1281860797"/>
+      <w:bookmarkStart w:id="53" w:name="__RefHeading___Toc9436_3629903998"/>
       <w:bookmarkEnd w:id="53"/>
       <w:r>
         <w:rPr>
@@ -16065,7 +16065,7 @@
         <w:spacing w:before="360" w:after="120"/>
         <w:rPr/>
       </w:pPr>
-      <w:bookmarkStart w:id="55" w:name="__RefHeading___Toc9424_1281860797"/>
+      <w:bookmarkStart w:id="55" w:name="__RefHeading___Toc9438_3629903998"/>
       <w:bookmarkStart w:id="56" w:name="one-rtl-three-builds"/>
       <w:bookmarkEnd w:id="55"/>
       <w:r>
@@ -16097,7 +16097,7 @@
         <w:spacing w:before="280" w:after="80"/>
         <w:rPr/>
       </w:pPr>
-      <w:bookmarkStart w:id="57" w:name="__RefHeading___Toc9426_1281860797"/>
+      <w:bookmarkStart w:id="57" w:name="__RefHeading___Toc9440_3629903998"/>
       <w:bookmarkStart w:id="58" w:name="the-rule"/>
       <w:bookmarkEnd w:id="57"/>
       <w:r>
@@ -17128,7 +17128,7 @@
         <w:spacing w:before="200" w:after="80"/>
         <w:rPr/>
       </w:pPr>
-      <w:bookmarkStart w:id="60" w:name="__RefHeading___Toc9428_1281860797"/>
+      <w:bookmarkStart w:id="60" w:name="__RefHeading___Toc9442_3629903998"/>
       <w:bookmarkStart w:id="61" w:name="Xc226b0c44a2c50f0e553011facdd3c0f482dd71"/>
       <w:bookmarkStart w:id="62" w:name="_Fig_4_One_source_tree__thr"/>
       <w:bookmarkEnd w:id="60"/>
@@ -17250,7 +17250,7 @@
         <w:spacing w:before="280" w:after="80"/>
         <w:rPr/>
       </w:pPr>
-      <w:bookmarkStart w:id="63" w:name="__RefHeading___Toc9430_1281860797"/>
+      <w:bookmarkStart w:id="63" w:name="__RefHeading___Toc9444_3629903998"/>
       <w:bookmarkStart w:id="64" w:name="why-three-and-why-not-two"/>
       <w:bookmarkEnd w:id="63"/>
       <w:r>
@@ -17335,7 +17335,7 @@
         <w:spacing w:before="280" w:after="80"/>
         <w:rPr/>
       </w:pPr>
-      <w:bookmarkStart w:id="66" w:name="__RefHeading___Toc9432_1281860797"/>
+      <w:bookmarkStart w:id="66" w:name="__RefHeading___Toc9446_3629903998"/>
       <w:bookmarkStart w:id="67" w:name="what-the-builds-measured"/>
       <w:bookmarkEnd w:id="66"/>
       <w:r>
@@ -18539,7 +18539,7 @@
         <w:spacing w:before="280" w:after="80"/>
         <w:rPr/>
       </w:pPr>
-      <w:bookmarkStart w:id="69" w:name="__RefHeading___Toc9434_1281860797"/>
+      <w:bookmarkStart w:id="69" w:name="__RefHeading___Toc9448_3629903998"/>
       <w:bookmarkStart w:id="70" w:name="the-knobs-behind-the-rows"/>
       <w:bookmarkEnd w:id="69"/>
       <w:r>
@@ -20202,7 +20202,7 @@
         <w:spacing w:before="360" w:after="120"/>
         <w:rPr/>
       </w:pPr>
-      <w:bookmarkStart w:id="74" w:name="__RefHeading___Toc9436_1281860797"/>
+      <w:bookmarkStart w:id="74" w:name="__RefHeading___Toc9450_3629903998"/>
       <w:bookmarkStart w:id="75" w:name="host-tools-and-flow"/>
       <w:bookmarkEnd w:id="74"/>
       <w:r>
@@ -20234,7 +20234,7 @@
         <w:spacing w:before="280" w:after="80"/>
         <w:rPr/>
       </w:pPr>
-      <w:bookmarkStart w:id="76" w:name="__RefHeading___Toc9438_1281860797"/>
+      <w:bookmarkStart w:id="76" w:name="__RefHeading___Toc9452_3629903998"/>
       <w:bookmarkEnd w:id="76"/>
       <w:r>
         <w:rPr>
@@ -21319,7 +21319,7 @@
       <w:r>
         <w:br w:type="page"/>
       </w:r>
-      <w:bookmarkStart w:id="79" w:name="__RefHeading___Toc9440_1281860797"/>
+      <w:bookmarkStart w:id="79" w:name="__RefHeading___Toc9454_3629903998"/>
       <w:bookmarkEnd w:id="79"/>
       <w:r>
         <w:rPr>
@@ -22170,7 +22170,7 @@
         <w:spacing w:before="200" w:after="80"/>
         <w:rPr/>
       </w:pPr>
-      <w:bookmarkStart w:id="81" w:name="__RefHeading___Toc9442_1281860797"/>
+      <w:bookmarkStart w:id="81" w:name="__RefHeading___Toc9456_3629903998"/>
       <w:bookmarkStart w:id="82" w:name="Xd69c0e83a63449e03c27ce5d7596f669cc080e3"/>
       <w:bookmarkStart w:id="83" w:name="_Fig_5_What_each_build_meas"/>
       <w:bookmarkEnd w:id="81"/>
@@ -22291,7 +22291,7 @@
         <w:spacing w:before="280" w:after="80"/>
         <w:rPr/>
       </w:pPr>
-      <w:bookmarkStart w:id="84" w:name="__RefHeading___Toc9444_1281860797"/>
+      <w:bookmarkStart w:id="84" w:name="__RefHeading___Toc9458_3629903998"/>
       <w:bookmarkStart w:id="85" w:name="one-program-two-targets"/>
       <w:bookmarkEnd w:id="84"/>
       <w:r>
@@ -22364,7 +22364,7 @@
         <w:spacing w:before="280" w:after="80"/>
         <w:rPr/>
       </w:pPr>
-      <w:bookmarkStart w:id="87" w:name="__RefHeading___Toc9446_1281860797"/>
+      <w:bookmarkStart w:id="87" w:name="__RefHeading___Toc9460_3629903998"/>
       <w:bookmarkStart w:id="88" w:name="where-the-results-go"/>
       <w:bookmarkEnd w:id="87"/>
       <w:r>
@@ -23272,7 +23272,7 @@
         <w:spacing w:before="360" w:after="120"/>
         <w:rPr/>
       </w:pPr>
-      <w:bookmarkStart w:id="92" w:name="__RefHeading___Toc9448_1281860797"/>
+      <w:bookmarkStart w:id="92" w:name="__RefHeading___Toc9462_3629903998"/>
       <w:bookmarkEnd w:id="92"/>
       <w:r>
         <w:rPr>
@@ -23337,7 +23337,7 @@
         <w:spacing w:before="280" w:after="80"/>
         <w:rPr/>
       </w:pPr>
-      <w:bookmarkStart w:id="93" w:name="__RefHeading___Toc9450_1281860797"/>
+      <w:bookmarkStart w:id="93" w:name="__RefHeading___Toc9464_3629903998"/>
       <w:bookmarkStart w:id="94" w:name="the-stream-g-build"/>
       <w:bookmarkEnd w:id="93"/>
       <w:r>
@@ -23605,7 +23605,7 @@
         <w:spacing w:before="200" w:after="80"/>
         <w:rPr/>
       </w:pPr>
-      <w:bookmarkStart w:id="95" w:name="__RefHeading___Toc9452_1281860797"/>
+      <w:bookmarkStart w:id="95" w:name="__RefHeading___Toc9466_3629903998"/>
       <w:bookmarkStart w:id="96" w:name="X011e7dd3c447cc524bf276a9bf79e615ec4f16d"/>
       <w:bookmarkStart w:id="97" w:name="_Fig_6_The_stream_g_DUT_in_"/>
       <w:bookmarkEnd w:id="95"/>
@@ -23817,7 +23817,7 @@
         <w:spacing w:before="280" w:after="80"/>
         <w:rPr/>
       </w:pPr>
-      <w:bookmarkStart w:id="98" w:name="__RefHeading___Toc9454_1281860797"/>
+      <w:bookmarkStart w:id="98" w:name="__RefHeading___Toc9468_3629903998"/>
       <w:bookmarkStart w:id="99" w:name="the-two-bitstreams"/>
       <w:bookmarkEnd w:id="98"/>
       <w:r>
@@ -26176,7 +26176,7 @@
         <w:spacing w:before="280" w:after="80"/>
         <w:rPr/>
       </w:pPr>
-      <w:bookmarkStart w:id="102" w:name="__RefHeading___Toc9456_1281860797"/>
+      <w:bookmarkStart w:id="102" w:name="__RefHeading___Toc9470_3629903998"/>
       <w:bookmarkStart w:id="103" w:name="the-first-stream-g-bitstream"/>
       <w:bookmarkEnd w:id="102"/>
       <w:r>
@@ -26301,7 +26301,7 @@
         <w:spacing w:before="280" w:after="80"/>
         <w:rPr/>
       </w:pPr>
-      <w:bookmarkStart w:id="104" w:name="__RefHeading___Toc9458_1281860797"/>
+      <w:bookmarkStart w:id="104" w:name="__RefHeading___Toc9472_3629903998"/>
       <w:bookmarkStart w:id="105" w:name="how-the-two-designs-were-compared"/>
       <w:bookmarkEnd w:id="104"/>
       <w:r>
@@ -26496,7 +26496,7 @@
         <w:spacing w:before="200" w:after="80"/>
         <w:rPr/>
       </w:pPr>
-      <w:bookmarkStart w:id="106" w:name="__RefHeading___Toc9460_1281860797"/>
+      <w:bookmarkStart w:id="106" w:name="__RefHeading___Toc9474_3629903998"/>
       <w:bookmarkStart w:id="107" w:name="figure-5.2-the-ab-end-to-end"/>
       <w:bookmarkStart w:id="108" w:name="_Fig_7_The_A_B__end_to_end"/>
       <w:bookmarkEnd w:id="106"/>
@@ -26611,7 +26611,7 @@
         <w:spacing w:before="200" w:after="80"/>
         <w:rPr/>
       </w:pPr>
-      <w:bookmarkStart w:id="109" w:name="__RefHeading___Toc9462_1281860797"/>
+      <w:bookmarkStart w:id="109" w:name="__RefHeading___Toc9476_3629903998"/>
       <w:bookmarkStart w:id="110" w:name="the-simulation-against-the-board"/>
       <w:bookmarkEnd w:id="109"/>
       <w:r>
@@ -26642,20 +26642,46 @@
         <w:rPr>
           <w:sz w:val="20"/>
         </w:rPr>
-        <w:t>The first chunk run both ways (</w:t>
+        <w:t xml:space="preserve">The harness simulation of each bitstream’s design, in the bitstream’s own configuration (the perf geometry with </w:t>
       </w:r>
       <w:r>
         <w:rPr>
           <w:rStyle w:val="VerbatimChar"/>
           <w:sz w:val="20"/>
         </w:rPr>
-        <w:t>gscale1</w:t>
+        <w:t>USE_AXI_MONITORS=0</w:t>
       </w:r>
       <w:r>
         <w:rPr>
           <w:sz w:val="20"/>
         </w:rPr>
-        <w:t>, the lone channel’s 16-descriptor chains from 8 to 1,024 beats) says what the rest of the campaign is expected to repeat: on STREAM the simulation is the board to the cycle on all eight points (233, 310, 559, 1,071, 2,095, 4,143, 8,239, 16,431); on stream-g it is not, and the reason is in the design. The firmware’s poll loop runs free of the host, so a kick lands at a different phase of each hart’s loop in the simulation than on the board, and the count moves by a poll period or so: 672 against 671 at 8 beats, 820 against 824 at 16, 2,278 against 2,409 at 128, 4,181 against 4,286 at 256, 8,405 against 8,375 at 512, 16,465 against 16,465 at 1,024. The two points under stream TASK-021 move the most and in opposite directions (32 beats: 1,768 simulated against 1,897 on the board; 64 beats: 1,927 against 1,737), which places that knee in the interplay of the kick’s phase with the firmware’s staging rather than in a fixed cost. The board figures stand as the measurement; the simulation reproduces STREAM exactly and stream-g to within its own phase jitter, and the full three-profile campaign (</w:t>
+        <w:t>; a first pass had taken the package default and built the in-core monitors in, which is not this bitstream), reproduces the board. On STREAM the first chunk run both ways is the board to the cycle on all eight points (233, 310, 559, 1,071, 2,095, 4,143, 8,239, 16,431 for the lone channel’s chains from 8 to 1,024 beats). On stream-g the traced run of the lone channel’s 16-descriptor chains gives 688 / 1,900 / 1,739 / 2,410 cycles at 16 / 32 / 64 / 128 beats against the board’s 684 / 1,890 / 1,737 / 2,409, and the residue is the design’s own run-to-run spread: the firmware’s poll loop runs free of the host, so where a hart’s pass stands when the kick lands decides whether a chain opens on an in-place advance or on a COMPLETE / NEXT_DESC walk, one walk being about 170 cycles (the board itself gave 1,737 and 1,911-1,935 for the same 64-beat point on different runs, with identical first-read to last-read spans). The simulation trace of channel 0’s scheduler (</w:t>
+      </w:r>
+      <w:r>
+        <w:rPr>
+          <w:rStyle w:val="VerbatimChar"/>
+          <w:sz w:val="20"/>
+        </w:rPr>
+        <w:t>bin/sched_trace_timeline.py</w:t>
+      </w:r>
+      <w:r>
+        <w:rPr>
+          <w:sz w:val="20"/>
+        </w:rPr>
+        <w:t xml:space="preserve">, </w:t>
+      </w:r>
+      <w:r>
+        <w:rPr>
+          <w:rStyle w:val="VerbatimChar"/>
+          <w:sz w:val="20"/>
+        </w:rPr>
+        <w:t>results/task021_trace_2026-10-24_g.jsonl</w:t>
+      </w:r>
+      <w:r>
+        <w:rPr>
+          <w:sz w:val="20"/>
+        </w:rPr>
+        <w:t>) is what settled the mechanism behind Table 5.5’s one-channel chain column, recorded under stream TASK-021: from 32 beats up every second chained head is staged after the running descriptor’s last read and walks instead of advancing in place, a 216-cycle pair whatever the size, until the data itself outlasts the firmware’s 26-to-106-cycle reaction above about 96 beats. The full three-profile campaign on both designs (</w:t>
       </w:r>
       <w:r>
         <w:rPr>
@@ -26698,7 +26724,7 @@
         <w:spacing w:before="280" w:after="80"/>
         <w:rPr/>
       </w:pPr>
-      <w:bookmarkStart w:id="111" w:name="__RefHeading___Toc9464_1281860797"/>
+      <w:bookmarkStart w:id="111" w:name="__RefHeading___Toc9478_3629903998"/>
       <w:bookmarkEnd w:id="111"/>
       <w:r>
         <w:rPr>
@@ -36117,7 +36143,7 @@
       <w:r>
         <w:br w:type="page"/>
       </w:r>
-      <w:bookmarkStart w:id="114" w:name="__RefHeading___Toc9466_1281860797"/>
+      <w:bookmarkStart w:id="114" w:name="__RefHeading___Toc9480_3629903998"/>
       <w:bookmarkEnd w:id="114"/>
       <w:r>
         <w:rPr>
@@ -38506,7 +38532,7 @@
       <w:r>
         <w:br w:type="page"/>
       </w:r>
-      <w:bookmarkStart w:id="116" w:name="__RefHeading___Toc9468_1281860797"/>
+      <w:bookmarkStart w:id="116" w:name="__RefHeading___Toc9482_3629903998"/>
       <w:bookmarkEnd w:id="116"/>
       <w:r>
         <w:rPr>
@@ -42967,7 +42993,7 @@
         <w:spacing w:before="280" w:after="80"/>
         <w:rPr/>
       </w:pPr>
-      <w:bookmarkStart w:id="119" w:name="__RefHeading___Toc9470_1281860797"/>
+      <w:bookmarkStart w:id="119" w:name="__RefHeading___Toc9484_3629903998"/>
       <w:bookmarkEnd w:id="119"/>
       <w:r>
         <w:rPr>
@@ -43845,7 +43871,7 @@
       <w:r>
         <w:br w:type="page"/>
       </w:r>
-      <w:bookmarkStart w:id="122" w:name="__RefHeading___Toc9472_1281860797"/>
+      <w:bookmarkStart w:id="122" w:name="__RefHeading___Toc9486_3629903998"/>
       <w:bookmarkEnd w:id="122"/>
       <w:r>
         <w:rPr>

--- a/projects/fpga-systems/Genesys2/dma-ip/stream/docs/STREAM_FPGA_System_v1.4.docx
+++ b/projects/fpga-systems/Genesys2/dma-ip/stream/docs/STREAM_FPGA_System_v1.4.docx
@@ -160,7 +160,7 @@
             </w:rPr>
             <w:fldChar w:fldCharType="separate"/>
           </w:r>
-          <w:hyperlink w:anchor="__RefHeading___Toc9394_3629903998">
+          <w:hyperlink w:anchor="__RefHeading___Toc9405_3585673687">
             <w:r>
               <w:rPr>
                 <w:webHidden/>
@@ -181,7 +181,7 @@
             </w:tabs>
             <w:rPr/>
           </w:pPr>
-          <w:hyperlink w:anchor="__RefHeading___Toc9396_3629903998">
+          <w:hyperlink w:anchor="__RefHeading___Toc9407_3585673687">
             <w:r>
               <w:rPr>
                 <w:webHidden/>
@@ -202,7 +202,7 @@
             </w:tabs>
             <w:rPr/>
           </w:pPr>
-          <w:hyperlink w:anchor="__RefHeading___Toc9398_3629903998">
+          <w:hyperlink w:anchor="__RefHeading___Toc9409_3585673687">
             <w:r>
               <w:rPr>
                 <w:webHidden/>
@@ -223,7 +223,7 @@
             </w:tabs>
             <w:rPr/>
           </w:pPr>
-          <w:hyperlink w:anchor="__RefHeading___Toc9400_3629903998">
+          <w:hyperlink w:anchor="__RefHeading___Toc9411_3585673687">
             <w:r>
               <w:rPr>
                 <w:webHidden/>
@@ -244,7 +244,7 @@
             </w:tabs>
             <w:rPr/>
           </w:pPr>
-          <w:hyperlink w:anchor="__RefHeading___Toc9402_3629903998">
+          <w:hyperlink w:anchor="__RefHeading___Toc9413_3585673687">
             <w:r>
               <w:rPr>
                 <w:webHidden/>
@@ -265,7 +265,7 @@
             </w:tabs>
             <w:rPr/>
           </w:pPr>
-          <w:hyperlink w:anchor="__RefHeading___Toc9404_3629903998">
+          <w:hyperlink w:anchor="__RefHeading___Toc9415_3585673687">
             <w:r>
               <w:rPr>
                 <w:webHidden/>
@@ -286,7 +286,7 @@
             </w:tabs>
             <w:rPr/>
           </w:pPr>
-          <w:hyperlink w:anchor="__RefHeading___Toc9406_3629903998">
+          <w:hyperlink w:anchor="__RefHeading___Toc9417_3585673687">
             <w:r>
               <w:rPr>
                 <w:webHidden/>
@@ -307,7 +307,7 @@
             </w:tabs>
             <w:rPr/>
           </w:pPr>
-          <w:hyperlink w:anchor="__RefHeading___Toc9408_3629903998">
+          <w:hyperlink w:anchor="__RefHeading___Toc9419_3585673687">
             <w:r>
               <w:rPr>
                 <w:webHidden/>
@@ -328,7 +328,7 @@
             </w:tabs>
             <w:rPr/>
           </w:pPr>
-          <w:hyperlink w:anchor="__RefHeading___Toc9410_3629903998">
+          <w:hyperlink w:anchor="__RefHeading___Toc9421_3585673687">
             <w:r>
               <w:rPr>
                 <w:webHidden/>
@@ -349,7 +349,7 @@
             </w:tabs>
             <w:rPr/>
           </w:pPr>
-          <w:hyperlink w:anchor="__RefHeading___Toc9412_3629903998">
+          <w:hyperlink w:anchor="__RefHeading___Toc9423_3585673687">
             <w:r>
               <w:rPr>
                 <w:webHidden/>
@@ -370,7 +370,7 @@
             </w:tabs>
             <w:rPr/>
           </w:pPr>
-          <w:hyperlink w:anchor="__RefHeading___Toc9414_3629903998">
+          <w:hyperlink w:anchor="__RefHeading___Toc9425_3585673687">
             <w:r>
               <w:rPr>
                 <w:webHidden/>
@@ -391,7 +391,7 @@
             </w:tabs>
             <w:rPr/>
           </w:pPr>
-          <w:hyperlink w:anchor="__RefHeading___Toc9416_3629903998">
+          <w:hyperlink w:anchor="__RefHeading___Toc9427_3585673687">
             <w:r>
               <w:rPr>
                 <w:webHidden/>
@@ -412,7 +412,7 @@
             </w:tabs>
             <w:rPr/>
           </w:pPr>
-          <w:hyperlink w:anchor="__RefHeading___Toc9418_3629903998">
+          <w:hyperlink w:anchor="__RefHeading___Toc9429_3585673687">
             <w:r>
               <w:rPr>
                 <w:webHidden/>
@@ -433,7 +433,7 @@
             </w:tabs>
             <w:rPr/>
           </w:pPr>
-          <w:hyperlink w:anchor="__RefHeading___Toc9420_3629903998">
+          <w:hyperlink w:anchor="__RefHeading___Toc9431_3585673687">
             <w:r>
               <w:rPr>
                 <w:webHidden/>
@@ -454,7 +454,7 @@
             </w:tabs>
             <w:rPr/>
           </w:pPr>
-          <w:hyperlink w:anchor="__RefHeading___Toc9422_3629903998">
+          <w:hyperlink w:anchor="__RefHeading___Toc9433_3585673687">
             <w:r>
               <w:rPr>
                 <w:webHidden/>
@@ -475,7 +475,7 @@
             </w:tabs>
             <w:rPr/>
           </w:pPr>
-          <w:hyperlink w:anchor="__RefHeading___Toc9424_3629903998">
+          <w:hyperlink w:anchor="__RefHeading___Toc9435_3585673687">
             <w:r>
               <w:rPr>
                 <w:webHidden/>
@@ -496,7 +496,7 @@
             </w:tabs>
             <w:rPr/>
           </w:pPr>
-          <w:hyperlink w:anchor="__RefHeading___Toc9426_3629903998">
+          <w:hyperlink w:anchor="__RefHeading___Toc9437_3585673687">
             <w:r>
               <w:rPr>
                 <w:webHidden/>
@@ -517,7 +517,7 @@
             </w:tabs>
             <w:rPr/>
           </w:pPr>
-          <w:hyperlink w:anchor="__RefHeading___Toc9428_3629903998">
+          <w:hyperlink w:anchor="__RefHeading___Toc9439_3585673687">
             <w:r>
               <w:rPr>
                 <w:webHidden/>
@@ -538,7 +538,7 @@
             </w:tabs>
             <w:rPr/>
           </w:pPr>
-          <w:hyperlink w:anchor="__RefHeading___Toc9430_3629903998">
+          <w:hyperlink w:anchor="__RefHeading___Toc9441_3585673687">
             <w:r>
               <w:rPr>
                 <w:webHidden/>
@@ -559,7 +559,7 @@
             </w:tabs>
             <w:rPr/>
           </w:pPr>
-          <w:hyperlink w:anchor="__RefHeading___Toc9432_3629903998">
+          <w:hyperlink w:anchor="__RefHeading___Toc9443_3585673687">
             <w:r>
               <w:rPr>
                 <w:webHidden/>
@@ -580,7 +580,7 @@
             </w:tabs>
             <w:rPr/>
           </w:pPr>
-          <w:hyperlink w:anchor="__RefHeading___Toc9434_3629903998">
+          <w:hyperlink w:anchor="__RefHeading___Toc9445_3585673687">
             <w:r>
               <w:rPr>
                 <w:webHidden/>
@@ -601,7 +601,7 @@
             </w:tabs>
             <w:rPr/>
           </w:pPr>
-          <w:hyperlink w:anchor="__RefHeading___Toc9436_3629903998">
+          <w:hyperlink w:anchor="__RefHeading___Toc9447_3585673687">
             <w:r>
               <w:rPr>
                 <w:webHidden/>
@@ -622,7 +622,7 @@
             </w:tabs>
             <w:rPr/>
           </w:pPr>
-          <w:hyperlink w:anchor="__RefHeading___Toc9438_3629903998">
+          <w:hyperlink w:anchor="__RefHeading___Toc9449_3585673687">
             <w:r>
               <w:rPr>
                 <w:webHidden/>
@@ -643,7 +643,7 @@
             </w:tabs>
             <w:rPr/>
           </w:pPr>
-          <w:hyperlink w:anchor="__RefHeading___Toc9440_3629903998">
+          <w:hyperlink w:anchor="__RefHeading___Toc9451_3585673687">
             <w:r>
               <w:rPr>
                 <w:webHidden/>
@@ -664,7 +664,7 @@
             </w:tabs>
             <w:rPr/>
           </w:pPr>
-          <w:hyperlink w:anchor="__RefHeading___Toc9442_3629903998">
+          <w:hyperlink w:anchor="__RefHeading___Toc9453_3585673687">
             <w:r>
               <w:rPr>
                 <w:webHidden/>
@@ -685,7 +685,7 @@
             </w:tabs>
             <w:rPr/>
           </w:pPr>
-          <w:hyperlink w:anchor="__RefHeading___Toc9444_3629903998">
+          <w:hyperlink w:anchor="__RefHeading___Toc9455_3585673687">
             <w:r>
               <w:rPr>
                 <w:webHidden/>
@@ -706,7 +706,7 @@
             </w:tabs>
             <w:rPr/>
           </w:pPr>
-          <w:hyperlink w:anchor="__RefHeading___Toc9446_3629903998">
+          <w:hyperlink w:anchor="__RefHeading___Toc9457_3585673687">
             <w:r>
               <w:rPr>
                 <w:webHidden/>
@@ -727,7 +727,7 @@
             </w:tabs>
             <w:rPr/>
           </w:pPr>
-          <w:hyperlink w:anchor="__RefHeading___Toc9448_3629903998">
+          <w:hyperlink w:anchor="__RefHeading___Toc9459_3585673687">
             <w:r>
               <w:rPr>
                 <w:webHidden/>
@@ -748,7 +748,7 @@
             </w:tabs>
             <w:rPr/>
           </w:pPr>
-          <w:hyperlink w:anchor="__RefHeading___Toc9450_3629903998">
+          <w:hyperlink w:anchor="__RefHeading___Toc9461_3585673687">
             <w:r>
               <w:rPr>
                 <w:webHidden/>
@@ -769,7 +769,7 @@
             </w:tabs>
             <w:rPr/>
           </w:pPr>
-          <w:hyperlink w:anchor="__RefHeading___Toc9452_3629903998">
+          <w:hyperlink w:anchor="__RefHeading___Toc9463_3585673687">
             <w:r>
               <w:rPr>
                 <w:webHidden/>
@@ -790,7 +790,7 @@
             </w:tabs>
             <w:rPr/>
           </w:pPr>
-          <w:hyperlink w:anchor="__RefHeading___Toc9454_3629903998">
+          <w:hyperlink w:anchor="__RefHeading___Toc9465_3585673687">
             <w:r>
               <w:rPr>
                 <w:webHidden/>
@@ -811,7 +811,7 @@
             </w:tabs>
             <w:rPr/>
           </w:pPr>
-          <w:hyperlink w:anchor="__RefHeading___Toc9456_3629903998">
+          <w:hyperlink w:anchor="__RefHeading___Toc9467_3585673687">
             <w:r>
               <w:rPr>
                 <w:webHidden/>
@@ -832,7 +832,7 @@
             </w:tabs>
             <w:rPr/>
           </w:pPr>
-          <w:hyperlink w:anchor="__RefHeading___Toc9458_3629903998">
+          <w:hyperlink w:anchor="__RefHeading___Toc9469_3585673687">
             <w:r>
               <w:rPr>
                 <w:webHidden/>
@@ -853,7 +853,7 @@
             </w:tabs>
             <w:rPr/>
           </w:pPr>
-          <w:hyperlink w:anchor="__RefHeading___Toc9460_3629903998">
+          <w:hyperlink w:anchor="__RefHeading___Toc9471_3585673687">
             <w:r>
               <w:rPr>
                 <w:webHidden/>
@@ -874,7 +874,7 @@
             </w:tabs>
             <w:rPr/>
           </w:pPr>
-          <w:hyperlink w:anchor="__RefHeading___Toc9462_3629903998">
+          <w:hyperlink w:anchor="__RefHeading___Toc9473_3585673687">
             <w:r>
               <w:rPr>
                 <w:webHidden/>
@@ -895,7 +895,7 @@
             </w:tabs>
             <w:rPr/>
           </w:pPr>
-          <w:hyperlink w:anchor="__RefHeading___Toc9464_3629903998">
+          <w:hyperlink w:anchor="__RefHeading___Toc9475_3585673687">
             <w:r>
               <w:rPr>
                 <w:webHidden/>
@@ -916,7 +916,7 @@
             </w:tabs>
             <w:rPr/>
           </w:pPr>
-          <w:hyperlink w:anchor="__RefHeading___Toc9466_3629903998">
+          <w:hyperlink w:anchor="__RefHeading___Toc9477_3585673687">
             <w:r>
               <w:rPr>
                 <w:webHidden/>
@@ -937,7 +937,7 @@
             </w:tabs>
             <w:rPr/>
           </w:pPr>
-          <w:hyperlink w:anchor="__RefHeading___Toc9468_3629903998">
+          <w:hyperlink w:anchor="__RefHeading___Toc9479_3585673687">
             <w:r>
               <w:rPr>
                 <w:webHidden/>
@@ -958,7 +958,7 @@
             </w:tabs>
             <w:rPr/>
           </w:pPr>
-          <w:hyperlink w:anchor="__RefHeading___Toc9470_3629903998">
+          <w:hyperlink w:anchor="__RefHeading___Toc9481_3585673687">
             <w:r>
               <w:rPr>
                 <w:webHidden/>
@@ -979,7 +979,7 @@
             </w:tabs>
             <w:rPr/>
           </w:pPr>
-          <w:hyperlink w:anchor="__RefHeading___Toc9472_3629903998">
+          <w:hyperlink w:anchor="__RefHeading___Toc9483_3585673687">
             <w:r>
               <w:rPr>
                 <w:webHidden/>
@@ -1000,7 +1000,7 @@
             </w:tabs>
             <w:rPr/>
           </w:pPr>
-          <w:hyperlink w:anchor="__RefHeading___Toc9474_3629903998">
+          <w:hyperlink w:anchor="__RefHeading___Toc9485_3585673687">
             <w:r>
               <w:rPr>
                 <w:webHidden/>
@@ -1021,7 +1021,7 @@
             </w:tabs>
             <w:rPr/>
           </w:pPr>
-          <w:hyperlink w:anchor="__RefHeading___Toc9476_3629903998">
+          <w:hyperlink w:anchor="__RefHeading___Toc9487_3585673687">
             <w:r>
               <w:rPr>
                 <w:webHidden/>
@@ -1042,7 +1042,7 @@
             </w:tabs>
             <w:rPr/>
           </w:pPr>
-          <w:hyperlink w:anchor="__RefHeading___Toc9478_3629903998">
+          <w:hyperlink w:anchor="__RefHeading___Toc9489_3585673687">
             <w:r>
               <w:rPr>
                 <w:webHidden/>
@@ -1063,7 +1063,7 @@
             </w:tabs>
             <w:rPr/>
           </w:pPr>
-          <w:hyperlink w:anchor="__RefHeading___Toc9480_3629903998">
+          <w:hyperlink w:anchor="__RefHeading___Toc9491_3585673687">
             <w:r>
               <w:rPr>
                 <w:webHidden/>
@@ -1084,7 +1084,7 @@
             </w:tabs>
             <w:rPr/>
           </w:pPr>
-          <w:hyperlink w:anchor="__RefHeading___Toc9482_3629903998">
+          <w:hyperlink w:anchor="__RefHeading___Toc9493_3585673687">
             <w:r>
               <w:rPr>
                 <w:webHidden/>
@@ -1105,7 +1105,7 @@
             </w:tabs>
             <w:rPr/>
           </w:pPr>
-          <w:hyperlink w:anchor="__RefHeading___Toc9484_3629903998">
+          <w:hyperlink w:anchor="__RefHeading___Toc9495_3585673687">
             <w:r>
               <w:rPr>
                 <w:webHidden/>
@@ -1126,7 +1126,7 @@
             </w:tabs>
             <w:rPr/>
           </w:pPr>
-          <w:hyperlink w:anchor="__RefHeading___Toc9486_3629903998">
+          <w:hyperlink w:anchor="__RefHeading___Toc9497_3585673687">
             <w:r>
               <w:rPr>
                 <w:webHidden/>
@@ -3032,7 +3032,7 @@
         <w:spacing w:before="360" w:after="120"/>
         <w:rPr/>
       </w:pPr>
-      <w:bookmarkStart w:id="0" w:name="__RefHeading___Toc9394_3629903998"/>
+      <w:bookmarkStart w:id="0" w:name="__RefHeading___Toc9405_3585673687"/>
       <w:bookmarkStart w:id="1" w:name="document-information"/>
       <w:bookmarkEnd w:id="0"/>
       <w:r>
@@ -3625,7 +3625,7 @@
       <w:r>
         <w:br w:type="page"/>
       </w:r>
-      <w:bookmarkStart w:id="3" w:name="__RefHeading___Toc9396_3629903998"/>
+      <w:bookmarkStart w:id="3" w:name="__RefHeading___Toc9407_3585673687"/>
       <w:bookmarkEnd w:id="3"/>
       <w:r>
         <w:rPr>
@@ -4484,7 +4484,7 @@
       <w:r>
         <w:br w:type="page"/>
       </w:r>
-      <w:bookmarkStart w:id="5" w:name="__RefHeading___Toc9398_3629903998"/>
+      <w:bookmarkStart w:id="5" w:name="__RefHeading___Toc9409_3585673687"/>
       <w:bookmarkEnd w:id="5"/>
       <w:r>
         <w:rPr>
@@ -4640,7 +4640,7 @@
         <w:spacing w:before="360" w:after="120"/>
         <w:rPr/>
       </w:pPr>
-      <w:bookmarkStart w:id="7" w:name="__RefHeading___Toc9400_3629903998"/>
+      <w:bookmarkStart w:id="7" w:name="__RefHeading___Toc9411_3585673687"/>
       <w:bookmarkStart w:id="8" w:name="the-system"/>
       <w:bookmarkEnd w:id="7"/>
       <w:r>
@@ -4672,7 +4672,7 @@
         <w:spacing w:before="280" w:after="80"/>
         <w:rPr/>
       </w:pPr>
-      <w:bookmarkStart w:id="9" w:name="__RefHeading___Toc9402_3629903998"/>
+      <w:bookmarkStart w:id="9" w:name="__RefHeading___Toc9413_3585673687"/>
       <w:bookmarkStart w:id="10" w:name="what-it-is"/>
       <w:bookmarkEnd w:id="9"/>
       <w:r>
@@ -4724,7 +4724,7 @@
         <w:spacing w:before="200" w:after="80"/>
         <w:rPr/>
       </w:pPr>
-      <w:bookmarkStart w:id="11" w:name="__RefHeading___Toc9404_3629903998"/>
+      <w:bookmarkStart w:id="11" w:name="__RefHeading___Toc9415_3585673687"/>
       <w:bookmarkStart w:id="12" w:name="figure-1.1-the-bench"/>
       <w:bookmarkStart w:id="13" w:name="_Fig_1_The_bench"/>
       <w:bookmarkEnd w:id="11"/>
@@ -4846,7 +4846,7 @@
         <w:spacing w:before="280" w:after="80"/>
         <w:rPr/>
       </w:pPr>
-      <w:bookmarkStart w:id="14" w:name="__RefHeading___Toc9406_3629903998"/>
+      <w:bookmarkStart w:id="14" w:name="__RefHeading___Toc9417_3585673687"/>
       <w:bookmarkEnd w:id="14"/>
       <w:r>
         <w:rPr>
@@ -5487,7 +5487,7 @@
       <w:r>
         <w:br w:type="page"/>
       </w:r>
-      <w:bookmarkStart w:id="17" w:name="__RefHeading___Toc9408_3629903998"/>
+      <w:bookmarkStart w:id="17" w:name="__RefHeading___Toc9419_3585673687"/>
       <w:bookmarkEnd w:id="17"/>
       <w:r>
         <w:rPr>
@@ -5597,7 +5597,7 @@
         <w:spacing w:before="280" w:after="80"/>
         <w:rPr/>
       </w:pPr>
-      <w:bookmarkStart w:id="18" w:name="__RefHeading___Toc9410_3629903998"/>
+      <w:bookmarkStart w:id="18" w:name="__RefHeading___Toc9421_3585673687"/>
       <w:bookmarkStart w:id="19" w:name="the-stack-top-to-bottom"/>
       <w:bookmarkEnd w:id="18"/>
       <w:r>
@@ -6143,7 +6143,7 @@
         <w:spacing w:before="280" w:after="80"/>
         <w:rPr/>
       </w:pPr>
-      <w:bookmarkStart w:id="21" w:name="__RefHeading___Toc9412_3629903998"/>
+      <w:bookmarkStart w:id="21" w:name="__RefHeading___Toc9423_3585673687"/>
       <w:bookmarkStart w:id="22" w:name="what-the-host-sees"/>
       <w:bookmarkEnd w:id="21"/>
       <w:r>
@@ -6289,7 +6289,7 @@
         <w:spacing w:before="360" w:after="120"/>
         <w:rPr/>
       </w:pPr>
-      <w:bookmarkStart w:id="25" w:name="__RefHeading___Toc9414_3629903998"/>
+      <w:bookmarkStart w:id="25" w:name="__RefHeading___Toc9425_3585673687"/>
       <w:bookmarkStart w:id="26" w:name="the-harness"/>
       <w:bookmarkEnd w:id="25"/>
       <w:r>
@@ -6336,7 +6336,7 @@
         <w:spacing w:before="200" w:after="80"/>
         <w:rPr/>
       </w:pPr>
-      <w:bookmarkStart w:id="27" w:name="__RefHeading___Toc9416_3629903998"/>
+      <w:bookmarkStart w:id="27" w:name="__RefHeading___Toc9427_3585673687"/>
       <w:bookmarkStart w:id="28" w:name="figure-2.1-the-harness-block-map"/>
       <w:bookmarkStart w:id="29" w:name="_Fig_2_The_harness_block_ma"/>
       <w:bookmarkEnd w:id="27"/>
@@ -6508,7 +6508,7 @@
         <w:spacing w:before="280" w:after="80"/>
         <w:rPr/>
       </w:pPr>
-      <w:bookmarkStart w:id="30" w:name="__RefHeading___Toc9418_3629903998"/>
+      <w:bookmarkStart w:id="30" w:name="__RefHeading___Toc9429_3585673687"/>
       <w:bookmarkStart w:id="31" w:name="the-host-front-end-and-the-bridge"/>
       <w:bookmarkEnd w:id="30"/>
       <w:r>
@@ -6640,7 +6640,7 @@
         <w:spacing w:before="280" w:after="80"/>
         <w:rPr/>
       </w:pPr>
-      <w:bookmarkStart w:id="32" w:name="__RefHeading___Toc9420_3629903998"/>
+      <w:bookmarkStart w:id="32" w:name="__RefHeading___Toc9431_3585673687"/>
       <w:bookmarkStart w:id="33" w:name="the-harness-csr"/>
       <w:bookmarkEnd w:id="32"/>
       <w:r>
@@ -7480,7 +7480,7 @@
         <w:spacing w:before="280" w:after="80"/>
         <w:rPr/>
       </w:pPr>
-      <w:bookmarkStart w:id="35" w:name="__RefHeading___Toc9422_3629903998"/>
+      <w:bookmarkStart w:id="35" w:name="__RefHeading___Toc9433_3585673687"/>
       <w:bookmarkStart w:id="36" w:name="the-run-timer-and-the-verdict"/>
       <w:bookmarkEnd w:id="35"/>
       <w:r>
@@ -7703,7 +7703,7 @@
         <w:spacing w:before="280" w:after="80"/>
         <w:rPr/>
       </w:pPr>
-      <w:bookmarkStart w:id="37" w:name="__RefHeading___Toc9424_3629903998"/>
+      <w:bookmarkStart w:id="37" w:name="__RefHeading___Toc9435_3585673687"/>
       <w:bookmarkEnd w:id="37"/>
       <w:r>
         <w:rPr>
@@ -8092,7 +8092,7 @@
       <w:r>
         <w:br w:type="page"/>
       </w:r>
-      <w:bookmarkStart w:id="40" w:name="__RefHeading___Toc9426_3629903998"/>
+      <w:bookmarkStart w:id="40" w:name="__RefHeading___Toc9437_3585673687"/>
       <w:bookmarkEnd w:id="40"/>
       <w:r>
         <w:rPr>
@@ -8413,7 +8413,7 @@
         <w:spacing w:before="360" w:after="120"/>
         <w:rPr/>
       </w:pPr>
-      <w:bookmarkStart w:id="42" w:name="__RefHeading___Toc9428_3629903998"/>
+      <w:bookmarkStart w:id="42" w:name="__RefHeading___Toc9439_3585673687"/>
       <w:bookmarkStart w:id="43" w:name="the-address-map"/>
       <w:bookmarkEnd w:id="42"/>
       <w:r>
@@ -8531,7 +8531,7 @@
         <w:spacing w:before="200" w:after="80"/>
         <w:rPr/>
       </w:pPr>
-      <w:bookmarkStart w:id="44" w:name="__RefHeading___Toc9430_3629903998"/>
+      <w:bookmarkStart w:id="44" w:name="__RefHeading___Toc9441_3585673687"/>
       <w:bookmarkStart w:id="45" w:name="figure-2.2-host-address-map"/>
       <w:bookmarkStart w:id="46" w:name="_Fig_3_Host_address_map"/>
       <w:bookmarkEnd w:id="44"/>
@@ -8652,7 +8652,7 @@
         <w:spacing w:before="280" w:after="80"/>
         <w:rPr/>
       </w:pPr>
-      <w:bookmarkStart w:id="47" w:name="__RefHeading___Toc9432_3629903998"/>
+      <w:bookmarkStart w:id="47" w:name="__RefHeading___Toc9443_3585673687"/>
       <w:bookmarkStart w:id="48" w:name="bridge-slave-map"/>
       <w:bookmarkEnd w:id="47"/>
       <w:r>
@@ -11095,7 +11095,7 @@
         <w:spacing w:before="280" w:after="80"/>
         <w:rPr/>
       </w:pPr>
-      <w:bookmarkStart w:id="50" w:name="__RefHeading___Toc9434_3629903998"/>
+      <w:bookmarkStart w:id="50" w:name="__RefHeading___Toc9445_3585673687"/>
       <w:bookmarkEnd w:id="50"/>
       <w:r>
         <w:rPr>
@@ -15783,7 +15783,7 @@
       <w:r>
         <w:br w:type="page"/>
       </w:r>
-      <w:bookmarkStart w:id="53" w:name="__RefHeading___Toc9436_3629903998"/>
+      <w:bookmarkStart w:id="53" w:name="__RefHeading___Toc9447_3585673687"/>
       <w:bookmarkEnd w:id="53"/>
       <w:r>
         <w:rPr>
@@ -16065,7 +16065,7 @@
         <w:spacing w:before="360" w:after="120"/>
         <w:rPr/>
       </w:pPr>
-      <w:bookmarkStart w:id="55" w:name="__RefHeading___Toc9438_3629903998"/>
+      <w:bookmarkStart w:id="55" w:name="__RefHeading___Toc9449_3585673687"/>
       <w:bookmarkStart w:id="56" w:name="one-rtl-three-builds"/>
       <w:bookmarkEnd w:id="55"/>
       <w:r>
@@ -16097,7 +16097,7 @@
         <w:spacing w:before="280" w:after="80"/>
         <w:rPr/>
       </w:pPr>
-      <w:bookmarkStart w:id="57" w:name="__RefHeading___Toc9440_3629903998"/>
+      <w:bookmarkStart w:id="57" w:name="__RefHeading___Toc9451_3585673687"/>
       <w:bookmarkStart w:id="58" w:name="the-rule"/>
       <w:bookmarkEnd w:id="57"/>
       <w:r>
@@ -17128,7 +17128,7 @@
         <w:spacing w:before="200" w:after="80"/>
         <w:rPr/>
       </w:pPr>
-      <w:bookmarkStart w:id="60" w:name="__RefHeading___Toc9442_3629903998"/>
+      <w:bookmarkStart w:id="60" w:name="__RefHeading___Toc9453_3585673687"/>
       <w:bookmarkStart w:id="61" w:name="Xc226b0c44a2c50f0e553011facdd3c0f482dd71"/>
       <w:bookmarkStart w:id="62" w:name="_Fig_4_One_source_tree__thr"/>
       <w:bookmarkEnd w:id="60"/>
@@ -17250,7 +17250,7 @@
         <w:spacing w:before="280" w:after="80"/>
         <w:rPr/>
       </w:pPr>
-      <w:bookmarkStart w:id="63" w:name="__RefHeading___Toc9444_3629903998"/>
+      <w:bookmarkStart w:id="63" w:name="__RefHeading___Toc9455_3585673687"/>
       <w:bookmarkStart w:id="64" w:name="why-three-and-why-not-two"/>
       <w:bookmarkEnd w:id="63"/>
       <w:r>
@@ -17335,7 +17335,7 @@
         <w:spacing w:before="280" w:after="80"/>
         <w:rPr/>
       </w:pPr>
-      <w:bookmarkStart w:id="66" w:name="__RefHeading___Toc9446_3629903998"/>
+      <w:bookmarkStart w:id="66" w:name="__RefHeading___Toc9457_3585673687"/>
       <w:bookmarkStart w:id="67" w:name="what-the-builds-measured"/>
       <w:bookmarkEnd w:id="66"/>
       <w:r>
@@ -18539,7 +18539,7 @@
         <w:spacing w:before="280" w:after="80"/>
         <w:rPr/>
       </w:pPr>
-      <w:bookmarkStart w:id="69" w:name="__RefHeading___Toc9448_3629903998"/>
+      <w:bookmarkStart w:id="69" w:name="__RefHeading___Toc9459_3585673687"/>
       <w:bookmarkStart w:id="70" w:name="the-knobs-behind-the-rows"/>
       <w:bookmarkEnd w:id="69"/>
       <w:r>
@@ -20202,7 +20202,7 @@
         <w:spacing w:before="360" w:after="120"/>
         <w:rPr/>
       </w:pPr>
-      <w:bookmarkStart w:id="74" w:name="__RefHeading___Toc9450_3629903998"/>
+      <w:bookmarkStart w:id="74" w:name="__RefHeading___Toc9461_3585673687"/>
       <w:bookmarkStart w:id="75" w:name="host-tools-and-flow"/>
       <w:bookmarkEnd w:id="74"/>
       <w:r>
@@ -20234,7 +20234,7 @@
         <w:spacing w:before="280" w:after="80"/>
         <w:rPr/>
       </w:pPr>
-      <w:bookmarkStart w:id="76" w:name="__RefHeading___Toc9452_3629903998"/>
+      <w:bookmarkStart w:id="76" w:name="__RefHeading___Toc9463_3585673687"/>
       <w:bookmarkEnd w:id="76"/>
       <w:r>
         <w:rPr>
@@ -21319,7 +21319,7 @@
       <w:r>
         <w:br w:type="page"/>
       </w:r>
-      <w:bookmarkStart w:id="79" w:name="__RefHeading___Toc9454_3629903998"/>
+      <w:bookmarkStart w:id="79" w:name="__RefHeading___Toc9465_3585673687"/>
       <w:bookmarkEnd w:id="79"/>
       <w:r>
         <w:rPr>
@@ -22170,7 +22170,7 @@
         <w:spacing w:before="200" w:after="80"/>
         <w:rPr/>
       </w:pPr>
-      <w:bookmarkStart w:id="81" w:name="__RefHeading___Toc9456_3629903998"/>
+      <w:bookmarkStart w:id="81" w:name="__RefHeading___Toc9467_3585673687"/>
       <w:bookmarkStart w:id="82" w:name="Xd69c0e83a63449e03c27ce5d7596f669cc080e3"/>
       <w:bookmarkStart w:id="83" w:name="_Fig_5_What_each_build_meas"/>
       <w:bookmarkEnd w:id="81"/>
@@ -22291,7 +22291,7 @@
         <w:spacing w:before="280" w:after="80"/>
         <w:rPr/>
       </w:pPr>
-      <w:bookmarkStart w:id="84" w:name="__RefHeading___Toc9458_3629903998"/>
+      <w:bookmarkStart w:id="84" w:name="__RefHeading___Toc9469_3585673687"/>
       <w:bookmarkStart w:id="85" w:name="one-program-two-targets"/>
       <w:bookmarkEnd w:id="84"/>
       <w:r>
@@ -22364,7 +22364,7 @@
         <w:spacing w:before="280" w:after="80"/>
         <w:rPr/>
       </w:pPr>
-      <w:bookmarkStart w:id="87" w:name="__RefHeading___Toc9460_3629903998"/>
+      <w:bookmarkStart w:id="87" w:name="__RefHeading___Toc9471_3585673687"/>
       <w:bookmarkStart w:id="88" w:name="where-the-results-go"/>
       <w:bookmarkEnd w:id="87"/>
       <w:r>
@@ -23272,7 +23272,7 @@
         <w:spacing w:before="360" w:after="120"/>
         <w:rPr/>
       </w:pPr>
-      <w:bookmarkStart w:id="92" w:name="__RefHeading___Toc9462_3629903998"/>
+      <w:bookmarkStart w:id="92" w:name="__RefHeading___Toc9473_3585673687"/>
       <w:bookmarkEnd w:id="92"/>
       <w:r>
         <w:rPr>
@@ -23337,7 +23337,7 @@
         <w:spacing w:before="280" w:after="80"/>
         <w:rPr/>
       </w:pPr>
-      <w:bookmarkStart w:id="93" w:name="__RefHeading___Toc9464_3629903998"/>
+      <w:bookmarkStart w:id="93" w:name="__RefHeading___Toc9475_3585673687"/>
       <w:bookmarkStart w:id="94" w:name="the-stream-g-build"/>
       <w:bookmarkEnd w:id="93"/>
       <w:r>
@@ -23605,7 +23605,7 @@
         <w:spacing w:before="200" w:after="80"/>
         <w:rPr/>
       </w:pPr>
-      <w:bookmarkStart w:id="95" w:name="__RefHeading___Toc9466_3629903998"/>
+      <w:bookmarkStart w:id="95" w:name="__RefHeading___Toc9477_3585673687"/>
       <w:bookmarkStart w:id="96" w:name="X011e7dd3c447cc524bf276a9bf79e615ec4f16d"/>
       <w:bookmarkStart w:id="97" w:name="_Fig_6_The_stream_g_DUT_in_"/>
       <w:bookmarkEnd w:id="95"/>
@@ -23817,7 +23817,7 @@
         <w:spacing w:before="280" w:after="80"/>
         <w:rPr/>
       </w:pPr>
-      <w:bookmarkStart w:id="98" w:name="__RefHeading___Toc9468_3629903998"/>
+      <w:bookmarkStart w:id="98" w:name="__RefHeading___Toc9479_3585673687"/>
       <w:bookmarkStart w:id="99" w:name="the-two-bitstreams"/>
       <w:bookmarkEnd w:id="98"/>
       <w:r>
@@ -26176,7 +26176,7 @@
         <w:spacing w:before="280" w:after="80"/>
         <w:rPr/>
       </w:pPr>
-      <w:bookmarkStart w:id="102" w:name="__RefHeading___Toc9470_3629903998"/>
+      <w:bookmarkStart w:id="102" w:name="__RefHeading___Toc9481_3585673687"/>
       <w:bookmarkStart w:id="103" w:name="the-first-stream-g-bitstream"/>
       <w:bookmarkEnd w:id="102"/>
       <w:r>
@@ -26301,7 +26301,7 @@
         <w:spacing w:before="280" w:after="80"/>
         <w:rPr/>
       </w:pPr>
-      <w:bookmarkStart w:id="104" w:name="__RefHeading___Toc9472_3629903998"/>
+      <w:bookmarkStart w:id="104" w:name="__RefHeading___Toc9483_3585673687"/>
       <w:bookmarkStart w:id="105" w:name="how-the-two-designs-were-compared"/>
       <w:bookmarkEnd w:id="104"/>
       <w:r>
@@ -26496,7 +26496,7 @@
         <w:spacing w:before="200" w:after="80"/>
         <w:rPr/>
       </w:pPr>
-      <w:bookmarkStart w:id="106" w:name="__RefHeading___Toc9474_3629903998"/>
+      <w:bookmarkStart w:id="106" w:name="__RefHeading___Toc9485_3585673687"/>
       <w:bookmarkStart w:id="107" w:name="figure-5.2-the-ab-end-to-end"/>
       <w:bookmarkStart w:id="108" w:name="_Fig_7_The_A_B__end_to_end"/>
       <w:bookmarkEnd w:id="106"/>
@@ -26611,7 +26611,7 @@
         <w:spacing w:before="200" w:after="80"/>
         <w:rPr/>
       </w:pPr>
-      <w:bookmarkStart w:id="109" w:name="__RefHeading___Toc9476_3629903998"/>
+      <w:bookmarkStart w:id="109" w:name="__RefHeading___Toc9487_3585673687"/>
       <w:bookmarkStart w:id="110" w:name="the-simulation-against-the-board"/>
       <w:bookmarkEnd w:id="109"/>
       <w:r>
@@ -26694,7 +26694,7 @@
         <w:rPr>
           <w:sz w:val="20"/>
         </w:rPr>
-        <w:t xml:space="preserve">) is recorded under </w:t>
+        <w:t xml:space="preserve">, </w:t>
       </w:r>
       <w:r>
         <w:rPr>
@@ -26707,7 +26707,7 @@
         <w:rPr>
           <w:sz w:val="20"/>
         </w:rPr>
-        <w:t xml:space="preserve"> as it completes.</w:t>
+        <w:t>): on STREAM all 96 points are the board to the cycle; on stream-g 3 of 96 are identical and the rest differ by 24 cycles on average and 190 at most, every one of them a poll-phase effect, with the largest on the lone channel’s short chains. The reason the firmware’s reaction varies that much is in the shared image’s one-slot poll: a chained head that opens after the pass’s first HEAD_SUM read is routed to the full JUDGE path instead of the four- instruction chain hook, and in stream-g a chained head opens at the hardware’s in-place advance, out of phase with the pass, where in rapids-g it opens at the firmware’s own take (TASK-021).</w:t>
       </w:r>
       <w:bookmarkEnd w:id="105"/>
       <w:bookmarkEnd w:id="110"/>
@@ -26724,7 +26724,7 @@
         <w:spacing w:before="280" w:after="80"/>
         <w:rPr/>
       </w:pPr>
-      <w:bookmarkStart w:id="111" w:name="__RefHeading___Toc9478_3629903998"/>
+      <w:bookmarkStart w:id="111" w:name="__RefHeading___Toc9489_3585673687"/>
       <w:bookmarkEnd w:id="111"/>
       <w:r>
         <w:rPr>
@@ -36143,7 +36143,7 @@
       <w:r>
         <w:br w:type="page"/>
       </w:r>
-      <w:bookmarkStart w:id="114" w:name="__RefHeading___Toc9480_3629903998"/>
+      <w:bookmarkStart w:id="114" w:name="__RefHeading___Toc9491_3585673687"/>
       <w:bookmarkEnd w:id="114"/>
       <w:r>
         <w:rPr>
@@ -38532,7 +38532,7 @@
       <w:r>
         <w:br w:type="page"/>
       </w:r>
-      <w:bookmarkStart w:id="116" w:name="__RefHeading___Toc9482_3629903998"/>
+      <w:bookmarkStart w:id="116" w:name="__RefHeading___Toc9493_3585673687"/>
       <w:bookmarkEnd w:id="116"/>
       <w:r>
         <w:rPr>
@@ -42993,7 +42993,7 @@
         <w:spacing w:before="280" w:after="80"/>
         <w:rPr/>
       </w:pPr>
-      <w:bookmarkStart w:id="119" w:name="__RefHeading___Toc9484_3629903998"/>
+      <w:bookmarkStart w:id="119" w:name="__RefHeading___Toc9495_3585673687"/>
       <w:bookmarkEnd w:id="119"/>
       <w:r>
         <w:rPr>
@@ -43871,7 +43871,7 @@
       <w:r>
         <w:br w:type="page"/>
       </w:r>
-      <w:bookmarkStart w:id="122" w:name="__RefHeading___Toc9486_3629903998"/>
+      <w:bookmarkStart w:id="122" w:name="__RefHeading___Toc9497_3585673687"/>
       <w:bookmarkEnd w:id="122"/>
       <w:r>
         <w:rPr>

--- a/projects/fpga-systems/Genesys2/dma-ip/stream/docs/STREAM_FPGA_System_v1.4.docx
+++ b/projects/fpga-systems/Genesys2/dma-ip/stream/docs/STREAM_FPGA_System_v1.4.docx
@@ -160,7 +160,7 @@
             </w:rPr>
             <w:fldChar w:fldCharType="separate"/>
           </w:r>
-          <w:hyperlink w:anchor="__RefHeading___Toc9405_3585673687">
+          <w:hyperlink w:anchor="__RefHeading___Toc9430_1024129965">
             <w:r>
               <w:rPr>
                 <w:webHidden/>
@@ -181,7 +181,7 @@
             </w:tabs>
             <w:rPr/>
           </w:pPr>
-          <w:hyperlink w:anchor="__RefHeading___Toc9407_3585673687">
+          <w:hyperlink w:anchor="__RefHeading___Toc9432_1024129965">
             <w:r>
               <w:rPr>
                 <w:webHidden/>
@@ -202,7 +202,7 @@
             </w:tabs>
             <w:rPr/>
           </w:pPr>
-          <w:hyperlink w:anchor="__RefHeading___Toc9409_3585673687">
+          <w:hyperlink w:anchor="__RefHeading___Toc9434_1024129965">
             <w:r>
               <w:rPr>
                 <w:webHidden/>
@@ -223,7 +223,7 @@
             </w:tabs>
             <w:rPr/>
           </w:pPr>
-          <w:hyperlink w:anchor="__RefHeading___Toc9411_3585673687">
+          <w:hyperlink w:anchor="__RefHeading___Toc9436_1024129965">
             <w:r>
               <w:rPr>
                 <w:webHidden/>
@@ -244,7 +244,7 @@
             </w:tabs>
             <w:rPr/>
           </w:pPr>
-          <w:hyperlink w:anchor="__RefHeading___Toc9413_3585673687">
+          <w:hyperlink w:anchor="__RefHeading___Toc9438_1024129965">
             <w:r>
               <w:rPr>
                 <w:webHidden/>
@@ -265,7 +265,7 @@
             </w:tabs>
             <w:rPr/>
           </w:pPr>
-          <w:hyperlink w:anchor="__RefHeading___Toc9415_3585673687">
+          <w:hyperlink w:anchor="__RefHeading___Toc9440_1024129965">
             <w:r>
               <w:rPr>
                 <w:webHidden/>
@@ -286,7 +286,7 @@
             </w:tabs>
             <w:rPr/>
           </w:pPr>
-          <w:hyperlink w:anchor="__RefHeading___Toc9417_3585673687">
+          <w:hyperlink w:anchor="__RefHeading___Toc9442_1024129965">
             <w:r>
               <w:rPr>
                 <w:webHidden/>
@@ -307,7 +307,7 @@
             </w:tabs>
             <w:rPr/>
           </w:pPr>
-          <w:hyperlink w:anchor="__RefHeading___Toc9419_3585673687">
+          <w:hyperlink w:anchor="__RefHeading___Toc9444_1024129965">
             <w:r>
               <w:rPr>
                 <w:webHidden/>
@@ -328,7 +328,7 @@
             </w:tabs>
             <w:rPr/>
           </w:pPr>
-          <w:hyperlink w:anchor="__RefHeading___Toc9421_3585673687">
+          <w:hyperlink w:anchor="__RefHeading___Toc9446_1024129965">
             <w:r>
               <w:rPr>
                 <w:webHidden/>
@@ -349,7 +349,7 @@
             </w:tabs>
             <w:rPr/>
           </w:pPr>
-          <w:hyperlink w:anchor="__RefHeading___Toc9423_3585673687">
+          <w:hyperlink w:anchor="__RefHeading___Toc9448_1024129965">
             <w:r>
               <w:rPr>
                 <w:webHidden/>
@@ -370,7 +370,7 @@
             </w:tabs>
             <w:rPr/>
           </w:pPr>
-          <w:hyperlink w:anchor="__RefHeading___Toc9425_3585673687">
+          <w:hyperlink w:anchor="__RefHeading___Toc9450_1024129965">
             <w:r>
               <w:rPr>
                 <w:webHidden/>
@@ -391,7 +391,7 @@
             </w:tabs>
             <w:rPr/>
           </w:pPr>
-          <w:hyperlink w:anchor="__RefHeading___Toc9427_3585673687">
+          <w:hyperlink w:anchor="__RefHeading___Toc9452_1024129965">
             <w:r>
               <w:rPr>
                 <w:webHidden/>
@@ -412,7 +412,7 @@
             </w:tabs>
             <w:rPr/>
           </w:pPr>
-          <w:hyperlink w:anchor="__RefHeading___Toc9429_3585673687">
+          <w:hyperlink w:anchor="__RefHeading___Toc9454_1024129965">
             <w:r>
               <w:rPr>
                 <w:webHidden/>
@@ -433,7 +433,7 @@
             </w:tabs>
             <w:rPr/>
           </w:pPr>
-          <w:hyperlink w:anchor="__RefHeading___Toc9431_3585673687">
+          <w:hyperlink w:anchor="__RefHeading___Toc9456_1024129965">
             <w:r>
               <w:rPr>
                 <w:webHidden/>
@@ -454,7 +454,7 @@
             </w:tabs>
             <w:rPr/>
           </w:pPr>
-          <w:hyperlink w:anchor="__RefHeading___Toc9433_3585673687">
+          <w:hyperlink w:anchor="__RefHeading___Toc9458_1024129965">
             <w:r>
               <w:rPr>
                 <w:webHidden/>
@@ -475,7 +475,7 @@
             </w:tabs>
             <w:rPr/>
           </w:pPr>
-          <w:hyperlink w:anchor="__RefHeading___Toc9435_3585673687">
+          <w:hyperlink w:anchor="__RefHeading___Toc9460_1024129965">
             <w:r>
               <w:rPr>
                 <w:webHidden/>
@@ -496,7 +496,7 @@
             </w:tabs>
             <w:rPr/>
           </w:pPr>
-          <w:hyperlink w:anchor="__RefHeading___Toc9437_3585673687">
+          <w:hyperlink w:anchor="__RefHeading___Toc9462_1024129965">
             <w:r>
               <w:rPr>
                 <w:webHidden/>
@@ -517,7 +517,7 @@
             </w:tabs>
             <w:rPr/>
           </w:pPr>
-          <w:hyperlink w:anchor="__RefHeading___Toc9439_3585673687">
+          <w:hyperlink w:anchor="__RefHeading___Toc9464_1024129965">
             <w:r>
               <w:rPr>
                 <w:webHidden/>
@@ -538,7 +538,7 @@
             </w:tabs>
             <w:rPr/>
           </w:pPr>
-          <w:hyperlink w:anchor="__RefHeading___Toc9441_3585673687">
+          <w:hyperlink w:anchor="__RefHeading___Toc9466_1024129965">
             <w:r>
               <w:rPr>
                 <w:webHidden/>
@@ -559,7 +559,7 @@
             </w:tabs>
             <w:rPr/>
           </w:pPr>
-          <w:hyperlink w:anchor="__RefHeading___Toc9443_3585673687">
+          <w:hyperlink w:anchor="__RefHeading___Toc9468_1024129965">
             <w:r>
               <w:rPr>
                 <w:webHidden/>
@@ -580,7 +580,7 @@
             </w:tabs>
             <w:rPr/>
           </w:pPr>
-          <w:hyperlink w:anchor="__RefHeading___Toc9445_3585673687">
+          <w:hyperlink w:anchor="__RefHeading___Toc9470_1024129965">
             <w:r>
               <w:rPr>
                 <w:webHidden/>
@@ -601,7 +601,7 @@
             </w:tabs>
             <w:rPr/>
           </w:pPr>
-          <w:hyperlink w:anchor="__RefHeading___Toc9447_3585673687">
+          <w:hyperlink w:anchor="__RefHeading___Toc9472_1024129965">
             <w:r>
               <w:rPr>
                 <w:webHidden/>
@@ -622,7 +622,7 @@
             </w:tabs>
             <w:rPr/>
           </w:pPr>
-          <w:hyperlink w:anchor="__RefHeading___Toc9449_3585673687">
+          <w:hyperlink w:anchor="__RefHeading___Toc9474_1024129965">
             <w:r>
               <w:rPr>
                 <w:webHidden/>
@@ -643,7 +643,7 @@
             </w:tabs>
             <w:rPr/>
           </w:pPr>
-          <w:hyperlink w:anchor="__RefHeading___Toc9451_3585673687">
+          <w:hyperlink w:anchor="__RefHeading___Toc9476_1024129965">
             <w:r>
               <w:rPr>
                 <w:webHidden/>
@@ -664,7 +664,7 @@
             </w:tabs>
             <w:rPr/>
           </w:pPr>
-          <w:hyperlink w:anchor="__RefHeading___Toc9453_3585673687">
+          <w:hyperlink w:anchor="__RefHeading___Toc9478_1024129965">
             <w:r>
               <w:rPr>
                 <w:webHidden/>
@@ -685,7 +685,7 @@
             </w:tabs>
             <w:rPr/>
           </w:pPr>
-          <w:hyperlink w:anchor="__RefHeading___Toc9455_3585673687">
+          <w:hyperlink w:anchor="__RefHeading___Toc9480_1024129965">
             <w:r>
               <w:rPr>
                 <w:webHidden/>
@@ -706,7 +706,7 @@
             </w:tabs>
             <w:rPr/>
           </w:pPr>
-          <w:hyperlink w:anchor="__RefHeading___Toc9457_3585673687">
+          <w:hyperlink w:anchor="__RefHeading___Toc9482_1024129965">
             <w:r>
               <w:rPr>
                 <w:webHidden/>
@@ -727,7 +727,7 @@
             </w:tabs>
             <w:rPr/>
           </w:pPr>
-          <w:hyperlink w:anchor="__RefHeading___Toc9459_3585673687">
+          <w:hyperlink w:anchor="__RefHeading___Toc9484_1024129965">
             <w:r>
               <w:rPr>
                 <w:webHidden/>
@@ -748,7 +748,7 @@
             </w:tabs>
             <w:rPr/>
           </w:pPr>
-          <w:hyperlink w:anchor="__RefHeading___Toc9461_3585673687">
+          <w:hyperlink w:anchor="__RefHeading___Toc9486_1024129965">
             <w:r>
               <w:rPr>
                 <w:webHidden/>
@@ -769,7 +769,7 @@
             </w:tabs>
             <w:rPr/>
           </w:pPr>
-          <w:hyperlink w:anchor="__RefHeading___Toc9463_3585673687">
+          <w:hyperlink w:anchor="__RefHeading___Toc9488_1024129965">
             <w:r>
               <w:rPr>
                 <w:webHidden/>
@@ -790,7 +790,7 @@
             </w:tabs>
             <w:rPr/>
           </w:pPr>
-          <w:hyperlink w:anchor="__RefHeading___Toc9465_3585673687">
+          <w:hyperlink w:anchor="__RefHeading___Toc9490_1024129965">
             <w:r>
               <w:rPr>
                 <w:webHidden/>
@@ -811,7 +811,7 @@
             </w:tabs>
             <w:rPr/>
           </w:pPr>
-          <w:hyperlink w:anchor="__RefHeading___Toc9467_3585673687">
+          <w:hyperlink w:anchor="__RefHeading___Toc9492_1024129965">
             <w:r>
               <w:rPr>
                 <w:webHidden/>
@@ -832,7 +832,7 @@
             </w:tabs>
             <w:rPr/>
           </w:pPr>
-          <w:hyperlink w:anchor="__RefHeading___Toc9469_3585673687">
+          <w:hyperlink w:anchor="__RefHeading___Toc9494_1024129965">
             <w:r>
               <w:rPr>
                 <w:webHidden/>
@@ -853,7 +853,7 @@
             </w:tabs>
             <w:rPr/>
           </w:pPr>
-          <w:hyperlink w:anchor="__RefHeading___Toc9471_3585673687">
+          <w:hyperlink w:anchor="__RefHeading___Toc9496_1024129965">
             <w:r>
               <w:rPr>
                 <w:webHidden/>
@@ -874,7 +874,7 @@
             </w:tabs>
             <w:rPr/>
           </w:pPr>
-          <w:hyperlink w:anchor="__RefHeading___Toc9473_3585673687">
+          <w:hyperlink w:anchor="__RefHeading___Toc9498_1024129965">
             <w:r>
               <w:rPr>
                 <w:webHidden/>
@@ -895,7 +895,7 @@
             </w:tabs>
             <w:rPr/>
           </w:pPr>
-          <w:hyperlink w:anchor="__RefHeading___Toc9475_3585673687">
+          <w:hyperlink w:anchor="__RefHeading___Toc9500_1024129965">
             <w:r>
               <w:rPr>
                 <w:webHidden/>
@@ -916,7 +916,7 @@
             </w:tabs>
             <w:rPr/>
           </w:pPr>
-          <w:hyperlink w:anchor="__RefHeading___Toc9477_3585673687">
+          <w:hyperlink w:anchor="__RefHeading___Toc9502_1024129965">
             <w:r>
               <w:rPr>
                 <w:webHidden/>
@@ -937,7 +937,7 @@
             </w:tabs>
             <w:rPr/>
           </w:pPr>
-          <w:hyperlink w:anchor="__RefHeading___Toc9479_3585673687">
+          <w:hyperlink w:anchor="__RefHeading___Toc9504_1024129965">
             <w:r>
               <w:rPr>
                 <w:webHidden/>
@@ -958,7 +958,7 @@
             </w:tabs>
             <w:rPr/>
           </w:pPr>
-          <w:hyperlink w:anchor="__RefHeading___Toc9481_3585673687">
+          <w:hyperlink w:anchor="__RefHeading___Toc9506_1024129965">
             <w:r>
               <w:rPr>
                 <w:webHidden/>
@@ -979,7 +979,7 @@
             </w:tabs>
             <w:rPr/>
           </w:pPr>
-          <w:hyperlink w:anchor="__RefHeading___Toc9483_3585673687">
+          <w:hyperlink w:anchor="__RefHeading___Toc9508_1024129965">
             <w:r>
               <w:rPr>
                 <w:webHidden/>
@@ -1000,7 +1000,7 @@
             </w:tabs>
             <w:rPr/>
           </w:pPr>
-          <w:hyperlink w:anchor="__RefHeading___Toc9485_3585673687">
+          <w:hyperlink w:anchor="__RefHeading___Toc9510_1024129965">
             <w:r>
               <w:rPr>
                 <w:webHidden/>
@@ -1021,7 +1021,7 @@
             </w:tabs>
             <w:rPr/>
           </w:pPr>
-          <w:hyperlink w:anchor="__RefHeading___Toc9487_3585673687">
+          <w:hyperlink w:anchor="__RefHeading___Toc9512_1024129965">
             <w:r>
               <w:rPr>
                 <w:webHidden/>
@@ -1042,7 +1042,7 @@
             </w:tabs>
             <w:rPr/>
           </w:pPr>
-          <w:hyperlink w:anchor="__RefHeading___Toc9489_3585673687">
+          <w:hyperlink w:anchor="__RefHeading___Toc9514_1024129965">
             <w:r>
               <w:rPr>
                 <w:webHidden/>
@@ -1063,7 +1063,7 @@
             </w:tabs>
             <w:rPr/>
           </w:pPr>
-          <w:hyperlink w:anchor="__RefHeading___Toc9491_3585673687">
+          <w:hyperlink w:anchor="__RefHeading___Toc9516_1024129965">
             <w:r>
               <w:rPr>
                 <w:webHidden/>
@@ -1084,7 +1084,7 @@
             </w:tabs>
             <w:rPr/>
           </w:pPr>
-          <w:hyperlink w:anchor="__RefHeading___Toc9493_3585673687">
+          <w:hyperlink w:anchor="__RefHeading___Toc9518_1024129965">
             <w:r>
               <w:rPr>
                 <w:webHidden/>
@@ -1105,7 +1105,7 @@
             </w:tabs>
             <w:rPr/>
           </w:pPr>
-          <w:hyperlink w:anchor="__RefHeading___Toc9495_3585673687">
+          <w:hyperlink w:anchor="__RefHeading___Toc9520_1024129965">
             <w:r>
               <w:rPr>
                 <w:webHidden/>
@@ -1126,7 +1126,7 @@
             </w:tabs>
             <w:rPr/>
           </w:pPr>
-          <w:hyperlink w:anchor="__RefHeading___Toc9497_3585673687">
+          <w:hyperlink w:anchor="__RefHeading___Toc9522_1024129965">
             <w:r>
               <w:rPr>
                 <w:webHidden/>
@@ -2530,7 +2530,7 @@
             <w:color w:val="000000"/>
             <w:sz w:val="24"/>
           </w:rPr>
-          <w:t>Table 17: Table 5.3: One descriptor per channel, 2026-10-24 (peak 1,600 MB/s)</w:t>
+          <w:t>Table 17: Table 5.3: One descriptor per channel, 2026-10-25 (peak 1,600 MB/s)</w:t>
         </w:r>
         <w:r>
           <w:rPr>
@@ -2587,7 +2587,7 @@
             <w:color w:val="000000"/>
             <w:sz w:val="24"/>
           </w:rPr>
-          <w:t>Table 18: Table 5.4: Chains of descriptors per channel, 2026-10-24</w:t>
+          <w:t>Table 18: Table 5.4: Chains of descriptors per channel, 2026-10-25</w:t>
         </w:r>
         <w:r>
           <w:rPr>
@@ -3032,7 +3032,7 @@
         <w:spacing w:before="360" w:after="120"/>
         <w:rPr/>
       </w:pPr>
-      <w:bookmarkStart w:id="0" w:name="__RefHeading___Toc9405_3585673687"/>
+      <w:bookmarkStart w:id="0" w:name="__RefHeading___Toc9430_1024129965"/>
       <w:bookmarkStart w:id="1" w:name="document-information"/>
       <w:bookmarkEnd w:id="0"/>
       <w:r>
@@ -3625,7 +3625,7 @@
       <w:r>
         <w:br w:type="page"/>
       </w:r>
-      <w:bookmarkStart w:id="3" w:name="__RefHeading___Toc9407_3585673687"/>
+      <w:bookmarkStart w:id="3" w:name="__RefHeading___Toc9432_1024129965"/>
       <w:bookmarkEnd w:id="3"/>
       <w:r>
         <w:rPr>
@@ -4484,7 +4484,7 @@
       <w:r>
         <w:br w:type="page"/>
       </w:r>
-      <w:bookmarkStart w:id="5" w:name="__RefHeading___Toc9409_3585673687"/>
+      <w:bookmarkStart w:id="5" w:name="__RefHeading___Toc9434_1024129965"/>
       <w:bookmarkEnd w:id="5"/>
       <w:r>
         <w:rPr>
@@ -4640,7 +4640,7 @@
         <w:spacing w:before="360" w:after="120"/>
         <w:rPr/>
       </w:pPr>
-      <w:bookmarkStart w:id="7" w:name="__RefHeading___Toc9411_3585673687"/>
+      <w:bookmarkStart w:id="7" w:name="__RefHeading___Toc9436_1024129965"/>
       <w:bookmarkStart w:id="8" w:name="the-system"/>
       <w:bookmarkEnd w:id="7"/>
       <w:r>
@@ -4672,7 +4672,7 @@
         <w:spacing w:before="280" w:after="80"/>
         <w:rPr/>
       </w:pPr>
-      <w:bookmarkStart w:id="9" w:name="__RefHeading___Toc9413_3585673687"/>
+      <w:bookmarkStart w:id="9" w:name="__RefHeading___Toc9438_1024129965"/>
       <w:bookmarkStart w:id="10" w:name="what-it-is"/>
       <w:bookmarkEnd w:id="9"/>
       <w:r>
@@ -4724,7 +4724,7 @@
         <w:spacing w:before="200" w:after="80"/>
         <w:rPr/>
       </w:pPr>
-      <w:bookmarkStart w:id="11" w:name="__RefHeading___Toc9415_3585673687"/>
+      <w:bookmarkStart w:id="11" w:name="__RefHeading___Toc9440_1024129965"/>
       <w:bookmarkStart w:id="12" w:name="figure-1.1-the-bench"/>
       <w:bookmarkStart w:id="13" w:name="_Fig_1_The_bench"/>
       <w:bookmarkEnd w:id="11"/>
@@ -4846,7 +4846,7 @@
         <w:spacing w:before="280" w:after="80"/>
         <w:rPr/>
       </w:pPr>
-      <w:bookmarkStart w:id="14" w:name="__RefHeading___Toc9417_3585673687"/>
+      <w:bookmarkStart w:id="14" w:name="__RefHeading___Toc9442_1024129965"/>
       <w:bookmarkEnd w:id="14"/>
       <w:r>
         <w:rPr>
@@ -5487,7 +5487,7 @@
       <w:r>
         <w:br w:type="page"/>
       </w:r>
-      <w:bookmarkStart w:id="17" w:name="__RefHeading___Toc9419_3585673687"/>
+      <w:bookmarkStart w:id="17" w:name="__RefHeading___Toc9444_1024129965"/>
       <w:bookmarkEnd w:id="17"/>
       <w:r>
         <w:rPr>
@@ -5597,7 +5597,7 @@
         <w:spacing w:before="280" w:after="80"/>
         <w:rPr/>
       </w:pPr>
-      <w:bookmarkStart w:id="18" w:name="__RefHeading___Toc9421_3585673687"/>
+      <w:bookmarkStart w:id="18" w:name="__RefHeading___Toc9446_1024129965"/>
       <w:bookmarkStart w:id="19" w:name="the-stack-top-to-bottom"/>
       <w:bookmarkEnd w:id="18"/>
       <w:r>
@@ -6143,7 +6143,7 @@
         <w:spacing w:before="280" w:after="80"/>
         <w:rPr/>
       </w:pPr>
-      <w:bookmarkStart w:id="21" w:name="__RefHeading___Toc9423_3585673687"/>
+      <w:bookmarkStart w:id="21" w:name="__RefHeading___Toc9448_1024129965"/>
       <w:bookmarkStart w:id="22" w:name="what-the-host-sees"/>
       <w:bookmarkEnd w:id="21"/>
       <w:r>
@@ -6289,7 +6289,7 @@
         <w:spacing w:before="360" w:after="120"/>
         <w:rPr/>
       </w:pPr>
-      <w:bookmarkStart w:id="25" w:name="__RefHeading___Toc9425_3585673687"/>
+      <w:bookmarkStart w:id="25" w:name="__RefHeading___Toc9450_1024129965"/>
       <w:bookmarkStart w:id="26" w:name="the-harness"/>
       <w:bookmarkEnd w:id="25"/>
       <w:r>
@@ -6336,7 +6336,7 @@
         <w:spacing w:before="200" w:after="80"/>
         <w:rPr/>
       </w:pPr>
-      <w:bookmarkStart w:id="27" w:name="__RefHeading___Toc9427_3585673687"/>
+      <w:bookmarkStart w:id="27" w:name="__RefHeading___Toc9452_1024129965"/>
       <w:bookmarkStart w:id="28" w:name="figure-2.1-the-harness-block-map"/>
       <w:bookmarkStart w:id="29" w:name="_Fig_2_The_harness_block_ma"/>
       <w:bookmarkEnd w:id="27"/>
@@ -6508,7 +6508,7 @@
         <w:spacing w:before="280" w:after="80"/>
         <w:rPr/>
       </w:pPr>
-      <w:bookmarkStart w:id="30" w:name="__RefHeading___Toc9429_3585673687"/>
+      <w:bookmarkStart w:id="30" w:name="__RefHeading___Toc9454_1024129965"/>
       <w:bookmarkStart w:id="31" w:name="the-host-front-end-and-the-bridge"/>
       <w:bookmarkEnd w:id="30"/>
       <w:r>
@@ -6640,7 +6640,7 @@
         <w:spacing w:before="280" w:after="80"/>
         <w:rPr/>
       </w:pPr>
-      <w:bookmarkStart w:id="32" w:name="__RefHeading___Toc9431_3585673687"/>
+      <w:bookmarkStart w:id="32" w:name="__RefHeading___Toc9456_1024129965"/>
       <w:bookmarkStart w:id="33" w:name="the-harness-csr"/>
       <w:bookmarkEnd w:id="32"/>
       <w:r>
@@ -7480,7 +7480,7 @@
         <w:spacing w:before="280" w:after="80"/>
         <w:rPr/>
       </w:pPr>
-      <w:bookmarkStart w:id="35" w:name="__RefHeading___Toc9433_3585673687"/>
+      <w:bookmarkStart w:id="35" w:name="__RefHeading___Toc9458_1024129965"/>
       <w:bookmarkStart w:id="36" w:name="the-run-timer-and-the-verdict"/>
       <w:bookmarkEnd w:id="35"/>
       <w:r>
@@ -7703,7 +7703,7 @@
         <w:spacing w:before="280" w:after="80"/>
         <w:rPr/>
       </w:pPr>
-      <w:bookmarkStart w:id="37" w:name="__RefHeading___Toc9435_3585673687"/>
+      <w:bookmarkStart w:id="37" w:name="__RefHeading___Toc9460_1024129965"/>
       <w:bookmarkEnd w:id="37"/>
       <w:r>
         <w:rPr>
@@ -8092,7 +8092,7 @@
       <w:r>
         <w:br w:type="page"/>
       </w:r>
-      <w:bookmarkStart w:id="40" w:name="__RefHeading___Toc9437_3585673687"/>
+      <w:bookmarkStart w:id="40" w:name="__RefHeading___Toc9462_1024129965"/>
       <w:bookmarkEnd w:id="40"/>
       <w:r>
         <w:rPr>
@@ -8413,7 +8413,7 @@
         <w:spacing w:before="360" w:after="120"/>
         <w:rPr/>
       </w:pPr>
-      <w:bookmarkStart w:id="42" w:name="__RefHeading___Toc9439_3585673687"/>
+      <w:bookmarkStart w:id="42" w:name="__RefHeading___Toc9464_1024129965"/>
       <w:bookmarkStart w:id="43" w:name="the-address-map"/>
       <w:bookmarkEnd w:id="42"/>
       <w:r>
@@ -8531,7 +8531,7 @@
         <w:spacing w:before="200" w:after="80"/>
         <w:rPr/>
       </w:pPr>
-      <w:bookmarkStart w:id="44" w:name="__RefHeading___Toc9441_3585673687"/>
+      <w:bookmarkStart w:id="44" w:name="__RefHeading___Toc9466_1024129965"/>
       <w:bookmarkStart w:id="45" w:name="figure-2.2-host-address-map"/>
       <w:bookmarkStart w:id="46" w:name="_Fig_3_Host_address_map"/>
       <w:bookmarkEnd w:id="44"/>
@@ -8652,7 +8652,7 @@
         <w:spacing w:before="280" w:after="80"/>
         <w:rPr/>
       </w:pPr>
-      <w:bookmarkStart w:id="47" w:name="__RefHeading___Toc9443_3585673687"/>
+      <w:bookmarkStart w:id="47" w:name="__RefHeading___Toc9468_1024129965"/>
       <w:bookmarkStart w:id="48" w:name="bridge-slave-map"/>
       <w:bookmarkEnd w:id="47"/>
       <w:r>
@@ -11095,7 +11095,7 @@
         <w:spacing w:before="280" w:after="80"/>
         <w:rPr/>
       </w:pPr>
-      <w:bookmarkStart w:id="50" w:name="__RefHeading___Toc9445_3585673687"/>
+      <w:bookmarkStart w:id="50" w:name="__RefHeading___Toc9470_1024129965"/>
       <w:bookmarkEnd w:id="50"/>
       <w:r>
         <w:rPr>
@@ -15783,7 +15783,7 @@
       <w:r>
         <w:br w:type="page"/>
       </w:r>
-      <w:bookmarkStart w:id="53" w:name="__RefHeading___Toc9447_3585673687"/>
+      <w:bookmarkStart w:id="53" w:name="__RefHeading___Toc9472_1024129965"/>
       <w:bookmarkEnd w:id="53"/>
       <w:r>
         <w:rPr>
@@ -16065,7 +16065,7 @@
         <w:spacing w:before="360" w:after="120"/>
         <w:rPr/>
       </w:pPr>
-      <w:bookmarkStart w:id="55" w:name="__RefHeading___Toc9449_3585673687"/>
+      <w:bookmarkStart w:id="55" w:name="__RefHeading___Toc9474_1024129965"/>
       <w:bookmarkStart w:id="56" w:name="one-rtl-three-builds"/>
       <w:bookmarkEnd w:id="55"/>
       <w:r>
@@ -16097,7 +16097,7 @@
         <w:spacing w:before="280" w:after="80"/>
         <w:rPr/>
       </w:pPr>
-      <w:bookmarkStart w:id="57" w:name="__RefHeading___Toc9451_3585673687"/>
+      <w:bookmarkStart w:id="57" w:name="__RefHeading___Toc9476_1024129965"/>
       <w:bookmarkStart w:id="58" w:name="the-rule"/>
       <w:bookmarkEnd w:id="57"/>
       <w:r>
@@ -17128,7 +17128,7 @@
         <w:spacing w:before="200" w:after="80"/>
         <w:rPr/>
       </w:pPr>
-      <w:bookmarkStart w:id="60" w:name="__RefHeading___Toc9453_3585673687"/>
+      <w:bookmarkStart w:id="60" w:name="__RefHeading___Toc9478_1024129965"/>
       <w:bookmarkStart w:id="61" w:name="Xc226b0c44a2c50f0e553011facdd3c0f482dd71"/>
       <w:bookmarkStart w:id="62" w:name="_Fig_4_One_source_tree__thr"/>
       <w:bookmarkEnd w:id="60"/>
@@ -17250,7 +17250,7 @@
         <w:spacing w:before="280" w:after="80"/>
         <w:rPr/>
       </w:pPr>
-      <w:bookmarkStart w:id="63" w:name="__RefHeading___Toc9455_3585673687"/>
+      <w:bookmarkStart w:id="63" w:name="__RefHeading___Toc9480_1024129965"/>
       <w:bookmarkStart w:id="64" w:name="why-three-and-why-not-two"/>
       <w:bookmarkEnd w:id="63"/>
       <w:r>
@@ -17335,7 +17335,7 @@
         <w:spacing w:before="280" w:after="80"/>
         <w:rPr/>
       </w:pPr>
-      <w:bookmarkStart w:id="66" w:name="__RefHeading___Toc9457_3585673687"/>
+      <w:bookmarkStart w:id="66" w:name="__RefHeading___Toc9482_1024129965"/>
       <w:bookmarkStart w:id="67" w:name="what-the-builds-measured"/>
       <w:bookmarkEnd w:id="66"/>
       <w:r>
@@ -18539,7 +18539,7 @@
         <w:spacing w:before="280" w:after="80"/>
         <w:rPr/>
       </w:pPr>
-      <w:bookmarkStart w:id="69" w:name="__RefHeading___Toc9459_3585673687"/>
+      <w:bookmarkStart w:id="69" w:name="__RefHeading___Toc9484_1024129965"/>
       <w:bookmarkStart w:id="70" w:name="the-knobs-behind-the-rows"/>
       <w:bookmarkEnd w:id="69"/>
       <w:r>
@@ -20202,7 +20202,7 @@
         <w:spacing w:before="360" w:after="120"/>
         <w:rPr/>
       </w:pPr>
-      <w:bookmarkStart w:id="74" w:name="__RefHeading___Toc9461_3585673687"/>
+      <w:bookmarkStart w:id="74" w:name="__RefHeading___Toc9486_1024129965"/>
       <w:bookmarkStart w:id="75" w:name="host-tools-and-flow"/>
       <w:bookmarkEnd w:id="74"/>
       <w:r>
@@ -20234,7 +20234,7 @@
         <w:spacing w:before="280" w:after="80"/>
         <w:rPr/>
       </w:pPr>
-      <w:bookmarkStart w:id="76" w:name="__RefHeading___Toc9463_3585673687"/>
+      <w:bookmarkStart w:id="76" w:name="__RefHeading___Toc9488_1024129965"/>
       <w:bookmarkEnd w:id="76"/>
       <w:r>
         <w:rPr>
@@ -21319,7 +21319,7 @@
       <w:r>
         <w:br w:type="page"/>
       </w:r>
-      <w:bookmarkStart w:id="79" w:name="__RefHeading___Toc9465_3585673687"/>
+      <w:bookmarkStart w:id="79" w:name="__RefHeading___Toc9490_1024129965"/>
       <w:bookmarkEnd w:id="79"/>
       <w:r>
         <w:rPr>
@@ -22170,7 +22170,7 @@
         <w:spacing w:before="200" w:after="80"/>
         <w:rPr/>
       </w:pPr>
-      <w:bookmarkStart w:id="81" w:name="__RefHeading___Toc9467_3585673687"/>
+      <w:bookmarkStart w:id="81" w:name="__RefHeading___Toc9492_1024129965"/>
       <w:bookmarkStart w:id="82" w:name="Xd69c0e83a63449e03c27ce5d7596f669cc080e3"/>
       <w:bookmarkStart w:id="83" w:name="_Fig_5_What_each_build_meas"/>
       <w:bookmarkEnd w:id="81"/>
@@ -22291,7 +22291,7 @@
         <w:spacing w:before="280" w:after="80"/>
         <w:rPr/>
       </w:pPr>
-      <w:bookmarkStart w:id="84" w:name="__RefHeading___Toc9469_3585673687"/>
+      <w:bookmarkStart w:id="84" w:name="__RefHeading___Toc9494_1024129965"/>
       <w:bookmarkStart w:id="85" w:name="one-program-two-targets"/>
       <w:bookmarkEnd w:id="84"/>
       <w:r>
@@ -22364,7 +22364,7 @@
         <w:spacing w:before="280" w:after="80"/>
         <w:rPr/>
       </w:pPr>
-      <w:bookmarkStart w:id="87" w:name="__RefHeading___Toc9471_3585673687"/>
+      <w:bookmarkStart w:id="87" w:name="__RefHeading___Toc9496_1024129965"/>
       <w:bookmarkStart w:id="88" w:name="where-the-results-go"/>
       <w:bookmarkEnd w:id="87"/>
       <w:r>
@@ -23272,7 +23272,7 @@
         <w:spacing w:before="360" w:after="120"/>
         <w:rPr/>
       </w:pPr>
-      <w:bookmarkStart w:id="92" w:name="__RefHeading___Toc9473_3585673687"/>
+      <w:bookmarkStart w:id="92" w:name="__RefHeading___Toc9498_1024129965"/>
       <w:bookmarkEnd w:id="92"/>
       <w:r>
         <w:rPr>
@@ -23337,7 +23337,7 @@
         <w:spacing w:before="280" w:after="80"/>
         <w:rPr/>
       </w:pPr>
-      <w:bookmarkStart w:id="93" w:name="__RefHeading___Toc9475_3585673687"/>
+      <w:bookmarkStart w:id="93" w:name="__RefHeading___Toc9500_1024129965"/>
       <w:bookmarkStart w:id="94" w:name="the-stream-g-build"/>
       <w:bookmarkEnd w:id="93"/>
       <w:r>
@@ -23605,7 +23605,7 @@
         <w:spacing w:before="200" w:after="80"/>
         <w:rPr/>
       </w:pPr>
-      <w:bookmarkStart w:id="95" w:name="__RefHeading___Toc9477_3585673687"/>
+      <w:bookmarkStart w:id="95" w:name="__RefHeading___Toc9502_1024129965"/>
       <w:bookmarkStart w:id="96" w:name="X011e7dd3c447cc524bf276a9bf79e615ec4f16d"/>
       <w:bookmarkStart w:id="97" w:name="_Fig_6_The_stream_g_DUT_in_"/>
       <w:bookmarkEnd w:id="95"/>
@@ -23638,7 +23638,7 @@
         <w:rPr/>
         <w:drawing>
           <wp:inline distT="0" distB="0" distL="0" distR="0">
-            <wp:extent cx="5334000" cy="6009640"/>
+            <wp:extent cx="5334000" cy="6327775"/>
             <wp:effectExtent l="0" t="0" r="0" b="0"/>
             <wp:docPr id="23" name="Image6" descr="stream_g_top_ch8 in the harness: one register path, two masters"/>
             <wp:cNvGraphicFramePr>
@@ -23662,7 +23662,7 @@
                   <pic:spPr bwMode="auto">
                     <a:xfrm>
                       <a:off x="0" y="0"/>
-                      <a:ext cx="5334000" cy="6009640"/>
+                      <a:ext cx="5334000" cy="6327775"/>
                     </a:xfrm>
                     <a:prstGeom prst="rect">
                       <a:avLst/>
@@ -23817,7 +23817,7 @@
         <w:spacing w:before="280" w:after="80"/>
         <w:rPr/>
       </w:pPr>
-      <w:bookmarkStart w:id="98" w:name="__RefHeading___Toc9479_3585673687"/>
+      <w:bookmarkStart w:id="98" w:name="__RefHeading___Toc9504_1024129965"/>
       <w:bookmarkStart w:id="99" w:name="the-two-bitstreams"/>
       <w:bookmarkEnd w:id="98"/>
       <w:r>
@@ -26176,7 +26176,7 @@
         <w:spacing w:before="280" w:after="80"/>
         <w:rPr/>
       </w:pPr>
-      <w:bookmarkStart w:id="102" w:name="__RefHeading___Toc9481_3585673687"/>
+      <w:bookmarkStart w:id="102" w:name="__RefHeading___Toc9506_1024129965"/>
       <w:bookmarkStart w:id="103" w:name="the-first-stream-g-bitstream"/>
       <w:bookmarkEnd w:id="102"/>
       <w:r>
@@ -26301,7 +26301,7 @@
         <w:spacing w:before="280" w:after="80"/>
         <w:rPr/>
       </w:pPr>
-      <w:bookmarkStart w:id="104" w:name="__RefHeading___Toc9483_3585673687"/>
+      <w:bookmarkStart w:id="104" w:name="__RefHeading___Toc9508_1024129965"/>
       <w:bookmarkStart w:id="105" w:name="how-the-two-designs-were-compared"/>
       <w:bookmarkEnd w:id="104"/>
       <w:r>
@@ -26496,7 +26496,7 @@
         <w:spacing w:before="200" w:after="80"/>
         <w:rPr/>
       </w:pPr>
-      <w:bookmarkStart w:id="106" w:name="__RefHeading___Toc9485_3585673687"/>
+      <w:bookmarkStart w:id="106" w:name="__RefHeading___Toc9510_1024129965"/>
       <w:bookmarkStart w:id="107" w:name="figure-5.2-the-ab-end-to-end"/>
       <w:bookmarkStart w:id="108" w:name="_Fig_7_The_A_B__end_to_end"/>
       <w:bookmarkEnd w:id="106"/>
@@ -26611,7 +26611,7 @@
         <w:spacing w:before="200" w:after="80"/>
         <w:rPr/>
       </w:pPr>
-      <w:bookmarkStart w:id="109" w:name="__RefHeading___Toc9487_3585673687"/>
+      <w:bookmarkStart w:id="109" w:name="__RefHeading___Toc9512_1024129965"/>
       <w:bookmarkStart w:id="110" w:name="the-simulation-against-the-board"/>
       <w:bookmarkEnd w:id="109"/>
       <w:r>
@@ -26707,7 +26707,7 @@
         <w:rPr>
           <w:sz w:val="20"/>
         </w:rPr>
-        <w:t>): on STREAM all 96 points are the board to the cycle; on stream-g 3 of 96 are identical and the rest differ by 24 cycles on average and 190 at most, every one of them a poll-phase effect, with the largest on the lone channel’s short chains. The reason the firmware’s reaction varies that much is in the shared image’s one-slot poll: a chained head that opens after the pass’s first HEAD_SUM read is routed to the full JUDGE path instead of the four- instruction chain hook, and in stream-g a chained head opens at the hardware’s in-place advance, out of phase with the pass, where in rapids-g it opens at the firmware’s own take (TASK-021).</w:t>
+        <w:t>): on STREAM all 96 points are the board to the cycle; on stream-g 3 of 96 are identical and the rest differ by 24 cycles on average and 190 at most, every one of them a poll-phase effect, with the largest on the lone channel’s short chains. The reason the firmware’s reaction varies that much is in the one-slot poll of the image stream-g shared with rapids-g on that day: a chained head that opens after the pass’s first HEAD_SUM read is routed to the full JUDGE path instead of the four- instruction chain hook, and in stream-g a chained head opens at the hardware’s in-place advance, out of phase with the pass, where in rapids-g it opens at the firmware’s own take (TASK-021).</w:t>
       </w:r>
       <w:bookmarkEnd w:id="105"/>
       <w:bookmarkEnd w:id="110"/>
@@ -26724,7 +26724,7 @@
         <w:spacing w:before="280" w:after="80"/>
         <w:rPr/>
       </w:pPr>
-      <w:bookmarkStart w:id="111" w:name="__RefHeading___Toc9489_3585673687"/>
+      <w:bookmarkStart w:id="111" w:name="__RefHeading___Toc9514_1024129965"/>
       <w:bookmarkEnd w:id="111"/>
       <w:r>
         <w:rPr>
@@ -26770,7 +26770,7 @@
       <w:bookmarkStart w:id="112" w:name="_Tab_17_Table_5_3__One_descr"/>
       <w:r>
         <w:rPr/>
-        <w:t>Table 5.3: One descriptor per channel, 2026-10-24 (peak 1,600 MB/s)</w:t>
+        <w:t>Table 5.3: One descriptor per channel, 2026-10-25 (peak 1,600 MB/s)</w:t>
       </w:r>
       <w:bookmarkEnd w:id="112"/>
     </w:p>
@@ -27245,7 +27245,7 @@
                 <w:szCs w:val="24"/>
                 <w:lang w:val="en-US" w:eastAsia="en-US" w:bidi="ar-SA"/>
               </w:rPr>
-              <w:t>167</w:t>
+              <w:t>203</w:t>
             </w:r>
           </w:p>
         </w:tc>
@@ -27307,7 +27307,7 @@
                 <w:szCs w:val="24"/>
                 <w:lang w:val="en-US" w:eastAsia="en-US" w:bidi="ar-SA"/>
               </w:rPr>
-              <w:t>9</w:t>
+              <w:t>8</w:t>
             </w:r>
           </w:p>
         </w:tc>
@@ -27338,7 +27338,7 @@
                 <w:szCs w:val="24"/>
                 <w:lang w:val="en-US" w:eastAsia="en-US" w:bidi="ar-SA"/>
               </w:rPr>
-              <w:t>19.8 %</w:t>
+              <w:t>16.3 %</w:t>
             </w:r>
           </w:p>
         </w:tc>
@@ -27496,7 +27496,7 @@
                 <w:szCs w:val="24"/>
                 <w:lang w:val="en-US" w:eastAsia="en-US" w:bidi="ar-SA"/>
               </w:rPr>
-              <w:t>172</w:t>
+              <w:t>210</w:t>
             </w:r>
           </w:p>
         </w:tc>
@@ -27558,7 +27558,7 @@
                 <w:szCs w:val="24"/>
                 <w:lang w:val="en-US" w:eastAsia="en-US" w:bidi="ar-SA"/>
               </w:rPr>
-              <w:t>35</w:t>
+              <w:t>29</w:t>
             </w:r>
           </w:p>
         </w:tc>
@@ -27589,7 +27589,7 @@
                 <w:szCs w:val="24"/>
                 <w:lang w:val="en-US" w:eastAsia="en-US" w:bidi="ar-SA"/>
               </w:rPr>
-              <w:t>22.7 %</w:t>
+              <w:t>18.6 %</w:t>
             </w:r>
           </w:p>
         </w:tc>
@@ -27747,7 +27747,7 @@
                 <w:szCs w:val="24"/>
                 <w:lang w:val="en-US" w:eastAsia="en-US" w:bidi="ar-SA"/>
               </w:rPr>
-              <w:t>204</w:t>
+              <w:t>235</w:t>
             </w:r>
           </w:p>
         </w:tc>
@@ -27809,7 +27809,7 @@
                 <w:szCs w:val="24"/>
                 <w:lang w:val="en-US" w:eastAsia="en-US" w:bidi="ar-SA"/>
               </w:rPr>
-              <w:t>120</w:t>
+              <w:t>104</w:t>
             </w:r>
           </w:p>
         </w:tc>
@@ -27840,7 +27840,7 @@
                 <w:szCs w:val="24"/>
                 <w:lang w:val="en-US" w:eastAsia="en-US" w:bidi="ar-SA"/>
               </w:rPr>
-              <w:t>30.9 %</w:t>
+              <w:t>26.8 %</w:t>
             </w:r>
           </w:p>
         </w:tc>
@@ -27998,7 +27998,7 @@
                 <w:szCs w:val="24"/>
                 <w:lang w:val="en-US" w:eastAsia="en-US" w:bidi="ar-SA"/>
               </w:rPr>
-              <w:t>241</w:t>
+              <w:t>262</w:t>
             </w:r>
           </w:p>
         </w:tc>
@@ -28060,7 +28060,7 @@
                 <w:szCs w:val="24"/>
                 <w:lang w:val="en-US" w:eastAsia="en-US" w:bidi="ar-SA"/>
               </w:rPr>
-              <w:t>405</w:t>
+              <w:t>373</w:t>
             </w:r>
           </w:p>
         </w:tc>
@@ -28091,7 +28091,7 @@
                 <w:szCs w:val="24"/>
                 <w:lang w:val="en-US" w:eastAsia="en-US" w:bidi="ar-SA"/>
               </w:rPr>
-              <w:t>46.1 %</w:t>
+              <w:t>42.4 %</w:t>
             </w:r>
           </w:p>
         </w:tc>
@@ -28249,7 +28249,7 @@
                 <w:szCs w:val="24"/>
                 <w:lang w:val="en-US" w:eastAsia="en-US" w:bidi="ar-SA"/>
               </w:rPr>
-              <w:t>445</w:t>
+              <w:t>441</w:t>
             </w:r>
           </w:p>
         </w:tc>
@@ -28311,7 +28311,7 @@
                 <w:szCs w:val="24"/>
                 <w:lang w:val="en-US" w:eastAsia="en-US" w:bidi="ar-SA"/>
               </w:rPr>
-              <w:t>878</w:t>
+              <w:t>886</w:t>
             </w:r>
           </w:p>
         </w:tc>
@@ -28342,7 +28342,7 @@
                 <w:szCs w:val="24"/>
                 <w:lang w:val="en-US" w:eastAsia="en-US" w:bidi="ar-SA"/>
               </w:rPr>
-              <w:t>68.1 %</w:t>
+              <w:t>68.7 %</w:t>
             </w:r>
           </w:p>
         </w:tc>
@@ -28500,7 +28500,7 @@
                 <w:szCs w:val="24"/>
                 <w:lang w:val="en-US" w:eastAsia="en-US" w:bidi="ar-SA"/>
               </w:rPr>
-              <w:t>1,234</w:t>
+              <w:t>1,236</w:t>
             </w:r>
           </w:p>
         </w:tc>
@@ -28562,7 +28562,7 @@
                 <w:szCs w:val="24"/>
                 <w:lang w:val="en-US" w:eastAsia="en-US" w:bidi="ar-SA"/>
               </w:rPr>
-              <w:t>1,266</w:t>
+              <w:t>1,264</w:t>
             </w:r>
           </w:p>
         </w:tc>
@@ -28593,7 +28593,7 @@
                 <w:szCs w:val="24"/>
                 <w:lang w:val="en-US" w:eastAsia="en-US" w:bidi="ar-SA"/>
               </w:rPr>
-              <w:t>86.8 %</w:t>
+              <w:t>86.7 %</w:t>
             </w:r>
           </w:p>
         </w:tc>
@@ -28751,7 +28751,7 @@
                 <w:szCs w:val="24"/>
                 <w:lang w:val="en-US" w:eastAsia="en-US" w:bidi="ar-SA"/>
               </w:rPr>
-              <w:t>4,273</w:t>
+              <w:t>4,328</w:t>
             </w:r>
           </w:p>
         </w:tc>
@@ -28813,7 +28813,7 @@
                 <w:szCs w:val="24"/>
                 <w:lang w:val="en-US" w:eastAsia="en-US" w:bidi="ar-SA"/>
               </w:rPr>
-              <w:t>1,463</w:t>
+              <w:t>1,444</w:t>
             </w:r>
           </w:p>
         </w:tc>
@@ -28844,7 +28844,7 @@
                 <w:szCs w:val="24"/>
                 <w:lang w:val="en-US" w:eastAsia="en-US" w:bidi="ar-SA"/>
               </w:rPr>
-              <w:t>97.0 %</w:t>
+              <w:t>95.7 %</w:t>
             </w:r>
           </w:p>
         </w:tc>
@@ -29002,7 +29002,7 @@
                 <w:szCs w:val="24"/>
                 <w:lang w:val="en-US" w:eastAsia="en-US" w:bidi="ar-SA"/>
               </w:rPr>
-              <w:t>32,955</w:t>
+              <w:t>32,990</w:t>
             </w:r>
           </w:p>
         </w:tc>
@@ -29064,7 +29064,7 @@
                 <w:szCs w:val="24"/>
                 <w:lang w:val="en-US" w:eastAsia="en-US" w:bidi="ar-SA"/>
               </w:rPr>
-              <w:t>1,517</w:t>
+              <w:t>1,516</w:t>
             </w:r>
           </w:p>
         </w:tc>
@@ -29095,7 +29095,7 @@
                 <w:szCs w:val="24"/>
                 <w:lang w:val="en-US" w:eastAsia="en-US" w:bidi="ar-SA"/>
               </w:rPr>
-              <w:t>99.6 %</w:t>
+              <w:t>99.5 %</w:t>
             </w:r>
           </w:p>
         </w:tc>
@@ -29253,7 +29253,7 @@
                 <w:szCs w:val="24"/>
                 <w:lang w:val="en-US" w:eastAsia="en-US" w:bidi="ar-SA"/>
               </w:rPr>
-              <w:t>65,722</w:t>
+              <w:t>65,723</w:t>
             </w:r>
           </w:p>
         </w:tc>
@@ -29504,7 +29504,7 @@
                 <w:szCs w:val="24"/>
                 <w:lang w:val="en-US" w:eastAsia="en-US" w:bidi="ar-SA"/>
               </w:rPr>
-              <w:t>188</w:t>
+              <w:t>199</w:t>
             </w:r>
           </w:p>
         </w:tc>
@@ -29566,7 +29566,7 @@
                 <w:szCs w:val="24"/>
                 <w:lang w:val="en-US" w:eastAsia="en-US" w:bidi="ar-SA"/>
               </w:rPr>
-              <w:t>16</w:t>
+              <w:t>15</w:t>
             </w:r>
           </w:p>
         </w:tc>
@@ -29597,7 +29597,7 @@
                 <w:szCs w:val="24"/>
                 <w:lang w:val="en-US" w:eastAsia="en-US" w:bidi="ar-SA"/>
               </w:rPr>
-              <w:t>18.6 %</w:t>
+              <w:t>17.6 %</w:t>
             </w:r>
           </w:p>
         </w:tc>
@@ -29755,7 +29755,7 @@
                 <w:szCs w:val="24"/>
                 <w:lang w:val="en-US" w:eastAsia="en-US" w:bidi="ar-SA"/>
               </w:rPr>
-              <w:t>210</w:t>
+              <w:t>216</w:t>
             </w:r>
           </w:p>
         </w:tc>
@@ -29817,7 +29817,7 @@
                 <w:szCs w:val="24"/>
                 <w:lang w:val="en-US" w:eastAsia="en-US" w:bidi="ar-SA"/>
               </w:rPr>
-              <w:t>58</w:t>
+              <w:t>57</w:t>
             </w:r>
           </w:p>
         </w:tc>
@@ -29848,7 +29848,7 @@
                 <w:szCs w:val="24"/>
                 <w:lang w:val="en-US" w:eastAsia="en-US" w:bidi="ar-SA"/>
               </w:rPr>
-              <w:t>20.5 %</w:t>
+              <w:t>19.9 %</w:t>
             </w:r>
           </w:p>
         </w:tc>
@@ -30006,7 +30006,7 @@
                 <w:szCs w:val="24"/>
                 <w:lang w:val="en-US" w:eastAsia="en-US" w:bidi="ar-SA"/>
               </w:rPr>
-              <w:t>216</w:t>
+              <w:t>224</w:t>
             </w:r>
           </w:p>
         </w:tc>
@@ -30068,7 +30068,7 @@
                 <w:szCs w:val="24"/>
                 <w:lang w:val="en-US" w:eastAsia="en-US" w:bidi="ar-SA"/>
               </w:rPr>
-              <w:t>226</w:t>
+              <w:t>218</w:t>
             </w:r>
           </w:p>
         </w:tc>
@@ -30099,7 +30099,7 @@
                 <w:szCs w:val="24"/>
                 <w:lang w:val="en-US" w:eastAsia="en-US" w:bidi="ar-SA"/>
               </w:rPr>
-              <w:t>36.6 %</w:t>
+              <w:t>35.3 %</w:t>
             </w:r>
           </w:p>
         </w:tc>
@@ -30257,7 +30257,7 @@
                 <w:szCs w:val="24"/>
                 <w:lang w:val="en-US" w:eastAsia="en-US" w:bidi="ar-SA"/>
               </w:rPr>
-              <w:t>318</w:t>
+              <w:t>332</w:t>
             </w:r>
           </w:p>
         </w:tc>
@@ -30319,7 +30319,7 @@
                 <w:szCs w:val="24"/>
                 <w:lang w:val="en-US" w:eastAsia="en-US" w:bidi="ar-SA"/>
               </w:rPr>
-              <w:t>614</w:t>
+              <w:t>588</w:t>
             </w:r>
           </w:p>
         </w:tc>
@@ -30350,7 +30350,7 @@
                 <w:szCs w:val="24"/>
                 <w:lang w:val="en-US" w:eastAsia="en-US" w:bidi="ar-SA"/>
               </w:rPr>
-              <w:t>55.0 %</w:t>
+              <w:t>52.7 %</w:t>
             </w:r>
           </w:p>
         </w:tc>
@@ -30508,7 +30508,7 @@
                 <w:szCs w:val="24"/>
                 <w:lang w:val="en-US" w:eastAsia="en-US" w:bidi="ar-SA"/>
               </w:rPr>
-              <w:t>703</w:t>
+              <w:t>710</w:t>
             </w:r>
           </w:p>
         </w:tc>
@@ -30570,7 +30570,7 @@
                 <w:szCs w:val="24"/>
                 <w:lang w:val="en-US" w:eastAsia="en-US" w:bidi="ar-SA"/>
               </w:rPr>
-              <w:t>1,111</w:t>
+              <w:t>1,100</w:t>
             </w:r>
           </w:p>
         </w:tc>
@@ -30601,7 +30601,7 @@
                 <w:szCs w:val="24"/>
                 <w:lang w:val="en-US" w:eastAsia="en-US" w:bidi="ar-SA"/>
               </w:rPr>
-              <w:t>79.5 %</w:t>
+              <w:t>78.7 %</w:t>
             </w:r>
           </w:p>
         </w:tc>
@@ -30759,7 +30759,7 @@
                 <w:szCs w:val="24"/>
                 <w:lang w:val="en-US" w:eastAsia="en-US" w:bidi="ar-SA"/>
               </w:rPr>
-              <w:t>2,242</w:t>
+              <w:t>2,246</w:t>
             </w:r>
           </w:p>
         </w:tc>
@@ -30821,7 +30821,7 @@
                 <w:szCs w:val="24"/>
                 <w:lang w:val="en-US" w:eastAsia="en-US" w:bidi="ar-SA"/>
               </w:rPr>
-              <w:t>1,394</w:t>
+              <w:t>1,391</w:t>
             </w:r>
           </w:p>
         </w:tc>
@@ -30852,7 +30852,7 @@
                 <w:szCs w:val="24"/>
                 <w:lang w:val="en-US" w:eastAsia="en-US" w:bidi="ar-SA"/>
               </w:rPr>
-              <w:t>93.4 %</w:t>
+              <w:t>93.3 %</w:t>
             </w:r>
           </w:p>
         </w:tc>
@@ -31010,7 +31010,7 @@
                 <w:szCs w:val="24"/>
                 <w:lang w:val="en-US" w:eastAsia="en-US" w:bidi="ar-SA"/>
               </w:rPr>
-              <w:t>8,394</w:t>
+              <w:t>8,376</w:t>
             </w:r>
           </w:p>
         </w:tc>
@@ -31072,7 +31072,7 @@
                 <w:szCs w:val="24"/>
                 <w:lang w:val="en-US" w:eastAsia="en-US" w:bidi="ar-SA"/>
               </w:rPr>
-              <w:t>1,489</w:t>
+              <w:t>1,492</w:t>
             </w:r>
           </w:p>
         </w:tc>
@@ -31103,7 +31103,7 @@
                 <w:szCs w:val="24"/>
                 <w:lang w:val="en-US" w:eastAsia="en-US" w:bidi="ar-SA"/>
               </w:rPr>
-              <w:t>98.2 %</w:t>
+              <w:t>98.4 %</w:t>
             </w:r>
           </w:p>
         </w:tc>
@@ -31261,7 +31261,7 @@
                 <w:szCs w:val="24"/>
                 <w:lang w:val="en-US" w:eastAsia="en-US" w:bidi="ar-SA"/>
               </w:rPr>
-              <w:t>65,720</w:t>
+              <w:t>65,716</w:t>
             </w:r>
           </w:p>
         </w:tc>
@@ -31512,7 +31512,7 @@
                 <w:szCs w:val="24"/>
                 <w:lang w:val="en-US" w:eastAsia="en-US" w:bidi="ar-SA"/>
               </w:rPr>
-              <w:t>131,257</w:t>
+              <w:t>131,262</w:t>
             </w:r>
           </w:p>
         </w:tc>
@@ -31763,7 +31763,7 @@
                 <w:szCs w:val="24"/>
                 <w:lang w:val="en-US" w:eastAsia="en-US" w:bidi="ar-SA"/>
               </w:rPr>
-              <w:t>172</w:t>
+              <w:t>211</w:t>
             </w:r>
           </w:p>
         </w:tc>
@@ -31825,7 +31825,7 @@
                 <w:szCs w:val="24"/>
                 <w:lang w:val="en-US" w:eastAsia="en-US" w:bidi="ar-SA"/>
               </w:rPr>
-              <w:t>35</w:t>
+              <w:t>29</w:t>
             </w:r>
           </w:p>
         </w:tc>
@@ -31856,7 +31856,7 @@
                 <w:szCs w:val="24"/>
                 <w:lang w:val="en-US" w:eastAsia="en-US" w:bidi="ar-SA"/>
               </w:rPr>
-              <w:t>22.7 %</w:t>
+              <w:t>18.5 %</w:t>
             </w:r>
           </w:p>
         </w:tc>
@@ -32014,7 +32014,7 @@
                 <w:szCs w:val="24"/>
                 <w:lang w:val="en-US" w:eastAsia="en-US" w:bidi="ar-SA"/>
               </w:rPr>
-              <w:t>215</w:t>
+              <w:t>217</w:t>
             </w:r>
           </w:p>
         </w:tc>
@@ -32076,7 +32076,7 @@
                 <w:szCs w:val="24"/>
                 <w:lang w:val="en-US" w:eastAsia="en-US" w:bidi="ar-SA"/>
               </w:rPr>
-              <w:t>114</w:t>
+              <w:t>113</w:t>
             </w:r>
           </w:p>
         </w:tc>
@@ -32107,7 +32107,7 @@
                 <w:szCs w:val="24"/>
                 <w:lang w:val="en-US" w:eastAsia="en-US" w:bidi="ar-SA"/>
               </w:rPr>
-              <w:t>23.7 %</w:t>
+              <w:t>23.5 %</w:t>
             </w:r>
           </w:p>
         </w:tc>
@@ -32265,7 +32265,7 @@
                 <w:szCs w:val="24"/>
                 <w:lang w:val="en-US" w:eastAsia="en-US" w:bidi="ar-SA"/>
               </w:rPr>
-              <w:t>254</w:t>
+              <w:t>269</w:t>
             </w:r>
           </w:p>
         </w:tc>
@@ -32327,7 +32327,7 @@
                 <w:szCs w:val="24"/>
                 <w:lang w:val="en-US" w:eastAsia="en-US" w:bidi="ar-SA"/>
               </w:rPr>
-              <w:t>384</w:t>
+              <w:t>363</w:t>
             </w:r>
           </w:p>
         </w:tc>
@@ -32358,7 +32358,7 @@
                 <w:szCs w:val="24"/>
                 <w:lang w:val="en-US" w:eastAsia="en-US" w:bidi="ar-SA"/>
               </w:rPr>
-              <w:t>43.7 %</w:t>
+              <w:t>41.3 %</w:t>
             </w:r>
           </w:p>
         </w:tc>
@@ -32516,7 +32516,7 @@
                 <w:szCs w:val="24"/>
                 <w:lang w:val="en-US" w:eastAsia="en-US" w:bidi="ar-SA"/>
               </w:rPr>
-              <w:t>439</w:t>
+              <w:t>435</w:t>
             </w:r>
           </w:p>
         </w:tc>
@@ -32578,7 +32578,7 @@
                 <w:szCs w:val="24"/>
                 <w:lang w:val="en-US" w:eastAsia="en-US" w:bidi="ar-SA"/>
               </w:rPr>
-              <w:t>890</w:t>
+              <w:t>898</w:t>
             </w:r>
           </w:p>
         </w:tc>
@@ -32609,7 +32609,7 @@
                 <w:szCs w:val="24"/>
                 <w:lang w:val="en-US" w:eastAsia="en-US" w:bidi="ar-SA"/>
               </w:rPr>
-              <w:t>69.0 %</w:t>
+              <w:t>69.7 %</w:t>
             </w:r>
           </w:p>
         </w:tc>
@@ -32767,7 +32767,7 @@
                 <w:szCs w:val="24"/>
                 <w:lang w:val="en-US" w:eastAsia="en-US" w:bidi="ar-SA"/>
               </w:rPr>
-              <w:t>1,213</w:t>
+              <w:t>1,210</w:t>
             </w:r>
           </w:p>
         </w:tc>
@@ -32829,7 +32829,7 @@
                 <w:szCs w:val="24"/>
                 <w:lang w:val="en-US" w:eastAsia="en-US" w:bidi="ar-SA"/>
               </w:rPr>
-              <w:t>1,288</w:t>
+              <w:t>1,291</w:t>
             </w:r>
           </w:p>
         </w:tc>
@@ -32860,7 +32860,7 @@
                 <w:szCs w:val="24"/>
                 <w:lang w:val="en-US" w:eastAsia="en-US" w:bidi="ar-SA"/>
               </w:rPr>
-              <w:t>88.3 %</w:t>
+              <w:t>88.5 %</w:t>
             </w:r>
           </w:p>
         </w:tc>
@@ -33018,7 +33018,7 @@
                 <w:szCs w:val="24"/>
                 <w:lang w:val="en-US" w:eastAsia="en-US" w:bidi="ar-SA"/>
               </w:rPr>
-              <w:t>4,285</w:t>
+              <w:t>4,289</w:t>
             </w:r>
           </w:p>
         </w:tc>
@@ -33080,7 +33080,7 @@
                 <w:szCs w:val="24"/>
                 <w:lang w:val="en-US" w:eastAsia="en-US" w:bidi="ar-SA"/>
               </w:rPr>
-              <w:t>1,459</w:t>
+              <w:t>1,457</w:t>
             </w:r>
           </w:p>
         </w:tc>
@@ -33111,7 +33111,7 @@
                 <w:szCs w:val="24"/>
                 <w:lang w:val="en-US" w:eastAsia="en-US" w:bidi="ar-SA"/>
               </w:rPr>
-              <w:t>96.7 %</w:t>
+              <w:t>96.6 %</w:t>
             </w:r>
           </w:p>
         </w:tc>
@@ -33269,7 +33269,7 @@
                 <w:szCs w:val="24"/>
                 <w:lang w:val="en-US" w:eastAsia="en-US" w:bidi="ar-SA"/>
               </w:rPr>
-              <w:t>16,570</w:t>
+              <w:t>16,563</w:t>
             </w:r>
           </w:p>
         </w:tc>
@@ -33520,7 +33520,7 @@
                 <w:szCs w:val="24"/>
                 <w:lang w:val="en-US" w:eastAsia="en-US" w:bidi="ar-SA"/>
               </w:rPr>
-              <w:t>131,272</w:t>
+              <w:t>131,268</w:t>
             </w:r>
           </w:p>
         </w:tc>
@@ -33771,7 +33771,7 @@
                 <w:szCs w:val="24"/>
                 <w:lang w:val="en-US" w:eastAsia="en-US" w:bidi="ar-SA"/>
               </w:rPr>
-              <w:t>262,331</w:t>
+              <w:t>262,338</w:t>
             </w:r>
           </w:p>
         </w:tc>
@@ -34022,7 +34022,7 @@
                 <w:szCs w:val="24"/>
                 <w:lang w:val="en-US" w:eastAsia="en-US" w:bidi="ar-SA"/>
               </w:rPr>
-              <w:t>205</w:t>
+              <w:t>224</w:t>
             </w:r>
           </w:p>
         </w:tc>
@@ -34084,7 +34084,7 @@
                 <w:szCs w:val="24"/>
                 <w:lang w:val="en-US" w:eastAsia="en-US" w:bidi="ar-SA"/>
               </w:rPr>
-              <w:t>60</w:t>
+              <w:t>54</w:t>
             </w:r>
           </w:p>
         </w:tc>
@@ -34115,7 +34115,7 @@
                 <w:szCs w:val="24"/>
                 <w:lang w:val="en-US" w:eastAsia="en-US" w:bidi="ar-SA"/>
               </w:rPr>
-              <w:t>22.9 %</w:t>
+              <w:t>21.0 %</w:t>
             </w:r>
           </w:p>
         </w:tc>
@@ -34273,7 +34273,7 @@
                 <w:szCs w:val="24"/>
                 <w:lang w:val="en-US" w:eastAsia="en-US" w:bidi="ar-SA"/>
               </w:rPr>
-              <w:t>209</w:t>
+              <w:t>224</w:t>
             </w:r>
           </w:p>
         </w:tc>
@@ -34335,7 +34335,7 @@
                 <w:szCs w:val="24"/>
                 <w:lang w:val="en-US" w:eastAsia="en-US" w:bidi="ar-SA"/>
               </w:rPr>
-              <w:t>234</w:t>
+              <w:t>218</w:t>
             </w:r>
           </w:p>
         </w:tc>
@@ -34366,7 +34366,7 @@
                 <w:szCs w:val="24"/>
                 <w:lang w:val="en-US" w:eastAsia="en-US" w:bidi="ar-SA"/>
               </w:rPr>
-              <w:t>32.1 %</w:t>
+              <w:t>29.9 %</w:t>
             </w:r>
           </w:p>
         </w:tc>
@@ -34524,7 +34524,7 @@
                 <w:szCs w:val="24"/>
                 <w:lang w:val="en-US" w:eastAsia="en-US" w:bidi="ar-SA"/>
               </w:rPr>
-              <w:t>309</w:t>
+              <w:t>326</w:t>
             </w:r>
           </w:p>
         </w:tc>
@@ -34586,7 +34586,7 @@
                 <w:szCs w:val="24"/>
                 <w:lang w:val="en-US" w:eastAsia="en-US" w:bidi="ar-SA"/>
               </w:rPr>
-              <w:t>632</w:t>
+              <w:t>599</w:t>
             </w:r>
           </w:p>
         </w:tc>
@@ -34617,7 +34617,7 @@
                 <w:szCs w:val="24"/>
                 <w:lang w:val="en-US" w:eastAsia="en-US" w:bidi="ar-SA"/>
               </w:rPr>
-              <w:t>56.6 %</w:t>
+              <w:t>53.7 %</w:t>
             </w:r>
           </w:p>
         </w:tc>
@@ -34775,7 +34775,7 @@
                 <w:szCs w:val="24"/>
                 <w:lang w:val="en-US" w:eastAsia="en-US" w:bidi="ar-SA"/>
               </w:rPr>
-              <w:t>701</w:t>
+              <w:t>698</w:t>
             </w:r>
           </w:p>
         </w:tc>
@@ -34837,7 +34837,7 @@
                 <w:szCs w:val="24"/>
                 <w:lang w:val="en-US" w:eastAsia="en-US" w:bidi="ar-SA"/>
               </w:rPr>
-              <w:t>1,114</w:t>
+              <w:t>1,119</w:t>
             </w:r>
           </w:p>
         </w:tc>
@@ -34868,7 +34868,7 @@
                 <w:szCs w:val="24"/>
                 <w:lang w:val="en-US" w:eastAsia="en-US" w:bidi="ar-SA"/>
               </w:rPr>
-              <w:t>79.7 %</w:t>
+              <w:t>80.1 %</w:t>
             </w:r>
           </w:p>
         </w:tc>
@@ -35026,7 +35026,7 @@
                 <w:szCs w:val="24"/>
                 <w:lang w:val="en-US" w:eastAsia="en-US" w:bidi="ar-SA"/>
               </w:rPr>
-              <w:t>2,232</w:t>
+              <w:t>2,242</w:t>
             </w:r>
           </w:p>
         </w:tc>
@@ -35088,7 +35088,7 @@
                 <w:szCs w:val="24"/>
                 <w:lang w:val="en-US" w:eastAsia="en-US" w:bidi="ar-SA"/>
               </w:rPr>
-              <w:t>1,400</w:t>
+              <w:t>1,394</w:t>
             </w:r>
           </w:p>
         </w:tc>
@@ -35119,7 +35119,7 @@
                 <w:szCs w:val="24"/>
                 <w:lang w:val="en-US" w:eastAsia="en-US" w:bidi="ar-SA"/>
               </w:rPr>
-              <w:t>93.9 %</w:t>
+              <w:t>93.4 %</w:t>
             </w:r>
           </w:p>
         </w:tc>
@@ -35277,7 +35277,7 @@
                 <w:szCs w:val="24"/>
                 <w:lang w:val="en-US" w:eastAsia="en-US" w:bidi="ar-SA"/>
               </w:rPr>
-              <w:t>8,396</w:t>
+              <w:t>8,386</w:t>
             </w:r>
           </w:p>
         </w:tc>
@@ -35339,7 +35339,7 @@
                 <w:szCs w:val="24"/>
                 <w:lang w:val="en-US" w:eastAsia="en-US" w:bidi="ar-SA"/>
               </w:rPr>
-              <w:t>1,489</w:t>
+              <w:t>1,491</w:t>
             </w:r>
           </w:p>
         </w:tc>
@@ -35370,7 +35370,7 @@
                 <w:szCs w:val="24"/>
                 <w:lang w:val="en-US" w:eastAsia="en-US" w:bidi="ar-SA"/>
               </w:rPr>
-              <w:t>98.1 %</w:t>
+              <w:t>98.2 %</w:t>
             </w:r>
           </w:p>
         </w:tc>
@@ -35528,7 +35528,7 @@
                 <w:szCs w:val="24"/>
                 <w:lang w:val="en-US" w:eastAsia="en-US" w:bidi="ar-SA"/>
               </w:rPr>
-              <w:t>32,966</w:t>
+              <w:t>32,959</w:t>
             </w:r>
           </w:p>
         </w:tc>
@@ -35621,7 +35621,7 @@
                 <w:szCs w:val="24"/>
                 <w:lang w:val="en-US" w:eastAsia="en-US" w:bidi="ar-SA"/>
               </w:rPr>
-              <w:t>99.5 %</w:t>
+              <w:t>99.6 %</w:t>
             </w:r>
           </w:p>
         </w:tc>
@@ -35779,7 +35779,7 @@
                 <w:szCs w:val="24"/>
                 <w:lang w:val="en-US" w:eastAsia="en-US" w:bidi="ar-SA"/>
               </w:rPr>
-              <w:t>262,325</w:t>
+              <w:t>262,343</w:t>
             </w:r>
           </w:p>
         </w:tc>
@@ -36030,7 +36030,7 @@
                 <w:szCs w:val="24"/>
                 <w:lang w:val="en-US" w:eastAsia="en-US" w:bidi="ar-SA"/>
               </w:rPr>
-              <w:t>524,470</w:t>
+              <w:t>524,490</w:t>
             </w:r>
           </w:p>
         </w:tc>
@@ -36143,7 +36143,7 @@
       <w:r>
         <w:br w:type="page"/>
       </w:r>
-      <w:bookmarkStart w:id="114" w:name="__RefHeading___Toc9491_3585673687"/>
+      <w:bookmarkStart w:id="114" w:name="__RefHeading___Toc9516_1024129965"/>
       <w:bookmarkEnd w:id="114"/>
       <w:r>
         <w:rPr>
@@ -36189,7 +36189,7 @@
       <w:bookmarkStart w:id="115" w:name="_Tab_18_Table_5_4__Chains_of"/>
       <w:r>
         <w:rPr/>
-        <w:t>Table 5.4: Chains of descriptors per channel, 2026-10-24</w:t>
+        <w:t>Table 5.4: Chains of descriptors per channel, 2026-10-25</w:t>
       </w:r>
       <w:bookmarkEnd w:id="115"/>
     </w:p>
@@ -36664,7 +36664,7 @@
                 <w:szCs w:val="24"/>
                 <w:lang w:val="en-US" w:eastAsia="en-US" w:bidi="ar-SA"/>
               </w:rPr>
-              <w:t>759</w:t>
+              <w:t>685</w:t>
             </w:r>
           </w:p>
         </w:tc>
@@ -36726,7 +36726,7 @@
                 <w:szCs w:val="24"/>
                 <w:lang w:val="en-US" w:eastAsia="en-US" w:bidi="ar-SA"/>
               </w:rPr>
-              <w:t>32</w:t>
+              <w:t>36</w:t>
             </w:r>
           </w:p>
         </w:tc>
@@ -36757,7 +36757,7 @@
                 <w:szCs w:val="24"/>
                 <w:lang w:val="en-US" w:eastAsia="en-US" w:bidi="ar-SA"/>
               </w:rPr>
-              <w:t>27.9 %</w:t>
+              <w:t>30.9 %</w:t>
             </w:r>
           </w:p>
         </w:tc>
@@ -36915,7 +36915,7 @@
                 <w:szCs w:val="24"/>
                 <w:lang w:val="en-US" w:eastAsia="en-US" w:bidi="ar-SA"/>
               </w:rPr>
-              <w:t>1,930</w:t>
+              <w:t>1,313</w:t>
             </w:r>
           </w:p>
         </w:tc>
@@ -36977,7 +36977,7 @@
                 <w:szCs w:val="24"/>
                 <w:lang w:val="en-US" w:eastAsia="en-US" w:bidi="ar-SA"/>
               </w:rPr>
-              <w:t>810</w:t>
+              <w:t>1,190</w:t>
             </w:r>
           </w:p>
         </w:tc>
@@ -37008,7 +37008,7 @@
                 <w:szCs w:val="24"/>
                 <w:lang w:val="en-US" w:eastAsia="en-US" w:bidi="ar-SA"/>
               </w:rPr>
-              <w:t>55.5 %</w:t>
+              <w:t>81.6 %</w:t>
             </w:r>
           </w:p>
         </w:tc>
@@ -37166,7 +37166,7 @@
                 <w:szCs w:val="24"/>
                 <w:lang w:val="en-US" w:eastAsia="en-US" w:bidi="ar-SA"/>
               </w:rPr>
-              <w:t>16,563</w:t>
+              <w:t>16,496</w:t>
             </w:r>
           </w:p>
         </w:tc>
@@ -37228,7 +37228,7 @@
                 <w:szCs w:val="24"/>
                 <w:lang w:val="en-US" w:eastAsia="en-US" w:bidi="ar-SA"/>
               </w:rPr>
-              <w:t>1,509</w:t>
+              <w:t>1,516</w:t>
             </w:r>
           </w:p>
         </w:tc>
@@ -37259,7 +37259,7 @@
                 <w:szCs w:val="24"/>
                 <w:lang w:val="en-US" w:eastAsia="en-US" w:bidi="ar-SA"/>
               </w:rPr>
-              <w:t>99.2 %</w:t>
+              <w:t>99.6 %</w:t>
             </w:r>
           </w:p>
         </w:tc>
@@ -37417,7 +37417,7 @@
                 <w:szCs w:val="24"/>
                 <w:lang w:val="en-US" w:eastAsia="en-US" w:bidi="ar-SA"/>
               </w:rPr>
-              <w:t>32,946</w:t>
+              <w:t>32,876</w:t>
             </w:r>
           </w:p>
         </w:tc>
@@ -37479,7 +37479,7 @@
                 <w:szCs w:val="24"/>
                 <w:lang w:val="en-US" w:eastAsia="en-US" w:bidi="ar-SA"/>
               </w:rPr>
-              <w:t>1,518</w:t>
+              <w:t>1,521</w:t>
             </w:r>
           </w:p>
         </w:tc>
@@ -37510,7 +37510,7 @@
                 <w:szCs w:val="24"/>
                 <w:lang w:val="en-US" w:eastAsia="en-US" w:bidi="ar-SA"/>
               </w:rPr>
-              <w:t>99.6 %</w:t>
+              <w:t>99.8 %</w:t>
             </w:r>
           </w:p>
         </w:tc>
@@ -37668,7 +37668,7 @@
                 <w:szCs w:val="24"/>
                 <w:lang w:val="en-US" w:eastAsia="en-US" w:bidi="ar-SA"/>
               </w:rPr>
-              <w:t>803</w:t>
+              <w:t>704</w:t>
             </w:r>
           </w:p>
         </w:tc>
@@ -37730,7 +37730,7 @@
                 <w:szCs w:val="24"/>
                 <w:lang w:val="en-US" w:eastAsia="en-US" w:bidi="ar-SA"/>
               </w:rPr>
-              <w:t>243</w:t>
+              <w:t>277</w:t>
             </w:r>
           </w:p>
         </w:tc>
@@ -37761,7 +37761,7 @@
                 <w:szCs w:val="24"/>
                 <w:lang w:val="en-US" w:eastAsia="en-US" w:bidi="ar-SA"/>
               </w:rPr>
-              <w:t>35.7 %</w:t>
+              <w:t>40.8 %</w:t>
             </w:r>
           </w:p>
         </w:tc>
@@ -37919,7 +37919,7 @@
                 <w:szCs w:val="24"/>
                 <w:lang w:val="en-US" w:eastAsia="en-US" w:bidi="ar-SA"/>
               </w:rPr>
-              <w:t>8,284</w:t>
+              <w:t>8,278</w:t>
             </w:r>
           </w:p>
         </w:tc>
@@ -37981,7 +37981,7 @@
                 <w:szCs w:val="24"/>
                 <w:lang w:val="en-US" w:eastAsia="en-US" w:bidi="ar-SA"/>
               </w:rPr>
-              <w:t>1,509</w:t>
+              <w:t>1,510</w:t>
             </w:r>
           </w:p>
         </w:tc>
@@ -38170,7 +38170,7 @@
                 <w:szCs w:val="24"/>
                 <w:lang w:val="en-US" w:eastAsia="en-US" w:bidi="ar-SA"/>
               </w:rPr>
-              <w:t>131,253</w:t>
+              <w:t>131,155</w:t>
             </w:r>
           </w:p>
         </w:tc>
@@ -38232,7 +38232,7 @@
                 <w:szCs w:val="24"/>
                 <w:lang w:val="en-US" w:eastAsia="en-US" w:bidi="ar-SA"/>
               </w:rPr>
-              <w:t>1,524</w:t>
+              <w:t>1,525</w:t>
             </w:r>
           </w:p>
         </w:tc>
@@ -38263,7 +38263,7 @@
                 <w:szCs w:val="24"/>
                 <w:lang w:val="en-US" w:eastAsia="en-US" w:bidi="ar-SA"/>
               </w:rPr>
-              <w:t>99.9 %</w:t>
+              <w:t>100.0 %</w:t>
             </w:r>
           </w:p>
         </w:tc>
@@ -38421,7 +38421,7 @@
                 <w:szCs w:val="24"/>
                 <w:lang w:val="en-US" w:eastAsia="en-US" w:bidi="ar-SA"/>
               </w:rPr>
-              <w:t>262,226</w:t>
+              <w:t>262,242</w:t>
             </w:r>
           </w:p>
         </w:tc>
@@ -38532,7 +38532,7 @@
       <w:r>
         <w:br w:type="page"/>
       </w:r>
-      <w:bookmarkStart w:id="116" w:name="__RefHeading___Toc9493_3585673687"/>
+      <w:bookmarkStart w:id="116" w:name="__RefHeading___Toc9518_1024129965"/>
       <w:bookmarkEnd w:id="116"/>
       <w:r>
         <w:rPr>
@@ -38982,7 +38982,7 @@
                 <w:szCs w:val="24"/>
                 <w:lang w:val="en-US" w:eastAsia="en-US" w:bidi="ar-SA"/>
               </w:rPr>
-              <w:t>0.23</w:t>
+              <w:t>0.22</w:t>
             </w:r>
           </w:p>
         </w:tc>
@@ -39013,7 +39013,7 @@
                 <w:szCs w:val="24"/>
                 <w:lang w:val="en-US" w:eastAsia="en-US" w:bidi="ar-SA"/>
               </w:rPr>
-              <w:t>0.36</w:t>
+              <w:t>0.42</w:t>
             </w:r>
           </w:p>
         </w:tc>
@@ -39044,7 +39044,7 @@
                 <w:szCs w:val="24"/>
                 <w:lang w:val="en-US" w:eastAsia="en-US" w:bidi="ar-SA"/>
               </w:rPr>
-              <w:t>0.17</w:t>
+              <w:t>0.16</w:t>
             </w:r>
           </w:p>
         </w:tc>
@@ -39075,7 +39075,7 @@
                 <w:szCs w:val="24"/>
                 <w:lang w:val="en-US" w:eastAsia="en-US" w:bidi="ar-SA"/>
               </w:rPr>
-              <w:t>0.33</w:t>
+              <w:t>0.32</w:t>
             </w:r>
           </w:p>
         </w:tc>
@@ -39171,7 +39171,7 @@
                 <w:szCs w:val="24"/>
                 <w:lang w:val="en-US" w:eastAsia="en-US" w:bidi="ar-SA"/>
               </w:rPr>
-              <w:t>0.26</w:t>
+              <w:t>0.22</w:t>
             </w:r>
           </w:p>
         </w:tc>
@@ -39202,7 +39202,7 @@
                 <w:szCs w:val="24"/>
                 <w:lang w:val="en-US" w:eastAsia="en-US" w:bidi="ar-SA"/>
               </w:rPr>
-              <w:t>0.36</w:t>
+              <w:t>0.43</w:t>
             </w:r>
           </w:p>
         </w:tc>
@@ -39264,7 +39264,7 @@
                 <w:szCs w:val="24"/>
                 <w:lang w:val="en-US" w:eastAsia="en-US" w:bidi="ar-SA"/>
               </w:rPr>
-              <w:t>0.33</w:t>
+              <w:t>0.31</w:t>
             </w:r>
           </w:p>
         </w:tc>
@@ -39360,7 +39360,7 @@
                 <w:szCs w:val="24"/>
                 <w:lang w:val="en-US" w:eastAsia="en-US" w:bidi="ar-SA"/>
               </w:rPr>
-              <w:t>0.30</w:t>
+              <w:t>0.32</w:t>
             </w:r>
           </w:p>
         </w:tc>
@@ -39391,7 +39391,7 @@
                 <w:szCs w:val="24"/>
                 <w:lang w:val="en-US" w:eastAsia="en-US" w:bidi="ar-SA"/>
               </w:rPr>
-              <w:t>0.67</w:t>
+              <w:t>0.78</w:t>
             </w:r>
           </w:p>
         </w:tc>
@@ -39453,7 +39453,7 @@
                 <w:szCs w:val="24"/>
                 <w:lang w:val="en-US" w:eastAsia="en-US" w:bidi="ar-SA"/>
               </w:rPr>
-              <w:t>0.28</w:t>
+              <w:t>0.33</w:t>
             </w:r>
           </w:p>
         </w:tc>
@@ -39549,7 +39549,7 @@
                 <w:szCs w:val="24"/>
                 <w:lang w:val="en-US" w:eastAsia="en-US" w:bidi="ar-SA"/>
               </w:rPr>
-              <w:t>0.42</w:t>
+              <w:t>0.39</w:t>
             </w:r>
           </w:p>
         </w:tc>
@@ -39580,7 +39580,7 @@
                 <w:szCs w:val="24"/>
                 <w:lang w:val="en-US" w:eastAsia="en-US" w:bidi="ar-SA"/>
               </w:rPr>
-              <w:t>0.68</w:t>
+              <w:t>0.88</w:t>
             </w:r>
           </w:p>
         </w:tc>
@@ -39611,7 +39611,7 @@
                 <w:szCs w:val="24"/>
                 <w:lang w:val="en-US" w:eastAsia="en-US" w:bidi="ar-SA"/>
               </w:rPr>
-              <w:t>0.26</w:t>
+              <w:t>0.21</w:t>
             </w:r>
           </w:p>
         </w:tc>
@@ -39738,7 +39738,7 @@
                 <w:szCs w:val="24"/>
                 <w:lang w:val="en-US" w:eastAsia="en-US" w:bidi="ar-SA"/>
               </w:rPr>
-              <w:t>0.55</w:t>
+              <w:t>0.54</w:t>
             </w:r>
           </w:p>
         </w:tc>
@@ -39769,7 +39769,7 @@
                 <w:szCs w:val="24"/>
                 <w:lang w:val="en-US" w:eastAsia="en-US" w:bidi="ar-SA"/>
               </w:rPr>
-              <w:t>0.91</w:t>
+              <w:t>0.96</w:t>
             </w:r>
           </w:p>
         </w:tc>
@@ -39800,7 +39800,7 @@
                 <w:szCs w:val="24"/>
                 <w:lang w:val="en-US" w:eastAsia="en-US" w:bidi="ar-SA"/>
               </w:rPr>
-              <w:t>0.32</w:t>
+              <w:t>0.28</w:t>
             </w:r>
           </w:p>
         </w:tc>
@@ -39831,7 +39831,7 @@
                 <w:szCs w:val="24"/>
                 <w:lang w:val="en-US" w:eastAsia="en-US" w:bidi="ar-SA"/>
               </w:rPr>
-              <w:t>0.38</w:t>
+              <w:t>0.43</w:t>
             </w:r>
           </w:p>
         </w:tc>
@@ -39927,7 +39927,7 @@
                 <w:szCs w:val="24"/>
                 <w:lang w:val="en-US" w:eastAsia="en-US" w:bidi="ar-SA"/>
               </w:rPr>
-              <w:t>0.69</w:t>
+              <w:t>0.67</w:t>
             </w:r>
           </w:p>
         </w:tc>
@@ -39958,7 +39958,7 @@
                 <w:szCs w:val="24"/>
                 <w:lang w:val="en-US" w:eastAsia="en-US" w:bidi="ar-SA"/>
               </w:rPr>
-              <w:t>0.98</w:t>
+              <w:t>0.99</w:t>
             </w:r>
           </w:p>
         </w:tc>
@@ -39989,7 +39989,7 @@
                 <w:szCs w:val="24"/>
                 <w:lang w:val="en-US" w:eastAsia="en-US" w:bidi="ar-SA"/>
               </w:rPr>
-              <w:t>0.36</w:t>
+              <w:t>0.31</w:t>
             </w:r>
           </w:p>
         </w:tc>
@@ -40020,7 +40020,7 @@
                 <w:szCs w:val="24"/>
                 <w:lang w:val="en-US" w:eastAsia="en-US" w:bidi="ar-SA"/>
               </w:rPr>
-              <w:t>0.29</w:t>
+              <w:t>0.51</w:t>
             </w:r>
           </w:p>
         </w:tc>
@@ -40116,7 +40116,7 @@
                 <w:szCs w:val="24"/>
                 <w:lang w:val="en-US" w:eastAsia="en-US" w:bidi="ar-SA"/>
               </w:rPr>
-              <w:t>0.81</w:t>
+              <w:t>0.79</w:t>
             </w:r>
           </w:p>
         </w:tc>
@@ -40147,7 +40147,7 @@
                 <w:szCs w:val="24"/>
                 <w:lang w:val="en-US" w:eastAsia="en-US" w:bidi="ar-SA"/>
               </w:rPr>
-              <w:t>1.00</w:t>
+              <w:t>0.99</w:t>
             </w:r>
           </w:p>
         </w:tc>
@@ -40178,7 +40178,7 @@
                 <w:szCs w:val="24"/>
                 <w:lang w:val="en-US" w:eastAsia="en-US" w:bidi="ar-SA"/>
               </w:rPr>
-              <w:t>0.45</w:t>
+              <w:t>0.40</w:t>
             </w:r>
           </w:p>
         </w:tc>
@@ -40209,7 +40209,7 @@
                 <w:szCs w:val="24"/>
                 <w:lang w:val="en-US" w:eastAsia="en-US" w:bidi="ar-SA"/>
               </w:rPr>
-              <w:t>0.62</w:t>
+              <w:t>0.83</w:t>
             </w:r>
           </w:p>
         </w:tc>
@@ -40367,7 +40367,7 @@
                 <w:szCs w:val="24"/>
                 <w:lang w:val="en-US" w:eastAsia="en-US" w:bidi="ar-SA"/>
               </w:rPr>
-              <w:t>0.57</w:t>
+              <w:t>0.50</w:t>
             </w:r>
           </w:p>
         </w:tc>
@@ -40398,7 +40398,7 @@
                 <w:szCs w:val="24"/>
                 <w:lang w:val="en-US" w:eastAsia="en-US" w:bidi="ar-SA"/>
               </w:rPr>
-              <w:t>0.87</w:t>
+              <w:t>0.95</w:t>
             </w:r>
           </w:p>
         </w:tc>
@@ -40494,7 +40494,7 @@
                 <w:szCs w:val="24"/>
                 <w:lang w:val="en-US" w:eastAsia="en-US" w:bidi="ar-SA"/>
               </w:rPr>
-              <w:t>0.94</w:t>
+              <w:t>0.93</w:t>
             </w:r>
           </w:p>
         </w:tc>
@@ -40556,7 +40556,7 @@
                 <w:szCs w:val="24"/>
                 <w:lang w:val="en-US" w:eastAsia="en-US" w:bidi="ar-SA"/>
               </w:rPr>
-              <w:t>0.69</w:t>
+              <w:t>0.70</w:t>
             </w:r>
           </w:p>
         </w:tc>
@@ -40587,7 +40587,7 @@
                 <w:szCs w:val="24"/>
                 <w:lang w:val="en-US" w:eastAsia="en-US" w:bidi="ar-SA"/>
               </w:rPr>
-              <w:t>0.97</w:t>
+              <w:t>0.99</w:t>
             </w:r>
           </w:p>
         </w:tc>
@@ -40745,7 +40745,7 @@
                 <w:szCs w:val="24"/>
                 <w:lang w:val="en-US" w:eastAsia="en-US" w:bidi="ar-SA"/>
               </w:rPr>
-              <w:t>0.79</w:t>
+              <w:t>0.80</w:t>
             </w:r>
           </w:p>
         </w:tc>
@@ -40776,7 +40776,7 @@
                 <w:szCs w:val="24"/>
                 <w:lang w:val="en-US" w:eastAsia="en-US" w:bidi="ar-SA"/>
               </w:rPr>
-              <w:t>0.98</w:t>
+              <w:t>1.00</w:t>
             </w:r>
           </w:p>
         </w:tc>
@@ -40934,7 +40934,7 @@
                 <w:szCs w:val="24"/>
                 <w:lang w:val="en-US" w:eastAsia="en-US" w:bidi="ar-SA"/>
               </w:rPr>
-              <w:t>0.88</w:t>
+              <w:t>0.86</w:t>
             </w:r>
           </w:p>
         </w:tc>
@@ -41123,7 +41123,7 @@
                 <w:szCs w:val="24"/>
                 <w:lang w:val="en-US" w:eastAsia="en-US" w:bidi="ar-SA"/>
               </w:rPr>
-              <w:t>0.94</w:t>
+              <w:t>0.92</w:t>
             </w:r>
           </w:p>
         </w:tc>
@@ -41312,7 +41312,7 @@
                 <w:szCs w:val="24"/>
                 <w:lang w:val="en-US" w:eastAsia="en-US" w:bidi="ar-SA"/>
               </w:rPr>
-              <w:t>0.97</w:t>
+              <w:t>0.96</w:t>
             </w:r>
           </w:p>
         </w:tc>
@@ -41879,7 +41879,7 @@
                 <w:szCs w:val="24"/>
                 <w:lang w:val="en-US" w:eastAsia="en-US" w:bidi="ar-SA"/>
               </w:rPr>
-              <w:t>1.00</w:t>
+              <w:t>0.99</w:t>
             </w:r>
           </w:p>
         </w:tc>
@@ -42743,7 +42743,7 @@
                 <w:szCs w:val="24"/>
                 <w:lang w:val="en-US" w:eastAsia="en-US" w:bidi="ar-SA"/>
               </w:rPr>
-              <w:t>4 KB</w:t>
+              <w:t>2 KB</w:t>
             </w:r>
           </w:p>
         </w:tc>
@@ -42774,7 +42774,7 @@
                 <w:szCs w:val="24"/>
                 <w:lang w:val="en-US" w:eastAsia="en-US" w:bidi="ar-SA"/>
               </w:rPr>
-              <w:t>4 KB</w:t>
+              <w:t>2 KB</w:t>
             </w:r>
           </w:p>
         </w:tc>
@@ -42805,7 +42805,7 @@
                 <w:szCs w:val="24"/>
                 <w:lang w:val="en-US" w:eastAsia="en-US" w:bidi="ar-SA"/>
               </w:rPr>
-              <w:t>16 KB</w:t>
+              <w:t>8 KB</w:t>
             </w:r>
           </w:p>
         </w:tc>
@@ -42932,38 +42932,38 @@
                 <w:szCs w:val="24"/>
                 <w:lang w:val="en-US" w:eastAsia="en-US" w:bidi="ar-SA"/>
               </w:rPr>
+              <w:t>256 B</w:t>
+            </w:r>
+          </w:p>
+        </w:tc>
+        <w:tc>
+          <w:tcPr>
+            <w:tcW w:w="1584" w:type="dxa"/>
+            <w:tcBorders/>
+          </w:tcPr>
+          <w:p>
+            <w:pPr>
+              <w:pStyle w:val="Compact"/>
+              <w:widowControl/>
+              <w:spacing w:before="36" w:after="36"/>
+              <w:jc w:val="right"/>
+              <w:rPr>
+                <w:rFonts w:ascii="Cambria" w:hAnsi="Cambria" w:eastAsia="Cambria" w:cs=""/>
+                <w:kern w:val="0"/>
+                <w:sz w:val="24"/>
+                <w:szCs w:val="24"/>
+                <w:lang w:val="en-US" w:eastAsia="en-US" w:bidi="ar-SA"/>
+              </w:rPr>
+            </w:pPr>
+            <w:r>
+              <w:rPr>
+                <w:rFonts w:eastAsia="Cambria" w:cs=""/>
+                <w:kern w:val="0"/>
+                <w:sz w:val="24"/>
+                <w:szCs w:val="24"/>
+                <w:lang w:val="en-US" w:eastAsia="en-US" w:bidi="ar-SA"/>
+              </w:rPr>
               <w:t>512 B</w:t>
-            </w:r>
-          </w:p>
-        </w:tc>
-        <w:tc>
-          <w:tcPr>
-            <w:tcW w:w="1584" w:type="dxa"/>
-            <w:tcBorders/>
-          </w:tcPr>
-          <w:p>
-            <w:pPr>
-              <w:pStyle w:val="Compact"/>
-              <w:widowControl/>
-              <w:spacing w:before="36" w:after="36"/>
-              <w:jc w:val="right"/>
-              <w:rPr>
-                <w:rFonts w:ascii="Cambria" w:hAnsi="Cambria" w:eastAsia="Cambria" w:cs=""/>
-                <w:kern w:val="0"/>
-                <w:sz w:val="24"/>
-                <w:szCs w:val="24"/>
-                <w:lang w:val="en-US" w:eastAsia="en-US" w:bidi="ar-SA"/>
-              </w:rPr>
-            </w:pPr>
-            <w:r>
-              <w:rPr>
-                <w:rFonts w:eastAsia="Cambria" w:cs=""/>
-                <w:kern w:val="0"/>
-                <w:sz w:val="24"/>
-                <w:szCs w:val="24"/>
-                <w:lang w:val="en-US" w:eastAsia="en-US" w:bidi="ar-SA"/>
-              </w:rPr>
-              <w:t>1 KB</w:t>
             </w:r>
           </w:p>
         </w:tc>
@@ -42978,7 +42978,7 @@
         <w:rPr>
           <w:sz w:val="20"/>
         </w:rPr>
-        <w:t>The difference is a fixed latency, not a rate: about 140 to 170 clocks once per channel between the kick and the first read (the firmware’s poll, STAGE and ARM and the state walk, against the state machine’s few cycles), and a clock or two per chained descriptor after it, because STREAM’s read-ahead prefetch, which stream-g keeps in hardware for a head the firmware has staged, overlaps the next head with the running one. With every channel busy the other channels’ data hides the cost; alone, a descriptor pays it in full, which is why the one-channel bounds sit eight times higher. One point stands against the trend: the lone channel’s chain at 32 beats (1,897 cycles against 824 at 16 and 1,737 at 64), measured the same way on both runs of the day; it is stream TASK-021.</w:t>
+        <w:t>The difference is a fixed latency, not a rate: about 140 to 170 clocks once per channel between the kick and the first read (the firmware’s poll, STAGE and ARM and the state walk, against the state machine’s few cycles), and the firmware’s reaction to each chained head after it, which STREAM’s read-ahead prefetch, kept in hardware for a head the firmware has staged, overlaps with the running descriptor. With every channel busy the other channels’ data hides the cost; alone, a descriptor pays it in full, which is why the one-channel bounds sit eight times higher. The first image’s one-channel chain column had a plateau from 32 to 80 beats (about 106 cycles a descriptor whatever its length, 1,890 cycles at 32 beats against 559 for STREAM): its poll tested the chain hook only on a pass’s first HEAD_SUM read, and a head opened by the in-place advance mid-pass fell to the slow path, so every second descriptor walked COMPLETE / NEXT_DESC. stream-g’s own firmware tests the hook on both reads (stream TASK-021); the 32-beat chain is 1,126 cycles now and the column is monotonic. These tables are the 2026-10-25 measurement on that firmware; the STREAM side is cycle-identical to 2026-10-24 on all 96 points, and the first image’s profiles are kept beside them.</w:t>
       </w:r>
       <w:r>
         <w:br w:type="page"/>
@@ -42993,7 +42993,7 @@
         <w:spacing w:before="280" w:after="80"/>
         <w:rPr/>
       </w:pPr>
-      <w:bookmarkStart w:id="119" w:name="__RefHeading___Toc9495_3585673687"/>
+      <w:bookmarkStart w:id="119" w:name="__RefHeading___Toc9520_1024129965"/>
       <w:bookmarkEnd w:id="119"/>
       <w:r>
         <w:rPr>
@@ -43030,7 +43030,7 @@
         <w:rPr>
           <w:sz w:val="20"/>
         </w:rPr>
-        <w:t>’s 40-config matrix (1, 2, 4, 8, 16 descriptors per channel at 1 to 8 channels) at 1 MB, 64 KB and 4 KB per descriptor, 240 runs, all passing on both designs; the STREAM bitstream’s 1 MB matrix is cycle-identical to the 2026-10-03 measurement.</w:t>
+        <w:t>’s 40-config matrix (1, 2, 4, 8, 16 descriptors per channel at 1 to 8 channels) at 1 MB, 64 KB and 4 KB per descriptor, 240 runs, all passing on both designs: the stream-g bitstream of 2026-10-25 (STREAM’s own firmware) against the STREAM bitstream of 2026-10-24, whose 1 MB matrix is cycle-identical to the 2026-10-03 measurement.</w:t>
       </w:r>
     </w:p>
     <w:p>
@@ -43349,7 +43349,7 @@
                 <w:szCs w:val="24"/>
                 <w:lang w:val="en-US" w:eastAsia="en-US" w:bidi="ar-SA"/>
               </w:rPr>
-              <w:t>65,583 / 65,730 (+0.22 %)</w:t>
+              <w:t>65,583 / 65,761 (+0.27 %)</w:t>
             </w:r>
           </w:p>
         </w:tc>
@@ -43380,7 +43380,7 @@
                 <w:szCs w:val="24"/>
                 <w:lang w:val="en-US" w:eastAsia="en-US" w:bidi="ar-SA"/>
               </w:rPr>
-              <w:t>524,335 / 524,476 (+0.03 %)</w:t>
+              <w:t>524,335 / 524,467 (+0.03 %)</w:t>
             </w:r>
           </w:p>
         </w:tc>
@@ -43411,7 +43411,7 @@
                 <w:szCs w:val="24"/>
                 <w:lang w:val="en-US" w:eastAsia="en-US" w:bidi="ar-SA"/>
               </w:rPr>
-              <w:t>1,048,623 / 1,048,771 (+0.01 %)</w:t>
+              <w:t>1,048,623 / 1,048,667 (+0.00 %)</w:t>
             </w:r>
           </w:p>
         </w:tc>
@@ -43442,7 +43442,7 @@
                 <w:szCs w:val="24"/>
                 <w:lang w:val="en-US" w:eastAsia="en-US" w:bidi="ar-SA"/>
               </w:rPr>
-              <w:t>8,388,655 / 8,388,688 (+0.00 %)</w:t>
+              <w:t>8,388,655 / 8,388,686 (+0.00 %)</w:t>
             </w:r>
           </w:p>
         </w:tc>
@@ -43538,7 +43538,7 @@
                 <w:szCs w:val="24"/>
                 <w:lang w:val="en-US" w:eastAsia="en-US" w:bidi="ar-SA"/>
               </w:rPr>
-              <w:t>4,143 / 4,299 (+3.77 %)</w:t>
+              <w:t>4,143 / 4,273 (+3.14 %)</w:t>
             </w:r>
           </w:p>
         </w:tc>
@@ -43569,7 +43569,7 @@
                 <w:szCs w:val="24"/>
                 <w:lang w:val="en-US" w:eastAsia="en-US" w:bidi="ar-SA"/>
               </w:rPr>
-              <w:t>32,815 / 32,963 (+0.45 %)</w:t>
+              <w:t>32,815 / 32,957 (+0.43 %)</w:t>
             </w:r>
           </w:p>
         </w:tc>
@@ -43600,7 +43600,7 @@
                 <w:szCs w:val="24"/>
                 <w:lang w:val="en-US" w:eastAsia="en-US" w:bidi="ar-SA"/>
               </w:rPr>
-              <w:t>65,583 / 65,723 (+0.21 %)</w:t>
+              <w:t>65,583 / 65,655 (+0.11 %)</w:t>
             </w:r>
           </w:p>
         </w:tc>
@@ -43631,7 +43631,7 @@
                 <w:szCs w:val="24"/>
                 <w:lang w:val="en-US" w:eastAsia="en-US" w:bidi="ar-SA"/>
               </w:rPr>
-              <w:t>524,335 / 524,371 (+0.01 %)</w:t>
+              <w:t>524,335 / 524,369 (+0.01 %)</w:t>
             </w:r>
           </w:p>
         </w:tc>
@@ -43662,7 +43662,7 @@
                 <w:szCs w:val="24"/>
                 <w:lang w:val="en-US" w:eastAsia="en-US" w:bidi="ar-SA"/>
               </w:rPr>
-              <w:t>+0.41 %</w:t>
+              <w:t>+0.30 %</w:t>
             </w:r>
           </w:p>
         </w:tc>
@@ -43727,7 +43727,7 @@
                 <w:szCs w:val="24"/>
                 <w:lang w:val="en-US" w:eastAsia="en-US" w:bidi="ar-SA"/>
               </w:rPr>
-              <w:t>303 / 444 (+46.53 %)</w:t>
+              <w:t>303 / 456 (+50.50 %)</w:t>
             </w:r>
           </w:p>
         </w:tc>
@@ -43758,7 +43758,7 @@
                 <w:szCs w:val="24"/>
                 <w:lang w:val="en-US" w:eastAsia="en-US" w:bidi="ar-SA"/>
               </w:rPr>
-              <w:t>2,095 / 2,231 (+6.49 %)</w:t>
+              <w:t>2,095 / 2,253 (+7.54 %)</w:t>
             </w:r>
           </w:p>
         </w:tc>
@@ -43789,7 +43789,7 @@
                 <w:szCs w:val="24"/>
                 <w:lang w:val="en-US" w:eastAsia="en-US" w:bidi="ar-SA"/>
               </w:rPr>
-              <w:t>4,143 / 4,170 (+0.65 %)</w:t>
+              <w:t>4,143 / 4,200 (+1.38 %)</w:t>
             </w:r>
           </w:p>
         </w:tc>
@@ -43851,7 +43851,7 @@
                 <w:szCs w:val="24"/>
                 <w:lang w:val="en-US" w:eastAsia="en-US" w:bidi="ar-SA"/>
               </w:rPr>
-              <w:t>+4.96 %</w:t>
+              <w:t>+4.72 %</w:t>
             </w:r>
             <w:bookmarkStart w:id="121" w:name="the-matrix-at-three-descriptor-sizes"/>
             <w:bookmarkEnd w:id="121"/>
@@ -43871,7 +43871,7 @@
       <w:r>
         <w:br w:type="page"/>
       </w:r>
-      <w:bookmarkStart w:id="122" w:name="__RefHeading___Toc9497_3585673687"/>
+      <w:bookmarkStart w:id="122" w:name="__RefHeading___Toc9522_1024129965"/>
       <w:bookmarkEnd w:id="122"/>
       <w:r>
         <w:rPr>
@@ -44113,6 +44113,36 @@
               </w:rPr>
               <w:t>csv/gscale1.csv</w:t>
             </w:r>
+            <w:r>
+              <w:rPr>
+                <w:rFonts w:eastAsia="Cambria" w:cs=""/>
+                <w:kern w:val="0"/>
+                <w:sz w:val="24"/>
+                <w:szCs w:val="24"/>
+                <w:lang w:val="en-US" w:eastAsia="en-US" w:bidi="ar-SA"/>
+              </w:rPr>
+              <w:t xml:space="preserve">; </w:t>
+            </w:r>
+            <w:r>
+              <w:rPr>
+                <w:rStyle w:val="VerbatimChar"/>
+                <w:rFonts w:eastAsia="Cambria" w:cs=""/>
+                <w:kern w:val="0"/>
+                <w:szCs w:val="24"/>
+                <w:lang w:val="en-US" w:eastAsia="en-US" w:bidi="ar-SA"/>
+              </w:rPr>
+              <w:t>csv/task021_probe.csv</w:t>
+            </w:r>
+            <w:r>
+              <w:rPr>
+                <w:rFonts w:eastAsia="Cambria" w:cs=""/>
+                <w:kern w:val="0"/>
+                <w:sz w:val="24"/>
+                <w:szCs w:val="24"/>
+                <w:lang w:val="en-US" w:eastAsia="en-US" w:bidi="ar-SA"/>
+              </w:rPr>
+              <w:t xml:space="preserve"> (the finer grid around the chain plateau)</w:t>
+            </w:r>
           </w:p>
         </w:tc>
       </w:tr>
@@ -44176,17 +44206,17 @@
                 <w:szCs w:val="24"/>
                 <w:lang w:val="en-US" w:eastAsia="en-US" w:bidi="ar-SA"/>
               </w:rPr>
-              <w:t>results/{gcompare,gscale,gscale1}_2026-10-24_{fsm,g}.{csv,json}</w:t>
-            </w:r>
-            <w:r>
-              <w:rPr>
-                <w:rFonts w:eastAsia="Cambria" w:cs=""/>
-                <w:kern w:val="0"/>
-                <w:sz w:val="24"/>
-                <w:szCs w:val="24"/>
-                <w:lang w:val="en-US" w:eastAsia="en-US" w:bidi="ar-SA"/>
-              </w:rPr>
-              <w:t xml:space="preserve">, </w:t>
+              <w:t>results/{gcompare,gscale,gscale1}_2026-10-25_{fsm,g}.{csv,json}</w:t>
+            </w:r>
+            <w:r>
+              <w:rPr>
+                <w:rFonts w:eastAsia="Cambria" w:cs=""/>
+                <w:kern w:val="0"/>
+                <w:sz w:val="24"/>
+                <w:szCs w:val="24"/>
+                <w:lang w:val="en-US" w:eastAsia="en-US" w:bidi="ar-SA"/>
+              </w:rPr>
+              <w:t xml:space="preserve"> (STREAM’s own firmware), </w:t>
             </w:r>
             <w:r>
               <w:rPr>
@@ -44196,7 +44226,47 @@
                 <w:szCs w:val="24"/>
                 <w:lang w:val="en-US" w:eastAsia="en-US" w:bidi="ar-SA"/>
               </w:rPr>
-              <w:t>results/perf_sweep_2026-10-24_{fsm,g}_{1MB,64KB,4KB}.{csv,json}</w:t>
+              <w:t>..._2026-10-24_...</w:t>
+            </w:r>
+            <w:r>
+              <w:rPr>
+                <w:rFonts w:eastAsia="Cambria" w:cs=""/>
+                <w:kern w:val="0"/>
+                <w:sz w:val="24"/>
+                <w:szCs w:val="24"/>
+                <w:lang w:val="en-US" w:eastAsia="en-US" w:bidi="ar-SA"/>
+              </w:rPr>
+              <w:t xml:space="preserve"> (the first image); </w:t>
+            </w:r>
+            <w:r>
+              <w:rPr>
+                <w:rStyle w:val="VerbatimChar"/>
+                <w:rFonts w:eastAsia="Cambria" w:cs=""/>
+                <w:kern w:val="0"/>
+                <w:szCs w:val="24"/>
+                <w:lang w:val="en-US" w:eastAsia="en-US" w:bidi="ar-SA"/>
+              </w:rPr>
+              <w:t>results/perf_sweep_2026-10-{24,25}_{fsm,g}_{1MB,64KB,4KB}.{csv,json}</w:t>
+            </w:r>
+            <w:r>
+              <w:rPr>
+                <w:rFonts w:eastAsia="Cambria" w:cs=""/>
+                <w:kern w:val="0"/>
+                <w:sz w:val="24"/>
+                <w:szCs w:val="24"/>
+                <w:lang w:val="en-US" w:eastAsia="en-US" w:bidi="ar-SA"/>
+              </w:rPr>
+              <w:t xml:space="preserve">; </w:t>
+            </w:r>
+            <w:r>
+              <w:rPr>
+                <w:rStyle w:val="VerbatimChar"/>
+                <w:rFonts w:eastAsia="Cambria" w:cs=""/>
+                <w:kern w:val="0"/>
+                <w:szCs w:val="24"/>
+                <w:lang w:val="en-US" w:eastAsia="en-US" w:bidi="ar-SA"/>
+              </w:rPr>
+              <w:t>results/task021_probe_2026-10-{24,25}_g.{csv,json}</w:t>
             </w:r>
           </w:p>
         </w:tc>

--- a/projects/fpga-systems/Genesys2/dma-ip/stream/docs/STREAM_FPGA_System_v1.4.docx
+++ b/projects/fpga-systems/Genesys2/dma-ip/stream/docs/STREAM_FPGA_System_v1.4.docx
@@ -160,7 +160,7 @@
             </w:rPr>
             <w:fldChar w:fldCharType="separate"/>
           </w:r>
-          <w:hyperlink w:anchor="__RefHeading___Toc9430_1024129965">
+          <w:hyperlink w:anchor="__RefHeading___Toc9410_1952650900">
             <w:r>
               <w:rPr>
                 <w:webHidden/>
@@ -181,7 +181,7 @@
             </w:tabs>
             <w:rPr/>
           </w:pPr>
-          <w:hyperlink w:anchor="__RefHeading___Toc9432_1024129965">
+          <w:hyperlink w:anchor="__RefHeading___Toc9412_1952650900">
             <w:r>
               <w:rPr>
                 <w:webHidden/>
@@ -202,7 +202,7 @@
             </w:tabs>
             <w:rPr/>
           </w:pPr>
-          <w:hyperlink w:anchor="__RefHeading___Toc9434_1024129965">
+          <w:hyperlink w:anchor="__RefHeading___Toc9414_1952650900">
             <w:r>
               <w:rPr>
                 <w:webHidden/>
@@ -223,7 +223,7 @@
             </w:tabs>
             <w:rPr/>
           </w:pPr>
-          <w:hyperlink w:anchor="__RefHeading___Toc9436_1024129965">
+          <w:hyperlink w:anchor="__RefHeading___Toc9416_1952650900">
             <w:r>
               <w:rPr>
                 <w:webHidden/>
@@ -244,7 +244,7 @@
             </w:tabs>
             <w:rPr/>
           </w:pPr>
-          <w:hyperlink w:anchor="__RefHeading___Toc9438_1024129965">
+          <w:hyperlink w:anchor="__RefHeading___Toc9418_1952650900">
             <w:r>
               <w:rPr>
                 <w:webHidden/>
@@ -265,7 +265,7 @@
             </w:tabs>
             <w:rPr/>
           </w:pPr>
-          <w:hyperlink w:anchor="__RefHeading___Toc9440_1024129965">
+          <w:hyperlink w:anchor="__RefHeading___Toc9420_1952650900">
             <w:r>
               <w:rPr>
                 <w:webHidden/>
@@ -286,7 +286,7 @@
             </w:tabs>
             <w:rPr/>
           </w:pPr>
-          <w:hyperlink w:anchor="__RefHeading___Toc9442_1024129965">
+          <w:hyperlink w:anchor="__RefHeading___Toc9422_1952650900">
             <w:r>
               <w:rPr>
                 <w:webHidden/>
@@ -307,7 +307,7 @@
             </w:tabs>
             <w:rPr/>
           </w:pPr>
-          <w:hyperlink w:anchor="__RefHeading___Toc9444_1024129965">
+          <w:hyperlink w:anchor="__RefHeading___Toc9424_1952650900">
             <w:r>
               <w:rPr>
                 <w:webHidden/>
@@ -328,7 +328,7 @@
             </w:tabs>
             <w:rPr/>
           </w:pPr>
-          <w:hyperlink w:anchor="__RefHeading___Toc9446_1024129965">
+          <w:hyperlink w:anchor="__RefHeading___Toc9426_1952650900">
             <w:r>
               <w:rPr>
                 <w:webHidden/>
@@ -349,7 +349,7 @@
             </w:tabs>
             <w:rPr/>
           </w:pPr>
-          <w:hyperlink w:anchor="__RefHeading___Toc9448_1024129965">
+          <w:hyperlink w:anchor="__RefHeading___Toc9428_1952650900">
             <w:r>
               <w:rPr>
                 <w:webHidden/>
@@ -370,7 +370,7 @@
             </w:tabs>
             <w:rPr/>
           </w:pPr>
-          <w:hyperlink w:anchor="__RefHeading___Toc9450_1024129965">
+          <w:hyperlink w:anchor="__RefHeading___Toc9430_1952650900">
             <w:r>
               <w:rPr>
                 <w:webHidden/>
@@ -391,7 +391,7 @@
             </w:tabs>
             <w:rPr/>
           </w:pPr>
-          <w:hyperlink w:anchor="__RefHeading___Toc9452_1024129965">
+          <w:hyperlink w:anchor="__RefHeading___Toc9432_1952650900">
             <w:r>
               <w:rPr>
                 <w:webHidden/>
@@ -412,7 +412,7 @@
             </w:tabs>
             <w:rPr/>
           </w:pPr>
-          <w:hyperlink w:anchor="__RefHeading___Toc9454_1024129965">
+          <w:hyperlink w:anchor="__RefHeading___Toc9434_1952650900">
             <w:r>
               <w:rPr>
                 <w:webHidden/>
@@ -433,7 +433,7 @@
             </w:tabs>
             <w:rPr/>
           </w:pPr>
-          <w:hyperlink w:anchor="__RefHeading___Toc9456_1024129965">
+          <w:hyperlink w:anchor="__RefHeading___Toc9436_1952650900">
             <w:r>
               <w:rPr>
                 <w:webHidden/>
@@ -454,7 +454,7 @@
             </w:tabs>
             <w:rPr/>
           </w:pPr>
-          <w:hyperlink w:anchor="__RefHeading___Toc9458_1024129965">
+          <w:hyperlink w:anchor="__RefHeading___Toc9438_1952650900">
             <w:r>
               <w:rPr>
                 <w:webHidden/>
@@ -475,7 +475,7 @@
             </w:tabs>
             <w:rPr/>
           </w:pPr>
-          <w:hyperlink w:anchor="__RefHeading___Toc9460_1024129965">
+          <w:hyperlink w:anchor="__RefHeading___Toc9440_1952650900">
             <w:r>
               <w:rPr>
                 <w:webHidden/>
@@ -496,7 +496,7 @@
             </w:tabs>
             <w:rPr/>
           </w:pPr>
-          <w:hyperlink w:anchor="__RefHeading___Toc9462_1024129965">
+          <w:hyperlink w:anchor="__RefHeading___Toc9442_1952650900">
             <w:r>
               <w:rPr>
                 <w:webHidden/>
@@ -517,7 +517,7 @@
             </w:tabs>
             <w:rPr/>
           </w:pPr>
-          <w:hyperlink w:anchor="__RefHeading___Toc9464_1024129965">
+          <w:hyperlink w:anchor="__RefHeading___Toc9444_1952650900">
             <w:r>
               <w:rPr>
                 <w:webHidden/>
@@ -538,7 +538,7 @@
             </w:tabs>
             <w:rPr/>
           </w:pPr>
-          <w:hyperlink w:anchor="__RefHeading___Toc9466_1024129965">
+          <w:hyperlink w:anchor="__RefHeading___Toc9446_1952650900">
             <w:r>
               <w:rPr>
                 <w:webHidden/>
@@ -559,7 +559,7 @@
             </w:tabs>
             <w:rPr/>
           </w:pPr>
-          <w:hyperlink w:anchor="__RefHeading___Toc9468_1024129965">
+          <w:hyperlink w:anchor="__RefHeading___Toc9448_1952650900">
             <w:r>
               <w:rPr>
                 <w:webHidden/>
@@ -580,7 +580,7 @@
             </w:tabs>
             <w:rPr/>
           </w:pPr>
-          <w:hyperlink w:anchor="__RefHeading___Toc9470_1024129965">
+          <w:hyperlink w:anchor="__RefHeading___Toc9450_1952650900">
             <w:r>
               <w:rPr>
                 <w:webHidden/>
@@ -601,7 +601,7 @@
             </w:tabs>
             <w:rPr/>
           </w:pPr>
-          <w:hyperlink w:anchor="__RefHeading___Toc9472_1024129965">
+          <w:hyperlink w:anchor="__RefHeading___Toc9452_1952650900">
             <w:r>
               <w:rPr>
                 <w:webHidden/>
@@ -622,7 +622,7 @@
             </w:tabs>
             <w:rPr/>
           </w:pPr>
-          <w:hyperlink w:anchor="__RefHeading___Toc9474_1024129965">
+          <w:hyperlink w:anchor="__RefHeading___Toc9454_1952650900">
             <w:r>
               <w:rPr>
                 <w:webHidden/>
@@ -643,7 +643,7 @@
             </w:tabs>
             <w:rPr/>
           </w:pPr>
-          <w:hyperlink w:anchor="__RefHeading___Toc9476_1024129965">
+          <w:hyperlink w:anchor="__RefHeading___Toc9456_1952650900">
             <w:r>
               <w:rPr>
                 <w:webHidden/>
@@ -664,7 +664,7 @@
             </w:tabs>
             <w:rPr/>
           </w:pPr>
-          <w:hyperlink w:anchor="__RefHeading___Toc9478_1024129965">
+          <w:hyperlink w:anchor="__RefHeading___Toc9458_1952650900">
             <w:r>
               <w:rPr>
                 <w:webHidden/>
@@ -685,7 +685,7 @@
             </w:tabs>
             <w:rPr/>
           </w:pPr>
-          <w:hyperlink w:anchor="__RefHeading___Toc9480_1024129965">
+          <w:hyperlink w:anchor="__RefHeading___Toc9460_1952650900">
             <w:r>
               <w:rPr>
                 <w:webHidden/>
@@ -706,7 +706,7 @@
             </w:tabs>
             <w:rPr/>
           </w:pPr>
-          <w:hyperlink w:anchor="__RefHeading___Toc9482_1024129965">
+          <w:hyperlink w:anchor="__RefHeading___Toc9462_1952650900">
             <w:r>
               <w:rPr>
                 <w:webHidden/>
@@ -727,7 +727,7 @@
             </w:tabs>
             <w:rPr/>
           </w:pPr>
-          <w:hyperlink w:anchor="__RefHeading___Toc9484_1024129965">
+          <w:hyperlink w:anchor="__RefHeading___Toc9464_1952650900">
             <w:r>
               <w:rPr>
                 <w:webHidden/>
@@ -748,7 +748,7 @@
             </w:tabs>
             <w:rPr/>
           </w:pPr>
-          <w:hyperlink w:anchor="__RefHeading___Toc9486_1024129965">
+          <w:hyperlink w:anchor="__RefHeading___Toc9466_1952650900">
             <w:r>
               <w:rPr>
                 <w:webHidden/>
@@ -769,7 +769,7 @@
             </w:tabs>
             <w:rPr/>
           </w:pPr>
-          <w:hyperlink w:anchor="__RefHeading___Toc9488_1024129965">
+          <w:hyperlink w:anchor="__RefHeading___Toc9468_1952650900">
             <w:r>
               <w:rPr>
                 <w:webHidden/>
@@ -790,7 +790,7 @@
             </w:tabs>
             <w:rPr/>
           </w:pPr>
-          <w:hyperlink w:anchor="__RefHeading___Toc9490_1024129965">
+          <w:hyperlink w:anchor="__RefHeading___Toc9470_1952650900">
             <w:r>
               <w:rPr>
                 <w:webHidden/>
@@ -811,7 +811,7 @@
             </w:tabs>
             <w:rPr/>
           </w:pPr>
-          <w:hyperlink w:anchor="__RefHeading___Toc9492_1024129965">
+          <w:hyperlink w:anchor="__RefHeading___Toc9472_1952650900">
             <w:r>
               <w:rPr>
                 <w:webHidden/>
@@ -832,7 +832,7 @@
             </w:tabs>
             <w:rPr/>
           </w:pPr>
-          <w:hyperlink w:anchor="__RefHeading___Toc9494_1024129965">
+          <w:hyperlink w:anchor="__RefHeading___Toc9474_1952650900">
             <w:r>
               <w:rPr>
                 <w:webHidden/>
@@ -853,7 +853,7 @@
             </w:tabs>
             <w:rPr/>
           </w:pPr>
-          <w:hyperlink w:anchor="__RefHeading___Toc9496_1024129965">
+          <w:hyperlink w:anchor="__RefHeading___Toc9476_1952650900">
             <w:r>
               <w:rPr>
                 <w:webHidden/>
@@ -874,7 +874,7 @@
             </w:tabs>
             <w:rPr/>
           </w:pPr>
-          <w:hyperlink w:anchor="__RefHeading___Toc9498_1024129965">
+          <w:hyperlink w:anchor="__RefHeading___Toc9478_1952650900">
             <w:r>
               <w:rPr>
                 <w:webHidden/>
@@ -895,7 +895,7 @@
             </w:tabs>
             <w:rPr/>
           </w:pPr>
-          <w:hyperlink w:anchor="__RefHeading___Toc9500_1024129965">
+          <w:hyperlink w:anchor="__RefHeading___Toc9480_1952650900">
             <w:r>
               <w:rPr>
                 <w:webHidden/>
@@ -916,7 +916,7 @@
             </w:tabs>
             <w:rPr/>
           </w:pPr>
-          <w:hyperlink w:anchor="__RefHeading___Toc9502_1024129965">
+          <w:hyperlink w:anchor="__RefHeading___Toc9482_1952650900">
             <w:r>
               <w:rPr>
                 <w:webHidden/>
@@ -937,7 +937,7 @@
             </w:tabs>
             <w:rPr/>
           </w:pPr>
-          <w:hyperlink w:anchor="__RefHeading___Toc9504_1024129965">
+          <w:hyperlink w:anchor="__RefHeading___Toc9484_1952650900">
             <w:r>
               <w:rPr>
                 <w:webHidden/>
@@ -958,7 +958,7 @@
             </w:tabs>
             <w:rPr/>
           </w:pPr>
-          <w:hyperlink w:anchor="__RefHeading___Toc9506_1024129965">
+          <w:hyperlink w:anchor="__RefHeading___Toc9486_1952650900">
             <w:r>
               <w:rPr>
                 <w:webHidden/>
@@ -979,7 +979,7 @@
             </w:tabs>
             <w:rPr/>
           </w:pPr>
-          <w:hyperlink w:anchor="__RefHeading___Toc9508_1024129965">
+          <w:hyperlink w:anchor="__RefHeading___Toc9488_1952650900">
             <w:r>
               <w:rPr>
                 <w:webHidden/>
@@ -1000,7 +1000,7 @@
             </w:tabs>
             <w:rPr/>
           </w:pPr>
-          <w:hyperlink w:anchor="__RefHeading___Toc9510_1024129965">
+          <w:hyperlink w:anchor="__RefHeading___Toc9490_1952650900">
             <w:r>
               <w:rPr>
                 <w:webHidden/>
@@ -1021,7 +1021,7 @@
             </w:tabs>
             <w:rPr/>
           </w:pPr>
-          <w:hyperlink w:anchor="__RefHeading___Toc9512_1024129965">
+          <w:hyperlink w:anchor="__RefHeading___Toc9492_1952650900">
             <w:r>
               <w:rPr>
                 <w:webHidden/>
@@ -1042,7 +1042,7 @@
             </w:tabs>
             <w:rPr/>
           </w:pPr>
-          <w:hyperlink w:anchor="__RefHeading___Toc9514_1024129965">
+          <w:hyperlink w:anchor="__RefHeading___Toc9494_1952650900">
             <w:r>
               <w:rPr>
                 <w:webHidden/>
@@ -1063,7 +1063,7 @@
             </w:tabs>
             <w:rPr/>
           </w:pPr>
-          <w:hyperlink w:anchor="__RefHeading___Toc9516_1024129965">
+          <w:hyperlink w:anchor="__RefHeading___Toc9496_1952650900">
             <w:r>
               <w:rPr>
                 <w:webHidden/>
@@ -1084,7 +1084,7 @@
             </w:tabs>
             <w:rPr/>
           </w:pPr>
-          <w:hyperlink w:anchor="__RefHeading___Toc9518_1024129965">
+          <w:hyperlink w:anchor="__RefHeading___Toc9498_1952650900">
             <w:r>
               <w:rPr>
                 <w:webHidden/>
@@ -1105,7 +1105,7 @@
             </w:tabs>
             <w:rPr/>
           </w:pPr>
-          <w:hyperlink w:anchor="__RefHeading___Toc9520_1024129965">
+          <w:hyperlink w:anchor="__RefHeading___Toc9500_1952650900">
             <w:r>
               <w:rPr>
                 <w:webHidden/>
@@ -1126,7 +1126,7 @@
             </w:tabs>
             <w:rPr/>
           </w:pPr>
-          <w:hyperlink w:anchor="__RefHeading___Toc9522_1024129965">
+          <w:hyperlink w:anchor="__RefHeading___Toc9502_1952650900">
             <w:r>
               <w:rPr>
                 <w:webHidden/>
@@ -3032,7 +3032,7 @@
         <w:spacing w:before="360" w:after="120"/>
         <w:rPr/>
       </w:pPr>
-      <w:bookmarkStart w:id="0" w:name="__RefHeading___Toc9430_1024129965"/>
+      <w:bookmarkStart w:id="0" w:name="__RefHeading___Toc9410_1952650900"/>
       <w:bookmarkStart w:id="1" w:name="document-information"/>
       <w:bookmarkEnd w:id="0"/>
       <w:r>
@@ -3625,7 +3625,7 @@
       <w:r>
         <w:br w:type="page"/>
       </w:r>
-      <w:bookmarkStart w:id="3" w:name="__RefHeading___Toc9432_1024129965"/>
+      <w:bookmarkStart w:id="3" w:name="__RefHeading___Toc9412_1952650900"/>
       <w:bookmarkEnd w:id="3"/>
       <w:r>
         <w:rPr>
@@ -4484,7 +4484,7 @@
       <w:r>
         <w:br w:type="page"/>
       </w:r>
-      <w:bookmarkStart w:id="5" w:name="__RefHeading___Toc9434_1024129965"/>
+      <w:bookmarkStart w:id="5" w:name="__RefHeading___Toc9414_1952650900"/>
       <w:bookmarkEnd w:id="5"/>
       <w:r>
         <w:rPr>
@@ -4640,7 +4640,7 @@
         <w:spacing w:before="360" w:after="120"/>
         <w:rPr/>
       </w:pPr>
-      <w:bookmarkStart w:id="7" w:name="__RefHeading___Toc9436_1024129965"/>
+      <w:bookmarkStart w:id="7" w:name="__RefHeading___Toc9416_1952650900"/>
       <w:bookmarkStart w:id="8" w:name="the-system"/>
       <w:bookmarkEnd w:id="7"/>
       <w:r>
@@ -4672,7 +4672,7 @@
         <w:spacing w:before="280" w:after="80"/>
         <w:rPr/>
       </w:pPr>
-      <w:bookmarkStart w:id="9" w:name="__RefHeading___Toc9438_1024129965"/>
+      <w:bookmarkStart w:id="9" w:name="__RefHeading___Toc9418_1952650900"/>
       <w:bookmarkStart w:id="10" w:name="what-it-is"/>
       <w:bookmarkEnd w:id="9"/>
       <w:r>
@@ -4724,7 +4724,7 @@
         <w:spacing w:before="200" w:after="80"/>
         <w:rPr/>
       </w:pPr>
-      <w:bookmarkStart w:id="11" w:name="__RefHeading___Toc9440_1024129965"/>
+      <w:bookmarkStart w:id="11" w:name="__RefHeading___Toc9420_1952650900"/>
       <w:bookmarkStart w:id="12" w:name="figure-1.1-the-bench"/>
       <w:bookmarkStart w:id="13" w:name="_Fig_1_The_bench"/>
       <w:bookmarkEnd w:id="11"/>
@@ -4846,7 +4846,7 @@
         <w:spacing w:before="280" w:after="80"/>
         <w:rPr/>
       </w:pPr>
-      <w:bookmarkStart w:id="14" w:name="__RefHeading___Toc9442_1024129965"/>
+      <w:bookmarkStart w:id="14" w:name="__RefHeading___Toc9422_1952650900"/>
       <w:bookmarkEnd w:id="14"/>
       <w:r>
         <w:rPr>
@@ -5487,7 +5487,7 @@
       <w:r>
         <w:br w:type="page"/>
       </w:r>
-      <w:bookmarkStart w:id="17" w:name="__RefHeading___Toc9444_1024129965"/>
+      <w:bookmarkStart w:id="17" w:name="__RefHeading___Toc9424_1952650900"/>
       <w:bookmarkEnd w:id="17"/>
       <w:r>
         <w:rPr>
@@ -5597,7 +5597,7 @@
         <w:spacing w:before="280" w:after="80"/>
         <w:rPr/>
       </w:pPr>
-      <w:bookmarkStart w:id="18" w:name="__RefHeading___Toc9446_1024129965"/>
+      <w:bookmarkStart w:id="18" w:name="__RefHeading___Toc9426_1952650900"/>
       <w:bookmarkStart w:id="19" w:name="the-stack-top-to-bottom"/>
       <w:bookmarkEnd w:id="18"/>
       <w:r>
@@ -6143,7 +6143,7 @@
         <w:spacing w:before="280" w:after="80"/>
         <w:rPr/>
       </w:pPr>
-      <w:bookmarkStart w:id="21" w:name="__RefHeading___Toc9448_1024129965"/>
+      <w:bookmarkStart w:id="21" w:name="__RefHeading___Toc9428_1952650900"/>
       <w:bookmarkStart w:id="22" w:name="what-the-host-sees"/>
       <w:bookmarkEnd w:id="21"/>
       <w:r>
@@ -6289,7 +6289,7 @@
         <w:spacing w:before="360" w:after="120"/>
         <w:rPr/>
       </w:pPr>
-      <w:bookmarkStart w:id="25" w:name="__RefHeading___Toc9450_1024129965"/>
+      <w:bookmarkStart w:id="25" w:name="__RefHeading___Toc9430_1952650900"/>
       <w:bookmarkStart w:id="26" w:name="the-harness"/>
       <w:bookmarkEnd w:id="25"/>
       <w:r>
@@ -6336,7 +6336,7 @@
         <w:spacing w:before="200" w:after="80"/>
         <w:rPr/>
       </w:pPr>
-      <w:bookmarkStart w:id="27" w:name="__RefHeading___Toc9452_1024129965"/>
+      <w:bookmarkStart w:id="27" w:name="__RefHeading___Toc9432_1952650900"/>
       <w:bookmarkStart w:id="28" w:name="figure-2.1-the-harness-block-map"/>
       <w:bookmarkStart w:id="29" w:name="_Fig_2_The_harness_block_ma"/>
       <w:bookmarkEnd w:id="27"/>
@@ -6508,7 +6508,7 @@
         <w:spacing w:before="280" w:after="80"/>
         <w:rPr/>
       </w:pPr>
-      <w:bookmarkStart w:id="30" w:name="__RefHeading___Toc9454_1024129965"/>
+      <w:bookmarkStart w:id="30" w:name="__RefHeading___Toc9434_1952650900"/>
       <w:bookmarkStart w:id="31" w:name="the-host-front-end-and-the-bridge"/>
       <w:bookmarkEnd w:id="30"/>
       <w:r>
@@ -6640,7 +6640,7 @@
         <w:spacing w:before="280" w:after="80"/>
         <w:rPr/>
       </w:pPr>
-      <w:bookmarkStart w:id="32" w:name="__RefHeading___Toc9456_1024129965"/>
+      <w:bookmarkStart w:id="32" w:name="__RefHeading___Toc9436_1952650900"/>
       <w:bookmarkStart w:id="33" w:name="the-harness-csr"/>
       <w:bookmarkEnd w:id="32"/>
       <w:r>
@@ -7480,7 +7480,7 @@
         <w:spacing w:before="280" w:after="80"/>
         <w:rPr/>
       </w:pPr>
-      <w:bookmarkStart w:id="35" w:name="__RefHeading___Toc9458_1024129965"/>
+      <w:bookmarkStart w:id="35" w:name="__RefHeading___Toc9438_1952650900"/>
       <w:bookmarkStart w:id="36" w:name="the-run-timer-and-the-verdict"/>
       <w:bookmarkEnd w:id="35"/>
       <w:r>
@@ -7703,7 +7703,7 @@
         <w:spacing w:before="280" w:after="80"/>
         <w:rPr/>
       </w:pPr>
-      <w:bookmarkStart w:id="37" w:name="__RefHeading___Toc9460_1024129965"/>
+      <w:bookmarkStart w:id="37" w:name="__RefHeading___Toc9440_1952650900"/>
       <w:bookmarkEnd w:id="37"/>
       <w:r>
         <w:rPr>
@@ -8092,7 +8092,7 @@
       <w:r>
         <w:br w:type="page"/>
       </w:r>
-      <w:bookmarkStart w:id="40" w:name="__RefHeading___Toc9462_1024129965"/>
+      <w:bookmarkStart w:id="40" w:name="__RefHeading___Toc9442_1952650900"/>
       <w:bookmarkEnd w:id="40"/>
       <w:r>
         <w:rPr>
@@ -8413,7 +8413,7 @@
         <w:spacing w:before="360" w:after="120"/>
         <w:rPr/>
       </w:pPr>
-      <w:bookmarkStart w:id="42" w:name="__RefHeading___Toc9464_1024129965"/>
+      <w:bookmarkStart w:id="42" w:name="__RefHeading___Toc9444_1952650900"/>
       <w:bookmarkStart w:id="43" w:name="the-address-map"/>
       <w:bookmarkEnd w:id="42"/>
       <w:r>
@@ -8531,7 +8531,7 @@
         <w:spacing w:before="200" w:after="80"/>
         <w:rPr/>
       </w:pPr>
-      <w:bookmarkStart w:id="44" w:name="__RefHeading___Toc9466_1024129965"/>
+      <w:bookmarkStart w:id="44" w:name="__RefHeading___Toc9446_1952650900"/>
       <w:bookmarkStart w:id="45" w:name="figure-2.2-host-address-map"/>
       <w:bookmarkStart w:id="46" w:name="_Fig_3_Host_address_map"/>
       <w:bookmarkEnd w:id="44"/>
@@ -8652,7 +8652,7 @@
         <w:spacing w:before="280" w:after="80"/>
         <w:rPr/>
       </w:pPr>
-      <w:bookmarkStart w:id="47" w:name="__RefHeading___Toc9468_1024129965"/>
+      <w:bookmarkStart w:id="47" w:name="__RefHeading___Toc9448_1952650900"/>
       <w:bookmarkStart w:id="48" w:name="bridge-slave-map"/>
       <w:bookmarkEnd w:id="47"/>
       <w:r>
@@ -11095,7 +11095,7 @@
         <w:spacing w:before="280" w:after="80"/>
         <w:rPr/>
       </w:pPr>
-      <w:bookmarkStart w:id="50" w:name="__RefHeading___Toc9470_1024129965"/>
+      <w:bookmarkStart w:id="50" w:name="__RefHeading___Toc9450_1952650900"/>
       <w:bookmarkEnd w:id="50"/>
       <w:r>
         <w:rPr>
@@ -15783,7 +15783,7 @@
       <w:r>
         <w:br w:type="page"/>
       </w:r>
-      <w:bookmarkStart w:id="53" w:name="__RefHeading___Toc9472_1024129965"/>
+      <w:bookmarkStart w:id="53" w:name="__RefHeading___Toc9452_1952650900"/>
       <w:bookmarkEnd w:id="53"/>
       <w:r>
         <w:rPr>
@@ -16065,7 +16065,7 @@
         <w:spacing w:before="360" w:after="120"/>
         <w:rPr/>
       </w:pPr>
-      <w:bookmarkStart w:id="55" w:name="__RefHeading___Toc9474_1024129965"/>
+      <w:bookmarkStart w:id="55" w:name="__RefHeading___Toc9454_1952650900"/>
       <w:bookmarkStart w:id="56" w:name="one-rtl-three-builds"/>
       <w:bookmarkEnd w:id="55"/>
       <w:r>
@@ -16097,7 +16097,7 @@
         <w:spacing w:before="280" w:after="80"/>
         <w:rPr/>
       </w:pPr>
-      <w:bookmarkStart w:id="57" w:name="__RefHeading___Toc9476_1024129965"/>
+      <w:bookmarkStart w:id="57" w:name="__RefHeading___Toc9456_1952650900"/>
       <w:bookmarkStart w:id="58" w:name="the-rule"/>
       <w:bookmarkEnd w:id="57"/>
       <w:r>
@@ -17128,7 +17128,7 @@
         <w:spacing w:before="200" w:after="80"/>
         <w:rPr/>
       </w:pPr>
-      <w:bookmarkStart w:id="60" w:name="__RefHeading___Toc9478_1024129965"/>
+      <w:bookmarkStart w:id="60" w:name="__RefHeading___Toc9458_1952650900"/>
       <w:bookmarkStart w:id="61" w:name="Xc226b0c44a2c50f0e553011facdd3c0f482dd71"/>
       <w:bookmarkStart w:id="62" w:name="_Fig_4_One_source_tree__thr"/>
       <w:bookmarkEnd w:id="60"/>
@@ -17250,7 +17250,7 @@
         <w:spacing w:before="280" w:after="80"/>
         <w:rPr/>
       </w:pPr>
-      <w:bookmarkStart w:id="63" w:name="__RefHeading___Toc9480_1024129965"/>
+      <w:bookmarkStart w:id="63" w:name="__RefHeading___Toc9460_1952650900"/>
       <w:bookmarkStart w:id="64" w:name="why-three-and-why-not-two"/>
       <w:bookmarkEnd w:id="63"/>
       <w:r>
@@ -17335,7 +17335,7 @@
         <w:spacing w:before="280" w:after="80"/>
         <w:rPr/>
       </w:pPr>
-      <w:bookmarkStart w:id="66" w:name="__RefHeading___Toc9482_1024129965"/>
+      <w:bookmarkStart w:id="66" w:name="__RefHeading___Toc9462_1952650900"/>
       <w:bookmarkStart w:id="67" w:name="what-the-builds-measured"/>
       <w:bookmarkEnd w:id="66"/>
       <w:r>
@@ -18539,7 +18539,7 @@
         <w:spacing w:before="280" w:after="80"/>
         <w:rPr/>
       </w:pPr>
-      <w:bookmarkStart w:id="69" w:name="__RefHeading___Toc9484_1024129965"/>
+      <w:bookmarkStart w:id="69" w:name="__RefHeading___Toc9464_1952650900"/>
       <w:bookmarkStart w:id="70" w:name="the-knobs-behind-the-rows"/>
       <w:bookmarkEnd w:id="69"/>
       <w:r>
@@ -20202,7 +20202,7 @@
         <w:spacing w:before="360" w:after="120"/>
         <w:rPr/>
       </w:pPr>
-      <w:bookmarkStart w:id="74" w:name="__RefHeading___Toc9486_1024129965"/>
+      <w:bookmarkStart w:id="74" w:name="__RefHeading___Toc9466_1952650900"/>
       <w:bookmarkStart w:id="75" w:name="host-tools-and-flow"/>
       <w:bookmarkEnd w:id="74"/>
       <w:r>
@@ -20234,7 +20234,7 @@
         <w:spacing w:before="280" w:after="80"/>
         <w:rPr/>
       </w:pPr>
-      <w:bookmarkStart w:id="76" w:name="__RefHeading___Toc9488_1024129965"/>
+      <w:bookmarkStart w:id="76" w:name="__RefHeading___Toc9468_1952650900"/>
       <w:bookmarkEnd w:id="76"/>
       <w:r>
         <w:rPr>
@@ -21319,7 +21319,7 @@
       <w:r>
         <w:br w:type="page"/>
       </w:r>
-      <w:bookmarkStart w:id="79" w:name="__RefHeading___Toc9490_1024129965"/>
+      <w:bookmarkStart w:id="79" w:name="__RefHeading___Toc9470_1952650900"/>
       <w:bookmarkEnd w:id="79"/>
       <w:r>
         <w:rPr>
@@ -22170,7 +22170,7 @@
         <w:spacing w:before="200" w:after="80"/>
         <w:rPr/>
       </w:pPr>
-      <w:bookmarkStart w:id="81" w:name="__RefHeading___Toc9492_1024129965"/>
+      <w:bookmarkStart w:id="81" w:name="__RefHeading___Toc9472_1952650900"/>
       <w:bookmarkStart w:id="82" w:name="Xd69c0e83a63449e03c27ce5d7596f669cc080e3"/>
       <w:bookmarkStart w:id="83" w:name="_Fig_5_What_each_build_meas"/>
       <w:bookmarkEnd w:id="81"/>
@@ -22291,7 +22291,7 @@
         <w:spacing w:before="280" w:after="80"/>
         <w:rPr/>
       </w:pPr>
-      <w:bookmarkStart w:id="84" w:name="__RefHeading___Toc9494_1024129965"/>
+      <w:bookmarkStart w:id="84" w:name="__RefHeading___Toc9474_1952650900"/>
       <w:bookmarkStart w:id="85" w:name="one-program-two-targets"/>
       <w:bookmarkEnd w:id="84"/>
       <w:r>
@@ -22364,7 +22364,7 @@
         <w:spacing w:before="280" w:after="80"/>
         <w:rPr/>
       </w:pPr>
-      <w:bookmarkStart w:id="87" w:name="__RefHeading___Toc9496_1024129965"/>
+      <w:bookmarkStart w:id="87" w:name="__RefHeading___Toc9476_1952650900"/>
       <w:bookmarkStart w:id="88" w:name="where-the-results-go"/>
       <w:bookmarkEnd w:id="87"/>
       <w:r>
@@ -23272,7 +23272,7 @@
         <w:spacing w:before="360" w:after="120"/>
         <w:rPr/>
       </w:pPr>
-      <w:bookmarkStart w:id="92" w:name="__RefHeading___Toc9498_1024129965"/>
+      <w:bookmarkStart w:id="92" w:name="__RefHeading___Toc9478_1952650900"/>
       <w:bookmarkEnd w:id="92"/>
       <w:r>
         <w:rPr>
@@ -23337,7 +23337,7 @@
         <w:spacing w:before="280" w:after="80"/>
         <w:rPr/>
       </w:pPr>
-      <w:bookmarkStart w:id="93" w:name="__RefHeading___Toc9500_1024129965"/>
+      <w:bookmarkStart w:id="93" w:name="__RefHeading___Toc9480_1952650900"/>
       <w:bookmarkStart w:id="94" w:name="the-stream-g-build"/>
       <w:bookmarkEnd w:id="93"/>
       <w:r>
@@ -23605,7 +23605,7 @@
         <w:spacing w:before="200" w:after="80"/>
         <w:rPr/>
       </w:pPr>
-      <w:bookmarkStart w:id="95" w:name="__RefHeading___Toc9502_1024129965"/>
+      <w:bookmarkStart w:id="95" w:name="__RefHeading___Toc9482_1952650900"/>
       <w:bookmarkStart w:id="96" w:name="X011e7dd3c447cc524bf276a9bf79e615ec4f16d"/>
       <w:bookmarkStart w:id="97" w:name="_Fig_6_The_stream_g_DUT_in_"/>
       <w:bookmarkEnd w:id="95"/>
@@ -23817,7 +23817,7 @@
         <w:spacing w:before="280" w:after="80"/>
         <w:rPr/>
       </w:pPr>
-      <w:bookmarkStart w:id="98" w:name="__RefHeading___Toc9504_1024129965"/>
+      <w:bookmarkStart w:id="98" w:name="__RefHeading___Toc9484_1952650900"/>
       <w:bookmarkStart w:id="99" w:name="the-two-bitstreams"/>
       <w:bookmarkEnd w:id="98"/>
       <w:r>
@@ -26176,7 +26176,7 @@
         <w:spacing w:before="280" w:after="80"/>
         <w:rPr/>
       </w:pPr>
-      <w:bookmarkStart w:id="102" w:name="__RefHeading___Toc9506_1024129965"/>
+      <w:bookmarkStart w:id="102" w:name="__RefHeading___Toc9486_1952650900"/>
       <w:bookmarkStart w:id="103" w:name="the-first-stream-g-bitstream"/>
       <w:bookmarkEnd w:id="102"/>
       <w:r>
@@ -26301,7 +26301,7 @@
         <w:spacing w:before="280" w:after="80"/>
         <w:rPr/>
       </w:pPr>
-      <w:bookmarkStart w:id="104" w:name="__RefHeading___Toc9508_1024129965"/>
+      <w:bookmarkStart w:id="104" w:name="__RefHeading___Toc9488_1952650900"/>
       <w:bookmarkStart w:id="105" w:name="how-the-two-designs-were-compared"/>
       <w:bookmarkEnd w:id="104"/>
       <w:r>
@@ -26496,7 +26496,7 @@
         <w:spacing w:before="200" w:after="80"/>
         <w:rPr/>
       </w:pPr>
-      <w:bookmarkStart w:id="106" w:name="__RefHeading___Toc9510_1024129965"/>
+      <w:bookmarkStart w:id="106" w:name="__RefHeading___Toc9490_1952650900"/>
       <w:bookmarkStart w:id="107" w:name="figure-5.2-the-ab-end-to-end"/>
       <w:bookmarkStart w:id="108" w:name="_Fig_7_The_A_B__end_to_end"/>
       <w:bookmarkEnd w:id="106"/>
@@ -26611,7 +26611,7 @@
         <w:spacing w:before="200" w:after="80"/>
         <w:rPr/>
       </w:pPr>
-      <w:bookmarkStart w:id="109" w:name="__RefHeading___Toc9512_1024129965"/>
+      <w:bookmarkStart w:id="109" w:name="__RefHeading___Toc9492_1952650900"/>
       <w:bookmarkStart w:id="110" w:name="the-simulation-against-the-board"/>
       <w:bookmarkEnd w:id="109"/>
       <w:r>
@@ -26655,40 +26655,40 @@
         <w:rPr>
           <w:sz w:val="20"/>
         </w:rPr>
-        <w:t>; a first pass had taken the package default and built the in-core monitors in, which is not this bitstream), reproduces the board. On STREAM the first chunk run both ways is the board to the cycle on all eight points (233, 310, 559, 1,071, 2,095, 4,143, 8,239, 16,431 for the lone channel’s chains from 8 to 1,024 beats). On stream-g the traced run of the lone channel’s 16-descriptor chains gives 688 / 1,900 / 1,739 / 2,410 cycles at 16 / 32 / 64 / 128 beats against the board’s 684 / 1,890 / 1,737 / 2,409, and the residue is the design’s own run-to-run spread: the firmware’s poll loop runs free of the host, so where a hart’s pass stands when the kick lands decides whether a chain opens on an in-place advance or on a COMPLETE / NEXT_DESC walk, one walk being about 170 cycles (the board itself gave 1,737 and 1,911-1,935 for the same 64-beat point on different runs, with identical first-read to last-read spans). The simulation trace of channel 0’s scheduler (</w:t>
+        <w:t>; a first pass had taken the package default and built the in-core monitors in, which is not this bitstream), reproduces the board. The full three-profile campaign on both designs (</w:t>
       </w:r>
       <w:r>
         <w:rPr>
           <w:rStyle w:val="VerbatimChar"/>
           <w:sz w:val="20"/>
         </w:rPr>
-        <w:t>bin/sched_trace_timeline.py</w:t>
+        <w:t>make sim-gcompare | sim-gscale | sim-gscale1</w:t>
       </w:r>
       <w:r>
         <w:rPr>
           <w:sz w:val="20"/>
         </w:rPr>
-        <w:t xml:space="preserve">, </w:t>
+        <w:t xml:space="preserve">, 40 cells, </w:t>
       </w:r>
       <w:r>
         <w:rPr>
           <w:rStyle w:val="VerbatimChar"/>
           <w:sz w:val="20"/>
         </w:rPr>
-        <w:t>results/task021_trace_2026-10-24_g.jsonl</w:t>
+        <w:t>results/sim/</w:t>
       </w:r>
       <w:r>
         <w:rPr>
           <w:sz w:val="20"/>
         </w:rPr>
-        <w:t>) is what settled the mechanism behind Table 5.5’s one-channel chain column, recorded under stream TASK-021: from 32 beats up every second chained head is staged after the running descriptor’s last read and walks instead of advancing in place, a 216-cycle pair whatever the size, until the data itself outlasts the firmware’s 26-to-106-cycle reaction above about 96 beats. The full three-profile campaign on both designs (</w:t>
+        <w:t>), on the 2026-10-25 bitstreams: on STREAM all 96 points are the board to the cycle; on stream-g 2 of 96 are identical and the rest differ by 16 cycles on average and 51 at most. That residue is the design’s own: the firmware’s poll loop runs free of the host, so where a hart’s pass stands when a kick lands moves the count by up to a pass. On the first image the same campaign gave 24 cycles on average and 190 at most, one whole COMPLETE / NEXT_DESC walk, because that image’s one-slot poll tested the chain hook only on a pass’s first HEAD_SUM read and a chained head opened mid-pass by the in-place advance fell to JUDGE; the simulation trace of channel 0’s scheduler (</w:t>
       </w:r>
       <w:r>
         <w:rPr>
           <w:rStyle w:val="VerbatimChar"/>
           <w:sz w:val="20"/>
         </w:rPr>
-        <w:t>make sim-gcompare | sim-gscale | sim-gscale1</w:t>
+        <w:t>bin/sched_trace_timeline.py</w:t>
       </w:r>
       <w:r>
         <w:rPr>
@@ -26701,13 +26701,13 @@
           <w:rStyle w:val="VerbatimChar"/>
           <w:sz w:val="20"/>
         </w:rPr>
-        <w:t>results/sim/</w:t>
+        <w:t>results/task021_trace_2026-10-24_g.jsonl</w:t>
       </w:r>
       <w:r>
         <w:rPr>
           <w:sz w:val="20"/>
         </w:rPr>
-        <w:t>): on STREAM all 96 points are the board to the cycle; on stream-g 3 of 96 are identical and the rest differ by 24 cycles on average and 190 at most, every one of them a poll-phase effect, with the largest on the lone channel’s short chains. The reason the firmware’s reaction varies that much is in the one-slot poll of the image stream-g shared with rapids-g on that day: a chained head that opens after the pass’s first HEAD_SUM read is routed to the full JUDGE path instead of the four- instruction chain hook, and in stream-g a chained head opens at the hardware’s in-place advance, out of phase with the pass, where in rapids-g it opens at the firmware’s own take (TASK-021).</w:t>
+        <w:t>) is what found it, and STREAM’s own firmware tests the hook on both reads (stream TASK-021: lone channel, 16-descriptor chains at 16 / 32 / 64 / 128 beats, board 704 / 1,126 / 1,319 / 2,199 cycles, simulation 688 / 1,132 / 1,312 / 2,196).</w:t>
       </w:r>
       <w:bookmarkEnd w:id="105"/>
       <w:bookmarkEnd w:id="110"/>
@@ -26724,7 +26724,7 @@
         <w:spacing w:before="280" w:after="80"/>
         <w:rPr/>
       </w:pPr>
-      <w:bookmarkStart w:id="111" w:name="__RefHeading___Toc9514_1024129965"/>
+      <w:bookmarkStart w:id="111" w:name="__RefHeading___Toc9494_1952650900"/>
       <w:bookmarkEnd w:id="111"/>
       <w:r>
         <w:rPr>
@@ -36143,7 +36143,7 @@
       <w:r>
         <w:br w:type="page"/>
       </w:r>
-      <w:bookmarkStart w:id="114" w:name="__RefHeading___Toc9516_1024129965"/>
+      <w:bookmarkStart w:id="114" w:name="__RefHeading___Toc9496_1952650900"/>
       <w:bookmarkEnd w:id="114"/>
       <w:r>
         <w:rPr>
@@ -38532,7 +38532,7 @@
       <w:r>
         <w:br w:type="page"/>
       </w:r>
-      <w:bookmarkStart w:id="116" w:name="__RefHeading___Toc9518_1024129965"/>
+      <w:bookmarkStart w:id="116" w:name="__RefHeading___Toc9498_1952650900"/>
       <w:bookmarkEnd w:id="116"/>
       <w:r>
         <w:rPr>
@@ -42993,7 +42993,7 @@
         <w:spacing w:before="280" w:after="80"/>
         <w:rPr/>
       </w:pPr>
-      <w:bookmarkStart w:id="119" w:name="__RefHeading___Toc9520_1024129965"/>
+      <w:bookmarkStart w:id="119" w:name="__RefHeading___Toc9500_1952650900"/>
       <w:bookmarkEnd w:id="119"/>
       <w:r>
         <w:rPr>
@@ -43871,7 +43871,7 @@
       <w:r>
         <w:br w:type="page"/>
       </w:r>
-      <w:bookmarkStart w:id="122" w:name="__RefHeading___Toc9522_1024129965"/>
+      <w:bookmarkStart w:id="122" w:name="__RefHeading___Toc9502_1952650900"/>
       <w:bookmarkEnd w:id="122"/>
       <w:r>
         <w:rPr>
